--- a/Project Design Book - Submitted (v2).docx
+++ b/Project Design Book - Submitted (v2).docx
@@ -313,30 +313,8 @@
         <w:rPr>
           <w:rFonts w:ascii="Times New Roman" w:hAnsi="Times New Roman" w:cs="Times New Roman"/>
         </w:rPr>
-        <w:t xml:space="preserve">Tutor: </w:t>
-      </w:r>
-      <w:proofErr w:type="spellStart"/>
-      <w:r>
-        <w:rPr>
-          <w:rFonts w:ascii="Times New Roman" w:hAnsi="Times New Roman" w:cs="Times New Roman"/>
-        </w:rPr>
-        <w:t>Raihaneh</w:t>
-      </w:r>
-      <w:proofErr w:type="spellEnd"/>
-      <w:r>
-        <w:rPr>
-          <w:rFonts w:ascii="Times New Roman" w:hAnsi="Times New Roman" w:cs="Times New Roman"/>
-        </w:rPr>
-        <w:t xml:space="preserve"> </w:t>
-      </w:r>
-      <w:proofErr w:type="spellStart"/>
-      <w:r>
-        <w:rPr>
-          <w:rFonts w:ascii="Times New Roman" w:hAnsi="Times New Roman" w:cs="Times New Roman"/>
-        </w:rPr>
-        <w:t>Aghaie</w:t>
-      </w:r>
-      <w:proofErr w:type="spellEnd"/>
+        <w:t>Tutor: Raihaneh Aghaie</w:t>
+      </w:r>
     </w:p>
     <w:p>
       <w:pPr>
@@ -3021,21 +2999,7 @@
         <w:rPr>
           <w:rFonts w:ascii="Times New Roman" w:hAnsi="Times New Roman" w:cs="Times New Roman" w:hint="eastAsia"/>
         </w:rPr>
-        <w:t xml:space="preserve">The main dataset for this project is about hospitalised injuries from road crashes in Australia from 2011 to 2021. The Bureau of Infrastructure, Transport, Regional Development, Communications and the Arts (BITRE) </w:t>
-      </w:r>
-      <w:proofErr w:type="gramStart"/>
-      <w:r>
-        <w:rPr>
-          <w:rFonts w:ascii="Times New Roman" w:hAnsi="Times New Roman" w:cs="Times New Roman" w:hint="eastAsia"/>
-        </w:rPr>
-        <w:t>publishes</w:t>
-      </w:r>
-      <w:proofErr w:type="gramEnd"/>
-      <w:r>
-        <w:rPr>
-          <w:rFonts w:ascii="Times New Roman" w:hAnsi="Times New Roman" w:cs="Times New Roman" w:hint="eastAsia"/>
-        </w:rPr>
-        <w:t xml:space="preserve"> it. </w:t>
+        <w:t xml:space="preserve">The main dataset for this project is about hospitalised injuries from road crashes in Australia from 2011 to 2021. The Bureau of Infrastructure, Transport, Regional Development, Communications and the Arts (BITRE) publishes it. </w:t>
       </w:r>
       <w:r>
         <w:rPr>
@@ -4270,7 +4234,6 @@
         </w:rPr>
         <w:t>“</w:t>
       </w:r>
-      <w:proofErr w:type="spellStart"/>
       <w:r>
         <w:rPr>
           <w:rFonts w:ascii="Times New Roman" w:hAnsi="Times New Roman" w:cs="Times New Roman" w:hint="eastAsia"/>
@@ -4279,7 +4242,6 @@
         </w:rPr>
         <w:t>n.p.</w:t>
       </w:r>
-      <w:proofErr w:type="spellEnd"/>
       <w:r>
         <w:rPr>
           <w:rFonts w:ascii="Times New Roman" w:hAnsi="Times New Roman" w:cs="Times New Roman"/>
@@ -4438,21 +4400,7 @@
         <w:rPr>
           <w:rFonts w:ascii="Times New Roman" w:hAnsi="Times New Roman" w:cs="Times New Roman" w:hint="eastAsia"/>
         </w:rPr>
-        <w:t xml:space="preserve"> The tables only show the groupings made by the </w:t>
-      </w:r>
-      <w:proofErr w:type="gramStart"/>
-      <w:r>
-        <w:rPr>
-          <w:rFonts w:ascii="Times New Roman" w:hAnsi="Times New Roman" w:cs="Times New Roman" w:hint="eastAsia"/>
-        </w:rPr>
-        <w:t>source,</w:t>
-      </w:r>
-      <w:proofErr w:type="gramEnd"/>
-      <w:r>
-        <w:rPr>
-          <w:rFonts w:ascii="Times New Roman" w:hAnsi="Times New Roman" w:cs="Times New Roman" w:hint="eastAsia"/>
-        </w:rPr>
-        <w:t xml:space="preserve"> </w:t>
+        <w:t xml:space="preserve"> The tables only show the groupings made by the source, </w:t>
       </w:r>
       <w:r>
         <w:rPr>
@@ -4529,14 +4477,12 @@
         </w:rPr>
         <w:t>“</w:t>
       </w:r>
-      <w:proofErr w:type="spellStart"/>
       <w:r>
         <w:rPr>
           <w:rFonts w:ascii="Times New Roman" w:hAnsi="Times New Roman" w:cs="Times New Roman" w:hint="eastAsia"/>
         </w:rPr>
         <w:t>n.p.</w:t>
       </w:r>
-      <w:proofErr w:type="spellEnd"/>
       <w:r>
         <w:rPr>
           <w:rFonts w:ascii="Times New Roman" w:hAnsi="Times New Roman" w:cs="Times New Roman"/>
@@ -4833,25 +4779,13 @@
                 <w:szCs w:val="18"/>
               </w:rPr>
             </w:pPr>
-            <w:proofErr w:type="spellStart"/>
-            <w:proofErr w:type="gramStart"/>
             <w:r>
               <w:rPr>
                 <w:rFonts w:ascii="Times New Roman" w:hAnsi="Times New Roman" w:cs="Times New Roman" w:hint="eastAsia"/>
                 <w:sz w:val="18"/>
                 <w:szCs w:val="18"/>
               </w:rPr>
-              <w:t>Lets</w:t>
-            </w:r>
-            <w:proofErr w:type="spellEnd"/>
-            <w:proofErr w:type="gramEnd"/>
-            <w:r>
-              <w:rPr>
-                <w:rFonts w:ascii="Times New Roman" w:hAnsi="Times New Roman" w:cs="Times New Roman" w:hint="eastAsia"/>
-                <w:sz w:val="18"/>
-                <w:szCs w:val="18"/>
-              </w:rPr>
-              <w:t xml:space="preserve"> us see </w:t>
+              <w:t xml:space="preserve">Lets us see </w:t>
             </w:r>
             <w:r>
               <w:rPr>
@@ -6275,21 +6209,7 @@
         <w:rPr>
           <w:rFonts w:ascii="Times New Roman" w:hAnsi="Times New Roman" w:cs="Times New Roman"/>
         </w:rPr>
-        <w:t xml:space="preserve">We used the Column </w:t>
-      </w:r>
-      <w:proofErr w:type="spellStart"/>
-      <w:r>
-        <w:rPr>
-          <w:rFonts w:ascii="Times New Roman" w:hAnsi="Times New Roman" w:cs="Times New Roman"/>
-        </w:rPr>
-        <w:t>Renamer</w:t>
-      </w:r>
-      <w:proofErr w:type="spellEnd"/>
-      <w:r>
-        <w:rPr>
-          <w:rFonts w:ascii="Times New Roman" w:hAnsi="Times New Roman" w:cs="Times New Roman"/>
-        </w:rPr>
-        <w:t xml:space="preserve"> node </w:t>
+        <w:t xml:space="preserve">We used the Column Renamer node </w:t>
       </w:r>
       <w:r>
         <w:rPr>
@@ -6606,21 +6526,7 @@
         <w:rPr>
           <w:rFonts w:ascii="Times New Roman" w:hAnsi="Times New Roman" w:cs="Times New Roman"/>
         </w:rPr>
-        <w:t xml:space="preserve">We used the </w:t>
-      </w:r>
-      <w:proofErr w:type="spellStart"/>
-      <w:r>
-        <w:rPr>
-          <w:rFonts w:ascii="Times New Roman" w:hAnsi="Times New Roman" w:cs="Times New Roman"/>
-        </w:rPr>
-        <w:t>GroupBy</w:t>
-      </w:r>
-      <w:proofErr w:type="spellEnd"/>
-      <w:r>
-        <w:rPr>
-          <w:rFonts w:ascii="Times New Roman" w:hAnsi="Times New Roman" w:cs="Times New Roman"/>
-        </w:rPr>
-        <w:t xml:space="preserve"> node to sum hospitalisations across states for each year.</w:t>
+        <w:t>We used the GroupBy node to sum hospitalisations across states for each year.</w:t>
       </w:r>
     </w:p>
     <w:p>
@@ -6694,21 +6600,7 @@
           <w:rFonts w:ascii="Times New Roman" w:hAnsi="Times New Roman" w:cs="Times New Roman"/>
         </w:rPr>
         <w:tab/>
-        <w:t>Some cells in the original files contained “</w:t>
-      </w:r>
-      <w:proofErr w:type="spellStart"/>
-      <w:r>
-        <w:rPr>
-          <w:rFonts w:ascii="Times New Roman" w:hAnsi="Times New Roman" w:cs="Times New Roman"/>
-        </w:rPr>
-        <w:t>n.p.</w:t>
-      </w:r>
-      <w:proofErr w:type="spellEnd"/>
-      <w:r>
-        <w:rPr>
-          <w:rFonts w:ascii="Times New Roman" w:hAnsi="Times New Roman" w:cs="Times New Roman"/>
-        </w:rPr>
-        <w:t xml:space="preserve">”. This means the value </w:t>
+        <w:t xml:space="preserve">Some cells in the original files contained “n.p.”. This means the value </w:t>
       </w:r>
       <w:r>
         <w:rPr>
@@ -7687,21 +7579,7 @@
         <w:rPr>
           <w:rFonts w:ascii="Times New Roman" w:hAnsi="Times New Roman" w:cs="Times New Roman" w:hint="eastAsia"/>
         </w:rPr>
-        <w:t xml:space="preserve">The 2020 peak may </w:t>
-      </w:r>
-      <w:proofErr w:type="gramStart"/>
-      <w:r>
-        <w:rPr>
-          <w:rFonts w:ascii="Times New Roman" w:hAnsi="Times New Roman" w:cs="Times New Roman" w:hint="eastAsia"/>
-        </w:rPr>
-        <w:t>related</w:t>
-      </w:r>
-      <w:proofErr w:type="gramEnd"/>
-      <w:r>
-        <w:rPr>
-          <w:rFonts w:ascii="Times New Roman" w:hAnsi="Times New Roman" w:cs="Times New Roman" w:hint="eastAsia"/>
-        </w:rPr>
-        <w:t xml:space="preserve"> to changes in travel patterns during the COVID-19 pandemic. </w:t>
+        <w:t xml:space="preserve">The 2020 peak may related to changes in travel patterns during the COVID-19 pandemic. </w:t>
       </w:r>
       <w:r>
         <w:rPr>
@@ -9369,14 +9247,12 @@
         </w:rPr>
         <w:t>“</w:t>
       </w:r>
-      <w:proofErr w:type="spellStart"/>
       <w:r>
         <w:rPr>
           <w:rFonts w:ascii="Times New Roman" w:hAnsi="Times New Roman" w:cs="Times New Roman" w:hint="eastAsia"/>
         </w:rPr>
         <w:t>n.p.</w:t>
       </w:r>
-      <w:proofErr w:type="spellEnd"/>
       <w:r>
         <w:rPr>
           <w:rFonts w:ascii="Times New Roman" w:hAnsi="Times New Roman" w:cs="Times New Roman"/>
@@ -9401,14 +9277,12 @@
         </w:rPr>
         <w:t>“</w:t>
       </w:r>
-      <w:proofErr w:type="spellStart"/>
       <w:r>
         <w:rPr>
           <w:rFonts w:ascii="Times New Roman" w:hAnsi="Times New Roman" w:cs="Times New Roman" w:hint="eastAsia"/>
         </w:rPr>
         <w:t>n.p.</w:t>
       </w:r>
-      <w:proofErr w:type="spellEnd"/>
       <w:r>
         <w:rPr>
           <w:rFonts w:ascii="Times New Roman" w:hAnsi="Times New Roman" w:cs="Times New Roman"/>
@@ -9641,433 +9515,350 @@
     <w:p>
       <w:pPr>
         <w:rPr>
-          <w:rFonts w:ascii="Times New Roman" w:hAnsi="Times New Roman" w:cs="Times New Roman"/>
-        </w:rPr>
-      </w:pPr>
-      <w:r>
-        <w:rPr>
-          <w:rFonts w:ascii="Times New Roman" w:hAnsi="Times New Roman" w:cs="Times New Roman"/>
-        </w:rPr>
-        <w:t>The website will follow a single-page scrolling layout with a fixed navigation bar at the top. The navigation bar will contain four sections: Introduction, Trends, Breakdown, and About. Clicking each link will smoothly scroll the user to the relevant section of the page. This structure keeps the experience simple and linear, guiding users through a data story rather than presenting an open dashboard.</w:t>
-      </w:r>
-    </w:p>
-    <w:p>
-      <w:pPr>
-        <w:rPr>
-          <w:rFonts w:ascii="Times New Roman" w:hAnsi="Times New Roman" w:cs="Times New Roman"/>
+          <w:rFonts w:ascii="Times New Roman" w:hAnsi="Times New Roman" w:cs="Times New Roman" w:hint="eastAsia"/>
+        </w:rPr>
+      </w:pPr>
+      <w:r>
+        <w:rPr>
+          <w:rFonts w:ascii="Times New Roman" w:hAnsi="Times New Roman" w:cs="Times New Roman"/>
+        </w:rPr>
+        <w:t>Th</w:t>
+      </w:r>
+      <w:r>
+        <w:rPr>
+          <w:rFonts w:ascii="Times New Roman" w:hAnsi="Times New Roman" w:cs="Times New Roman" w:hint="eastAsia"/>
+        </w:rPr>
+        <w:t xml:space="preserve">is website uses a sidebar navigation menu on the left side of the page. This menu contains seven sections: Overview, Annual Trends, Age Groups, Remoteness, Road Users, States Map, and Quia &amp; Feedback. When a user clicks </w:t>
+      </w:r>
+      <w:r>
+        <w:rPr>
+          <w:rFonts w:ascii="Times New Roman" w:hAnsi="Times New Roman" w:cs="Times New Roman" w:hint="eastAsia"/>
+        </w:rPr>
+        <w:t>on any item in the sidebar, only that page is shown. All other pages are hidden. This keeps the page clean and helps users focus on one thing at a time.</w:t>
+      </w:r>
+    </w:p>
+    <w:p>
+      <w:pPr>
+        <w:rPr>
+          <w:rFonts w:ascii="Times New Roman" w:hAnsi="Times New Roman" w:cs="Times New Roman" w:hint="eastAsia"/>
           <w:b/>
           <w:bCs/>
         </w:rPr>
       </w:pPr>
       <w:r>
         <w:rPr>
-          <w:rFonts w:ascii="Times New Roman" w:hAnsi="Times New Roman" w:cs="Times New Roman"/>
+          <w:rFonts w:ascii="Times New Roman" w:hAnsi="Times New Roman" w:cs="Times New Roman" w:hint="eastAsia"/>
           <w:b/>
           <w:bCs/>
         </w:rPr>
-        <w:t>Wireframe Layout</w:t>
-      </w:r>
-    </w:p>
-    <w:p>
-      <w:pPr>
-        <w:rPr>
-          <w:rFonts w:ascii="Times New Roman" w:hAnsi="Times New Roman" w:cs="Times New Roman"/>
-        </w:rPr>
-      </w:pPr>
-      <w:r>
-        <w:rPr>
-          <w:rFonts w:ascii="Times New Roman" w:hAnsi="Times New Roman" w:cs="Times New Roman"/>
-        </w:rPr>
-        <w:t>The page will be structured top to bottom as follows:</w:t>
-      </w:r>
-    </w:p>
-    <w:p>
-      <w:pPr>
-        <w:rPr>
-          <w:rFonts w:ascii="Times New Roman" w:hAnsi="Times New Roman" w:cs="Times New Roman"/>
-        </w:rPr>
-      </w:pPr>
-      <w:r>
+        <w:t>--- Why We Chose This Design ---</w:t>
+      </w:r>
+    </w:p>
+    <w:p>
+      <w:pPr>
+        <w:rPr>
+          <w:rFonts w:ascii="Times New Roman" w:hAnsi="Times New Roman" w:cs="Times New Roman"/>
+        </w:rPr>
+      </w:pPr>
+      <w:r>
+        <w:rPr>
+          <w:rFonts w:ascii="Times New Roman" w:hAnsi="Times New Roman" w:cs="Times New Roman" w:hint="eastAsia"/>
+        </w:rPr>
+        <w:t xml:space="preserve">During our user testing, </w:t>
+      </w:r>
+      <w:r>
+        <w:rPr>
+          <w:rFonts w:ascii="Times New Roman" w:hAnsi="Times New Roman" w:cs="Times New Roman"/>
+        </w:rPr>
+        <w:t>people</w:t>
+      </w:r>
+      <w:r>
+        <w:rPr>
+          <w:rFonts w:ascii="Times New Roman" w:hAnsi="Times New Roman" w:cs="Times New Roman" w:hint="eastAsia"/>
+        </w:rPr>
+        <w:t xml:space="preserve"> told us the original layout messy. There were too many charts on one page, and they </w:t>
+      </w:r>
+      <w:r>
+        <w:rPr>
+          <w:rFonts w:ascii="Times New Roman" w:hAnsi="Times New Roman" w:cs="Times New Roman" w:hint="eastAsia"/>
+        </w:rPr>
+        <w:t>did not know where to start. By splitting the content into separate pages, users can explore one topic at a time. This matches how people naturally learn - step by step</w:t>
+      </w:r>
+      <w:r>
+        <w:rPr>
+          <w:rFonts w:ascii="Times New Roman" w:hAnsi="Times New Roman" w:cs="Times New Roman" w:hint="eastAsia"/>
+        </w:rPr>
+        <w:t>.</w:t>
+      </w:r>
+    </w:p>
+    <w:p>
+      <w:pPr>
+        <w:rPr>
+          <w:rFonts w:ascii="Times New Roman" w:hAnsi="Times New Roman" w:cs="Times New Roman"/>
+        </w:rPr>
+      </w:pPr>
+    </w:p>
+    <w:p>
+      <w:pPr>
         <w:rPr>
           <w:rFonts w:ascii="Times New Roman" w:hAnsi="Times New Roman" w:cs="Times New Roman"/>
           <w:b/>
           <w:bCs/>
         </w:rPr>
-        <w:t>Navigation Bar</w:t>
-      </w:r>
-      <w:r>
-        <w:rPr>
-          <w:rFonts w:ascii="Times New Roman" w:hAnsi="Times New Roman" w:cs="Times New Roman"/>
-        </w:rPr>
-        <w:t>-</w:t>
-      </w:r>
-      <w:r>
-        <w:rPr>
-          <w:rFonts w:ascii="Times New Roman" w:hAnsi="Times New Roman" w:cs="Times New Roman"/>
-        </w:rPr>
-        <w:t xml:space="preserve"> Fixed at the top. Contains the project title on the left and the four navigation links on the right.</w:t>
-      </w:r>
-    </w:p>
-    <w:p>
-      <w:pPr>
-        <w:rPr>
-          <w:rFonts w:ascii="Times New Roman" w:hAnsi="Times New Roman" w:cs="Times New Roman"/>
-        </w:rPr>
-      </w:pPr>
-      <w:r>
-        <w:rPr>
-          <w:rFonts w:ascii="Times New Roman" w:hAnsi="Times New Roman" w:cs="Times New Roman"/>
+      </w:pPr>
+      <w:r>
+        <w:rPr>
+          <w:rFonts w:ascii="Times New Roman" w:hAnsi="Times New Roman" w:cs="Times New Roman" w:hint="eastAsia"/>
           <w:b/>
           <w:bCs/>
         </w:rPr>
-        <w:t>Hero / Introduction Section</w:t>
-      </w:r>
-      <w:r>
-        <w:rPr>
-          <w:rFonts w:ascii="Times New Roman" w:hAnsi="Times New Roman" w:cs="Times New Roman"/>
-        </w:rPr>
-        <w:t xml:space="preserve">- </w:t>
-      </w:r>
-      <w:r>
-        <w:rPr>
-          <w:rFonts w:ascii="Times New Roman" w:hAnsi="Times New Roman" w:cs="Times New Roman"/>
-        </w:rPr>
-        <w:t>A full-width panel with a short background paragraph and three key statistic callouts (approximately 45,000 hospitalisations per year nationally; First Nations peoples hospitalised at approximately three times the rate of non-Indigenous Australians). This section sets context before the user sees any charts.</w:t>
-      </w:r>
-    </w:p>
-    <w:p>
-      <w:pPr>
-        <w:rPr>
-          <w:rFonts w:ascii="Times New Roman" w:hAnsi="Times New Roman" w:cs="Times New Roman"/>
-        </w:rPr>
-      </w:pPr>
-      <w:r>
+        <w:t>--- Page Layout ---</w:t>
+      </w:r>
+    </w:p>
+    <w:p>
+      <w:pPr>
+        <w:rPr>
+          <w:rFonts w:ascii="Times New Roman" w:hAnsi="Times New Roman" w:cs="Times New Roman"/>
+        </w:rPr>
+      </w:pPr>
+      <w:r>
+        <w:rPr>
+          <w:rFonts w:ascii="Times New Roman" w:hAnsi="Times New Roman" w:cs="Times New Roman" w:hint="eastAsia"/>
+        </w:rPr>
+        <w:t xml:space="preserve">Each page follows a </w:t>
+      </w:r>
+      <w:r>
+        <w:rPr>
+          <w:rFonts w:ascii="Times New Roman" w:hAnsi="Times New Roman" w:cs="Times New Roman" w:hint="eastAsia"/>
+        </w:rPr>
+        <w:t>consistent structure:</w:t>
+      </w:r>
+    </w:p>
+    <w:p>
+      <w:pPr>
+        <w:pStyle w:val="ListParagraph"/>
+        <w:numPr>
+          <w:ilvl w:val="0"/>
+          <w:numId w:val="43"/>
+        </w:numPr>
+        <w:rPr>
+          <w:rFonts w:ascii="Times New Roman" w:hAnsi="Times New Roman" w:cs="Times New Roman"/>
+        </w:rPr>
+      </w:pPr>
+      <w:r>
+        <w:rPr>
+          <w:rFonts w:ascii="Times New Roman" w:hAnsi="Times New Roman" w:cs="Times New Roman" w:hint="eastAsia"/>
+        </w:rPr>
+        <w:t>Overview page: Shows three key statistic cards and a short description of the dashboard.</w:t>
+      </w:r>
+    </w:p>
+    <w:p>
+      <w:pPr>
+        <w:pStyle w:val="ListParagraph"/>
+        <w:numPr>
+          <w:ilvl w:val="0"/>
+          <w:numId w:val="43"/>
+        </w:numPr>
+        <w:rPr>
+          <w:rFonts w:ascii="Times New Roman" w:hAnsi="Times New Roman" w:cs="Times New Roman"/>
+        </w:rPr>
+      </w:pPr>
+      <w:r>
+        <w:rPr>
+          <w:rFonts w:ascii="Times New Roman" w:hAnsi="Times New Roman" w:cs="Times New Roman" w:hint="eastAsia"/>
+        </w:rPr>
+        <w:t>Annual Trends page: Shows a line chart of hospitalisations from 2011</w:t>
+      </w:r>
+      <w:r>
+        <w:rPr>
+          <w:rFonts w:ascii="Times New Roman" w:hAnsi="Times New Roman" w:cs="Times New Roman" w:hint="eastAsia"/>
+        </w:rPr>
+        <w:t xml:space="preserve"> to 2021.</w:t>
+      </w:r>
+    </w:p>
+    <w:p>
+      <w:pPr>
+        <w:pStyle w:val="ListParagraph"/>
+        <w:numPr>
+          <w:ilvl w:val="0"/>
+          <w:numId w:val="43"/>
+        </w:numPr>
+        <w:rPr>
+          <w:rFonts w:ascii="Times New Roman" w:hAnsi="Times New Roman" w:cs="Times New Roman"/>
+        </w:rPr>
+      </w:pPr>
+      <w:r>
+        <w:rPr>
+          <w:rFonts w:ascii="Times New Roman" w:hAnsi="Times New Roman" w:cs="Times New Roman" w:hint="eastAsia"/>
+        </w:rPr>
+        <w:t>Age Groups page: Shows a bar chart comparing First Nations and non-Indigenous age groups.</w:t>
+      </w:r>
+    </w:p>
+    <w:p>
+      <w:pPr>
+        <w:pStyle w:val="ListParagraph"/>
+        <w:numPr>
+          <w:ilvl w:val="0"/>
+          <w:numId w:val="43"/>
+        </w:numPr>
+        <w:rPr>
+          <w:rFonts w:ascii="Times New Roman" w:hAnsi="Times New Roman" w:cs="Times New Roman"/>
+        </w:rPr>
+      </w:pPr>
+      <w:r>
+        <w:rPr>
+          <w:rFonts w:ascii="Times New Roman" w:hAnsi="Times New Roman" w:cs="Times New Roman" w:hint="eastAsia"/>
+        </w:rPr>
+        <w:t>Remoteness page: Shows a horizontal bar chart comparing Major Cities, Regional, and Remote areas.</w:t>
+      </w:r>
+    </w:p>
+    <w:p>
+      <w:pPr>
+        <w:pStyle w:val="ListParagraph"/>
+        <w:numPr>
+          <w:ilvl w:val="0"/>
+          <w:numId w:val="43"/>
+        </w:numPr>
+        <w:rPr>
+          <w:rFonts w:ascii="Times New Roman" w:hAnsi="Times New Roman" w:cs="Times New Roman"/>
+        </w:rPr>
+      </w:pPr>
+      <w:r>
+        <w:rPr>
+          <w:rFonts w:ascii="Times New Roman" w:hAnsi="Times New Roman" w:cs="Times New Roman" w:hint="eastAsia"/>
+        </w:rPr>
+        <w:t xml:space="preserve">Road Users page: Shows two pie charts side by side </w:t>
+      </w:r>
+      <w:r>
+        <w:rPr>
+          <w:rFonts w:ascii="Times New Roman" w:hAnsi="Times New Roman" w:cs="Times New Roman"/>
+        </w:rPr>
+        <w:t>–</w:t>
+      </w:r>
+      <w:r>
+        <w:rPr>
+          <w:rFonts w:ascii="Times New Roman" w:hAnsi="Times New Roman" w:cs="Times New Roman" w:hint="eastAsia"/>
+        </w:rPr>
+        <w:t xml:space="preserve"> one for First Nations and one for non-In</w:t>
+      </w:r>
+      <w:r>
+        <w:rPr>
+          <w:rFonts w:ascii="Times New Roman" w:hAnsi="Times New Roman" w:cs="Times New Roman" w:hint="eastAsia"/>
+        </w:rPr>
+        <w:t>digenous.</w:t>
+      </w:r>
+    </w:p>
+    <w:p>
+      <w:pPr>
+        <w:pStyle w:val="ListParagraph"/>
+        <w:numPr>
+          <w:ilvl w:val="0"/>
+          <w:numId w:val="43"/>
+        </w:numPr>
+        <w:rPr>
+          <w:rFonts w:ascii="Times New Roman" w:hAnsi="Times New Roman" w:cs="Times New Roman"/>
+        </w:rPr>
+      </w:pPr>
+      <w:r>
+        <w:rPr>
+          <w:rFonts w:ascii="Times New Roman" w:hAnsi="Times New Roman" w:cs="Times New Roman" w:hint="eastAsia"/>
+        </w:rPr>
+        <w:t>States Map page: Shows an interactive SVG map of Australia with state-level data.</w:t>
+      </w:r>
+    </w:p>
+    <w:p>
+      <w:pPr>
+        <w:pStyle w:val="ListParagraph"/>
+        <w:numPr>
+          <w:ilvl w:val="0"/>
+          <w:numId w:val="43"/>
+        </w:numPr>
+        <w:rPr>
+          <w:rFonts w:ascii="Times New Roman" w:hAnsi="Times New Roman" w:cs="Times New Roman"/>
+        </w:rPr>
+      </w:pPr>
+      <w:r>
+        <w:rPr>
+          <w:rFonts w:ascii="Times New Roman" w:hAnsi="Times New Roman" w:cs="Times New Roman" w:hint="eastAsia"/>
+        </w:rPr>
+        <w:t>Quiz &amp; Feedback page: Lets users test their understanding and share feedback.</w:t>
+      </w:r>
+    </w:p>
+    <w:p>
+      <w:pPr>
+        <w:rPr>
+          <w:rFonts w:ascii="Times New Roman" w:hAnsi="Times New Roman" w:cs="Times New Roman"/>
+        </w:rPr>
+      </w:pPr>
+    </w:p>
+    <w:p>
+      <w:pPr>
         <w:rPr>
           <w:rFonts w:ascii="Times New Roman" w:hAnsi="Times New Roman" w:cs="Times New Roman"/>
           <w:b/>
           <w:bCs/>
         </w:rPr>
-        <w:t>Section 1</w:t>
-      </w:r>
-      <w:r>
-        <w:rPr>
-          <w:rFonts w:ascii="Times New Roman" w:hAnsi="Times New Roman" w:cs="Times New Roman"/>
+      </w:pPr>
+      <w:r>
+        <w:rPr>
+          <w:rFonts w:ascii="Times New Roman" w:hAnsi="Times New Roman" w:cs="Times New Roman" w:hint="eastAsia"/>
           <w:b/>
           <w:bCs/>
         </w:rPr>
-        <w:t>:</w:t>
-      </w:r>
-      <w:r>
-        <w:rPr>
-          <w:rFonts w:ascii="Times New Roman" w:hAnsi="Times New Roman" w:cs="Times New Roman"/>
+        <w:t>--- Fi</w:t>
+      </w:r>
+      <w:r>
+        <w:rPr>
+          <w:rFonts w:ascii="Times New Roman" w:hAnsi="Times New Roman" w:cs="Times New Roman" w:hint="eastAsia"/>
           <w:b/>
           <w:bCs/>
         </w:rPr>
-        <w:t xml:space="preserve"> Trends Over Time</w:t>
-      </w:r>
-      <w:r>
-        <w:rPr>
-          <w:rFonts w:ascii="Times New Roman" w:hAnsi="Times New Roman" w:cs="Times New Roman"/>
-        </w:rPr>
-        <w:t>-</w:t>
-      </w:r>
-      <w:r>
-        <w:rPr>
-          <w:rFonts w:ascii="Times New Roman" w:hAnsi="Times New Roman" w:cs="Times New Roman"/>
-        </w:rPr>
-        <w:t xml:space="preserve"> A line chart spanning the full content width, showing hospitalisation counts from 2011 to 2021. Filter controls (Indigenous status toggle, road user type checkboxes) sit above the chart. A short explanatory paragraph sits below.</w:t>
-      </w:r>
-    </w:p>
-    <w:p>
-      <w:pPr>
-        <w:rPr>
-          <w:rFonts w:ascii="Times New Roman" w:hAnsi="Times New Roman" w:cs="Times New Roman"/>
-        </w:rPr>
-      </w:pPr>
-      <w:r>
-        <w:rPr>
-          <w:rFonts w:ascii="Times New Roman" w:hAnsi="Times New Roman" w:cs="Times New Roman"/>
-          <w:b/>
-          <w:bCs/>
-        </w:rPr>
-        <w:t>Section 2</w:t>
-      </w:r>
-      <w:r>
-        <w:rPr>
-          <w:rFonts w:ascii="Times New Roman" w:hAnsi="Times New Roman" w:cs="Times New Roman"/>
-          <w:b/>
-          <w:bCs/>
-        </w:rPr>
-        <w:t xml:space="preserve">: </w:t>
-      </w:r>
-      <w:r>
-        <w:rPr>
-          <w:rFonts w:ascii="Times New Roman" w:hAnsi="Times New Roman" w:cs="Times New Roman"/>
-          <w:b/>
-          <w:bCs/>
-        </w:rPr>
-        <w:t>Breakdown by Group</w:t>
-      </w:r>
-      <w:r>
-        <w:rPr>
-          <w:rFonts w:ascii="Times New Roman" w:hAnsi="Times New Roman" w:cs="Times New Roman"/>
-        </w:rPr>
-        <w:t xml:space="preserve">- </w:t>
-      </w:r>
-      <w:r>
-        <w:rPr>
-          <w:rFonts w:ascii="Times New Roman" w:hAnsi="Times New Roman" w:cs="Times New Roman"/>
-        </w:rPr>
-        <w:t>Two charts side by side: a grouped bar chart on the left showing hospitalisations by age group, and a horizontal bar chart on the right showing hospitalisations by remoteness category. A short paragraph below contextualises the findings.</w:t>
-      </w:r>
-    </w:p>
-    <w:p>
-      <w:pPr>
-        <w:rPr>
-          <w:rFonts w:ascii="Times New Roman" w:hAnsi="Times New Roman" w:cs="Times New Roman"/>
-        </w:rPr>
-      </w:pPr>
-      <w:r>
-        <w:rPr>
-          <w:rFonts w:ascii="Times New Roman" w:hAnsi="Times New Roman" w:cs="Times New Roman"/>
-          <w:b/>
-          <w:bCs/>
-        </w:rPr>
-        <w:t>Section 3</w:t>
-      </w:r>
-      <w:r>
-        <w:rPr>
-          <w:rFonts w:ascii="Times New Roman" w:hAnsi="Times New Roman" w:cs="Times New Roman"/>
-          <w:b/>
-          <w:bCs/>
-        </w:rPr>
-        <w:t xml:space="preserve">: </w:t>
-      </w:r>
-      <w:r>
-        <w:rPr>
-          <w:rFonts w:ascii="Times New Roman" w:hAnsi="Times New Roman" w:cs="Times New Roman"/>
-          <w:b/>
-          <w:bCs/>
-        </w:rPr>
-        <w:t>Road User Types</w:t>
-      </w:r>
-      <w:r>
-        <w:rPr>
-          <w:rFonts w:ascii="Times New Roman" w:hAnsi="Times New Roman" w:cs="Times New Roman"/>
-        </w:rPr>
-        <w:t>-</w:t>
-      </w:r>
-      <w:r>
-        <w:rPr>
-          <w:rFonts w:ascii="Times New Roman" w:hAnsi="Times New Roman" w:cs="Times New Roman"/>
-        </w:rPr>
-        <w:t xml:space="preserve"> A proportional stacked bar chart showing the share of hospitalisations by road user type (car occupants, motorcyclists, pedestrians, other) for a selected year. A year slider above the chart allows users to move through time.</w:t>
-      </w:r>
-    </w:p>
-    <w:p>
-      <w:pPr>
-        <w:rPr>
-          <w:rFonts w:ascii="Times New Roman" w:hAnsi="Times New Roman" w:cs="Times New Roman"/>
-        </w:rPr>
-      </w:pPr>
-      <w:r>
-        <w:rPr>
-          <w:rFonts w:ascii="Times New Roman" w:hAnsi="Times New Roman" w:cs="Times New Roman"/>
-          <w:b/>
-          <w:bCs/>
-        </w:rPr>
-        <w:t>Footer</w:t>
-      </w:r>
-      <w:r>
-        <w:rPr>
-          <w:rFonts w:ascii="Times New Roman" w:hAnsi="Times New Roman" w:cs="Times New Roman"/>
-        </w:rPr>
-        <w:t>-</w:t>
-      </w:r>
-      <w:r>
-        <w:rPr>
-          <w:rFonts w:ascii="Times New Roman" w:hAnsi="Times New Roman" w:cs="Times New Roman"/>
-        </w:rPr>
-        <w:t xml:space="preserve"> Data source credit (BITRE), team name, and unit code.</w:t>
-      </w:r>
-    </w:p>
-    <w:p>
-      <w:pPr>
-        <w:rPr>
-          <w:rFonts w:ascii="Times New Roman" w:hAnsi="Times New Roman" w:cs="Times New Roman"/>
-          <w:b/>
-          <w:bCs/>
-        </w:rPr>
-      </w:pPr>
-      <w:r>
-        <w:rPr>
-          <w:rFonts w:ascii="Times New Roman" w:hAnsi="Times New Roman" w:cs="Times New Roman"/>
-          <w:b/>
-          <w:bCs/>
-        </w:rPr>
-        <w:t>Storyboard</w:t>
-      </w:r>
-    </w:p>
-    <w:p>
-      <w:pPr>
-        <w:rPr>
-          <w:rFonts w:ascii="Times New Roman" w:hAnsi="Times New Roman" w:cs="Times New Roman"/>
-        </w:rPr>
-      </w:pPr>
-      <w:r>
-        <w:rPr>
-          <w:rFonts w:ascii="Times New Roman" w:hAnsi="Times New Roman" w:cs="Times New Roman"/>
-        </w:rPr>
-        <w:t>The intended user journey through the visualisation is as follows:</w:t>
-      </w:r>
-    </w:p>
-    <w:p>
-      <w:pPr>
-        <w:numPr>
-          <w:ilvl w:val="0"/>
-          <w:numId w:val="39"/>
-        </w:numPr>
-        <w:rPr>
-          <w:rFonts w:ascii="Times New Roman" w:hAnsi="Times New Roman" w:cs="Times New Roman"/>
-        </w:rPr>
-      </w:pPr>
-      <w:r>
-        <w:rPr>
-          <w:rFonts w:ascii="Times New Roman" w:hAnsi="Times New Roman" w:cs="Times New Roman"/>
-        </w:rPr>
-        <w:t>The user arrives at the page and reads the introduction. Key statistics immediately communicate the scale and significance of the issue.</w:t>
-      </w:r>
-    </w:p>
-    <w:p>
-      <w:pPr>
-        <w:numPr>
-          <w:ilvl w:val="0"/>
-          <w:numId w:val="39"/>
-        </w:numPr>
-        <w:rPr>
-          <w:rFonts w:ascii="Times New Roman" w:hAnsi="Times New Roman" w:cs="Times New Roman"/>
-        </w:rPr>
-      </w:pPr>
-      <w:r>
-        <w:rPr>
-          <w:rFonts w:ascii="Times New Roman" w:hAnsi="Times New Roman" w:cs="Times New Roman"/>
-        </w:rPr>
-        <w:t>The user scrolls to the Trends section and sees the default line chart showing hospitalisation counts for both First Nations and non-Indigenous Australians over 11 years. A visible gap between the two lines is immediately apparent.</w:t>
-      </w:r>
-    </w:p>
-    <w:p>
-      <w:pPr>
-        <w:numPr>
-          <w:ilvl w:val="0"/>
-          <w:numId w:val="39"/>
-        </w:numPr>
-        <w:rPr>
-          <w:rFonts w:ascii="Times New Roman" w:hAnsi="Times New Roman" w:cs="Times New Roman"/>
-        </w:rPr>
-      </w:pPr>
-      <w:r>
-        <w:rPr>
-          <w:rFonts w:ascii="Times New Roman" w:hAnsi="Times New Roman" w:cs="Times New Roman"/>
-        </w:rPr>
-        <w:lastRenderedPageBreak/>
-        <w:t>The user toggles the Indigenous status filter to isolate First Nations peoples only, then selects a specific road user type from the checkboxes. The chart updates to show just that subset.</w:t>
-      </w:r>
-    </w:p>
-    <w:p>
-      <w:pPr>
-        <w:numPr>
-          <w:ilvl w:val="0"/>
-          <w:numId w:val="39"/>
-        </w:numPr>
-        <w:rPr>
-          <w:rFonts w:ascii="Times New Roman" w:hAnsi="Times New Roman" w:cs="Times New Roman"/>
-        </w:rPr>
-      </w:pPr>
-      <w:r>
-        <w:rPr>
-          <w:rFonts w:ascii="Times New Roman" w:hAnsi="Times New Roman" w:cs="Times New Roman"/>
-        </w:rPr>
-        <w:t xml:space="preserve">The user scrolls to the Breakdown section and sees that the 17–25 age group has the highest count among First Nations peoples. They hover over that </w:t>
-      </w:r>
-      <w:proofErr w:type="gramStart"/>
-      <w:r>
-        <w:rPr>
-          <w:rFonts w:ascii="Times New Roman" w:hAnsi="Times New Roman" w:cs="Times New Roman"/>
-        </w:rPr>
-        <w:t>bar</w:t>
-      </w:r>
-      <w:proofErr w:type="gramEnd"/>
-      <w:r>
-        <w:rPr>
-          <w:rFonts w:ascii="Times New Roman" w:hAnsi="Times New Roman" w:cs="Times New Roman"/>
-        </w:rPr>
-        <w:t xml:space="preserve"> and a tooltip appears showing the exact count.</w:t>
-      </w:r>
-    </w:p>
-    <w:p>
-      <w:pPr>
-        <w:numPr>
-          <w:ilvl w:val="0"/>
-          <w:numId w:val="39"/>
-        </w:numPr>
-        <w:rPr>
-          <w:rFonts w:ascii="Times New Roman" w:hAnsi="Times New Roman" w:cs="Times New Roman"/>
-        </w:rPr>
-      </w:pPr>
-      <w:r>
-        <w:rPr>
-          <w:rFonts w:ascii="Times New Roman" w:hAnsi="Times New Roman" w:cs="Times New Roman"/>
-        </w:rPr>
-        <w:t xml:space="preserve">The user notices that </w:t>
-      </w:r>
-      <w:proofErr w:type="gramStart"/>
-      <w:r>
-        <w:rPr>
-          <w:rFonts w:ascii="Times New Roman" w:hAnsi="Times New Roman" w:cs="Times New Roman"/>
-        </w:rPr>
-        <w:t>Regional</w:t>
-      </w:r>
-      <w:proofErr w:type="gramEnd"/>
-      <w:r>
-        <w:rPr>
-          <w:rFonts w:ascii="Times New Roman" w:hAnsi="Times New Roman" w:cs="Times New Roman"/>
-        </w:rPr>
-        <w:t xml:space="preserve"> areas have higher counts than Remote areas and reads the annotation noting that raw counts are not normalised for population size.</w:t>
-      </w:r>
-    </w:p>
-    <w:p>
-      <w:pPr>
-        <w:numPr>
-          <w:ilvl w:val="0"/>
-          <w:numId w:val="39"/>
-        </w:numPr>
-        <w:rPr>
-          <w:rFonts w:ascii="Times New Roman" w:hAnsi="Times New Roman" w:cs="Times New Roman"/>
-        </w:rPr>
-      </w:pPr>
-      <w:r>
-        <w:rPr>
-          <w:rFonts w:ascii="Times New Roman" w:hAnsi="Times New Roman" w:cs="Times New Roman"/>
-        </w:rPr>
-        <w:t>The user moves to the Road User Types section and drags the year slider to 2021, seeing that car occupants make up over half of all hospitalisations for First Nations peoples in that year.</w:t>
-      </w:r>
-    </w:p>
-    <w:p>
-      <w:pPr>
-        <w:numPr>
-          <w:ilvl w:val="0"/>
-          <w:numId w:val="39"/>
-        </w:numPr>
-        <w:rPr>
-          <w:rFonts w:ascii="Times New Roman" w:hAnsi="Times New Roman" w:cs="Times New Roman"/>
-        </w:rPr>
-      </w:pPr>
-      <w:r>
-        <w:rPr>
-          <w:rFonts w:ascii="Times New Roman" w:hAnsi="Times New Roman" w:cs="Times New Roman"/>
-        </w:rPr>
-        <w:t>The user reaches the footer and notes the data source for further reference.</w:t>
-      </w:r>
+        <w:t>lter Bar ---</w:t>
+      </w:r>
+    </w:p>
+    <w:p>
+      <w:pPr>
+        <w:rPr>
+          <w:rFonts w:ascii="Times New Roman" w:hAnsi="Times New Roman" w:cs="Times New Roman"/>
+        </w:rPr>
+      </w:pPr>
+      <w:r>
+        <w:rPr>
+          <w:rFonts w:ascii="Times New Roman" w:hAnsi="Times New Roman" w:cs="Times New Roman" w:hint="eastAsia"/>
+        </w:rPr>
+        <w:t xml:space="preserve">A filter bar sits below the header and is visible on every page. Users can filter by Year, Indigenous Status, Road User, Age Group, and Remoteness. When a filter changes, all charts update automatically. A Reset button returns all filters to their default </w:t>
+      </w:r>
+      <w:r>
+        <w:rPr>
+          <w:rFonts w:ascii="Times New Roman" w:hAnsi="Times New Roman" w:cs="Times New Roman"/>
+        </w:rPr>
+        <w:t>“</w:t>
+      </w:r>
+      <w:r>
+        <w:rPr>
+          <w:rFonts w:ascii="Times New Roman" w:hAnsi="Times New Roman" w:cs="Times New Roman" w:hint="eastAsia"/>
+        </w:rPr>
+        <w:t>ALL</w:t>
+      </w:r>
+      <w:r>
+        <w:rPr>
+          <w:rFonts w:ascii="Times New Roman" w:hAnsi="Times New Roman" w:cs="Times New Roman"/>
+        </w:rPr>
+        <w:t>”</w:t>
+      </w:r>
+      <w:r>
+        <w:rPr>
+          <w:rFonts w:ascii="Times New Roman" w:hAnsi="Times New Roman" w:cs="Times New Roman" w:hint="eastAsia"/>
+        </w:rPr>
+        <w:t xml:space="preserve"> state.</w:t>
+      </w:r>
+    </w:p>
+    <w:p>
+      <w:pPr>
+        <w:rPr>
+          <w:rFonts w:ascii="Times New Roman" w:hAnsi="Times New Roman" w:cs="Times New Roman" w:hint="eastAsia"/>
+        </w:rPr>
+      </w:pPr>
     </w:p>
     <w:p>
       <w:pPr>
@@ -10096,7 +9887,7 @@
     <w:p>
       <w:pPr>
         <w:rPr>
-          <w:rFonts w:ascii="Times New Roman" w:hAnsi="Times New Roman" w:cs="Times New Roman"/>
+          <w:rFonts w:ascii="Times New Roman" w:hAnsi="Times New Roman" w:cs="Times New Roman" w:hint="eastAsia"/>
           <w:b/>
           <w:bCs/>
           <w:i/>
@@ -10105,136 +9896,15 @@
       </w:pPr>
       <w:r>
         <w:rPr>
-          <w:rFonts w:ascii="Times New Roman" w:hAnsi="Times New Roman" w:cs="Times New Roman"/>
+          <w:rFonts w:ascii="Times New Roman" w:hAnsi="Times New Roman" w:cs="Times New Roman" w:hint="eastAsia"/>
           <w:b/>
           <w:bCs/>
           <w:i/>
           <w:iCs/>
         </w:rPr>
-        <w:t>Chart Types and Justification</w:t>
-      </w:r>
-    </w:p>
-    <w:p>
-      <w:pPr>
-        <w:rPr>
-          <w:rFonts w:ascii="Times New Roman" w:hAnsi="Times New Roman" w:cs="Times New Roman"/>
-        </w:rPr>
-      </w:pPr>
-      <w:r>
-        <w:rPr>
-          <w:rFonts w:ascii="Times New Roman" w:hAnsi="Times New Roman" w:cs="Times New Roman"/>
-          <w:u w:val="single"/>
-        </w:rPr>
-        <w:t>Line Chart</w:t>
-      </w:r>
-      <w:r>
-        <w:rPr>
-          <w:rFonts w:ascii="Times New Roman" w:hAnsi="Times New Roman" w:cs="Times New Roman"/>
-          <w:u w:val="single"/>
-        </w:rPr>
-        <w:t>:</w:t>
-      </w:r>
-      <w:r>
-        <w:rPr>
-          <w:rFonts w:ascii="Times New Roman" w:hAnsi="Times New Roman" w:cs="Times New Roman"/>
-        </w:rPr>
-        <w:t xml:space="preserve"> Hospitalisation Trends Over Time (2011–2021) A line chart is the most appropriate choice for showing change over time. It allows users to compare First Nations and non-Indigenous groups across all 11 years using two lines, where the gap between them directly communicates disparity. Lines naturally suggest continuity and trajectory, which suits trend data.</w:t>
-      </w:r>
-    </w:p>
-    <w:p>
-      <w:pPr>
-        <w:rPr>
-          <w:rFonts w:ascii="Times New Roman" w:hAnsi="Times New Roman" w:cs="Times New Roman"/>
-        </w:rPr>
-      </w:pPr>
-      <w:r>
-        <w:rPr>
-          <w:rFonts w:ascii="Times New Roman" w:hAnsi="Times New Roman" w:cs="Times New Roman"/>
-          <w:u w:val="single"/>
-        </w:rPr>
-        <w:t>Grouped Bar Chart</w:t>
-      </w:r>
-      <w:r>
-        <w:rPr>
-          <w:rFonts w:ascii="Times New Roman" w:hAnsi="Times New Roman" w:cs="Times New Roman"/>
-          <w:u w:val="single"/>
-        </w:rPr>
-        <w:t>:</w:t>
-      </w:r>
-      <w:r>
-        <w:rPr>
-          <w:rFonts w:ascii="Times New Roman" w:hAnsi="Times New Roman" w:cs="Times New Roman"/>
-        </w:rPr>
-        <w:t xml:space="preserve"> Hospitalisations by Age Group Age group is an ordinal categorical variable, not a continuous one, so grouped bars are more appropriate than a line chart. They allow direct side-by-side comparison between First Nations and non-Indigenous counts within each age category.</w:t>
-      </w:r>
-    </w:p>
-    <w:p>
-      <w:pPr>
-        <w:rPr>
-          <w:rFonts w:ascii="Times New Roman" w:hAnsi="Times New Roman" w:cs="Times New Roman"/>
-        </w:rPr>
-      </w:pPr>
-      <w:r>
-        <w:rPr>
-          <w:rFonts w:ascii="Times New Roman" w:hAnsi="Times New Roman" w:cs="Times New Roman"/>
-          <w:u w:val="single"/>
-        </w:rPr>
-        <w:t>Horizontal Bar Chart</w:t>
-      </w:r>
-      <w:r>
-        <w:rPr>
-          <w:rFonts w:ascii="Times New Roman" w:hAnsi="Times New Roman" w:cs="Times New Roman"/>
-        </w:rPr>
-        <w:t>:</w:t>
-      </w:r>
-      <w:r>
-        <w:rPr>
-          <w:rFonts w:ascii="Times New Roman" w:hAnsi="Times New Roman" w:cs="Times New Roman"/>
-        </w:rPr>
-        <w:t xml:space="preserve"> Hospitalisations by Remoteness The remoteness category labels are long and read more clearly on a </w:t>
-      </w:r>
-      <w:r>
-        <w:rPr>
-          <w:rFonts w:ascii="Times New Roman" w:hAnsi="Times New Roman" w:cs="Times New Roman"/>
-        </w:rPr>
-        <w:t>horizontal</w:t>
-      </w:r>
-      <w:r>
-        <w:rPr>
-          <w:rFonts w:ascii="Times New Roman" w:hAnsi="Times New Roman" w:cs="Times New Roman"/>
-        </w:rPr>
-        <w:t xml:space="preserve"> axis. This chart type is simple and avoids misinterpretation for a general audience.</w:t>
-      </w:r>
-    </w:p>
-    <w:p>
-      <w:pPr>
-        <w:rPr>
-          <w:rFonts w:ascii="Times New Roman" w:hAnsi="Times New Roman" w:cs="Times New Roman"/>
-        </w:rPr>
-      </w:pPr>
-      <w:r>
-        <w:rPr>
-          <w:rFonts w:ascii="Times New Roman" w:hAnsi="Times New Roman" w:cs="Times New Roman"/>
-          <w:u w:val="single"/>
-        </w:rPr>
-        <w:t>Proportional Stacked Bar Chart</w:t>
-      </w:r>
-      <w:r>
-        <w:rPr>
-          <w:rFonts w:ascii="Times New Roman" w:hAnsi="Times New Roman" w:cs="Times New Roman"/>
-          <w:u w:val="single"/>
-        </w:rPr>
-        <w:t>:</w:t>
-      </w:r>
-      <w:r>
-        <w:rPr>
-          <w:rFonts w:ascii="Times New Roman" w:hAnsi="Times New Roman" w:cs="Times New Roman"/>
-        </w:rPr>
-        <w:t xml:space="preserve"> Road User Types Over Time A stacked bar shows both total count and relative share of each road user type simultaneously. A pie chart was rejected because slices are harder to compare across multiple time points.</w:t>
-      </w:r>
-    </w:p>
-    <w:p>
-      <w:pPr>
+        <w:t xml:space="preserve">--- </w:t>
+      </w:r>
+      <w:r>
         <w:rPr>
           <w:rFonts w:ascii="Times New Roman" w:hAnsi="Times New Roman" w:cs="Times New Roman"/>
           <w:b/>
@@ -10242,22 +9912,23 @@
           <w:i/>
           <w:iCs/>
         </w:rPr>
-      </w:pPr>
-      <w:r>
-        <w:rPr>
-          <w:rFonts w:ascii="Times New Roman" w:hAnsi="Times New Roman" w:cs="Times New Roman"/>
+        <w:t>Chart Types and Justification</w:t>
+      </w:r>
+      <w:r>
+        <w:rPr>
+          <w:rFonts w:ascii="Times New Roman" w:hAnsi="Times New Roman" w:cs="Times New Roman" w:hint="eastAsia"/>
           <w:b/>
           <w:bCs/>
           <w:i/>
           <w:iCs/>
         </w:rPr>
-        <w:t>Good Design Principles</w:t>
-      </w:r>
-    </w:p>
-    <w:p>
-      <w:pPr>
-        <w:rPr>
-          <w:rFonts w:ascii="Times New Roman" w:hAnsi="Times New Roman" w:cs="Times New Roman"/>
+        <w:t xml:space="preserve"> ---</w:t>
+      </w:r>
+    </w:p>
+    <w:p>
+      <w:pPr>
+        <w:rPr>
+          <w:rFonts w:ascii="Times New Roman" w:hAnsi="Times New Roman" w:cs="Times New Roman" w:hint="eastAsia"/>
         </w:rPr>
       </w:pPr>
       <w:r>
@@ -10265,98 +9936,620 @@
           <w:rFonts w:ascii="Times New Roman" w:hAnsi="Times New Roman" w:cs="Times New Roman"/>
           <w:u w:val="single"/>
         </w:rPr>
-        <w:t>Graphical Integrity</w:t>
-      </w:r>
-      <w:r>
-        <w:rPr>
-          <w:rFonts w:ascii="Times New Roman" w:hAnsi="Times New Roman" w:cs="Times New Roman"/>
+        <w:t>Line Chart</w:t>
+      </w:r>
+      <w:r>
+        <w:rPr>
+          <w:rFonts w:ascii="Times New Roman" w:hAnsi="Times New Roman" w:cs="Times New Roman" w:hint="eastAsia"/>
           <w:u w:val="single"/>
         </w:rPr>
-        <w:t>:</w:t>
-      </w:r>
-      <w:r>
-        <w:rPr>
-          <w:rFonts w:ascii="Times New Roman" w:hAnsi="Times New Roman" w:cs="Times New Roman"/>
-        </w:rPr>
-        <w:t xml:space="preserve"> All axes start at zero. A visible note on each chart states that counts are not normalised for population size, since jurisdictions like the Northern Territory are much smaller than Victoria and direct count comparisons can otherwise be misleading.</w:t>
-      </w:r>
-    </w:p>
-    <w:p>
-      <w:pPr>
-        <w:rPr>
-          <w:rFonts w:ascii="Times New Roman" w:hAnsi="Times New Roman" w:cs="Times New Roman"/>
-        </w:rPr>
-      </w:pPr>
+        <w:t xml:space="preserve"> </w:t>
+      </w:r>
       <w:r>
         <w:rPr>
           <w:rFonts w:ascii="Times New Roman" w:hAnsi="Times New Roman" w:cs="Times New Roman"/>
           <w:u w:val="single"/>
         </w:rPr>
-        <w:t>Accessibility</w:t>
-      </w:r>
-      <w:r>
-        <w:rPr>
-          <w:rFonts w:ascii="Times New Roman" w:hAnsi="Times New Roman" w:cs="Times New Roman"/>
+        <w:t>–</w:t>
+      </w:r>
+      <w:r>
+        <w:rPr>
+          <w:rFonts w:ascii="Times New Roman" w:hAnsi="Times New Roman" w:cs="Times New Roman" w:hint="eastAsia"/>
           <w:u w:val="single"/>
         </w:rPr>
-        <w:t>:</w:t>
-      </w:r>
-      <w:r>
-        <w:rPr>
-          <w:rFonts w:ascii="Times New Roman" w:hAnsi="Times New Roman" w:cs="Times New Roman"/>
+        <w:t xml:space="preserve"> Annual Trends</w:t>
+      </w:r>
+      <w:r>
+        <w:rPr>
+          <w:rFonts w:ascii="Times New Roman" w:hAnsi="Times New Roman" w:cs="Times New Roman" w:hint="eastAsia"/>
+          <w:u w:val="single"/>
+        </w:rPr>
+        <w:t xml:space="preserve"> (2011-2021)</w:t>
+      </w:r>
+    </w:p>
+    <w:p>
+      <w:pPr>
+        <w:ind w:firstLine="720"/>
+        <w:rPr>
+          <w:rFonts w:ascii="Times New Roman" w:hAnsi="Times New Roman" w:cs="Times New Roman" w:hint="eastAsia"/>
+        </w:rPr>
+      </w:pPr>
+      <w:r>
+        <w:rPr>
+          <w:rFonts w:ascii="Times New Roman" w:hAnsi="Times New Roman" w:cs="Times New Roman" w:hint="eastAsia"/>
+        </w:rPr>
+        <w:lastRenderedPageBreak/>
+        <w:t>A line chart is the best cho</w:t>
+      </w:r>
+      <w:r>
+        <w:rPr>
+          <w:rFonts w:ascii="Times New Roman" w:hAnsi="Times New Roman" w:cs="Times New Roman" w:hint="eastAsia"/>
+        </w:rPr>
+        <w:t>ice for showing change over time. It allows users to compare First Nations and non-Indigenous groups across all 11 years. The gap between the two lines clearly shows the disparity between groups.</w:t>
+      </w:r>
+    </w:p>
+    <w:p>
+      <w:pPr>
+        <w:rPr>
+          <w:rFonts w:ascii="Times New Roman" w:hAnsi="Times New Roman" w:cs="Times New Roman" w:hint="eastAsia"/>
+        </w:rPr>
+      </w:pPr>
+      <w:r>
+        <w:rPr>
+          <w:rFonts w:ascii="Times New Roman" w:hAnsi="Times New Roman" w:cs="Times New Roman"/>
+          <w:u w:val="single"/>
+        </w:rPr>
+        <w:t>Grouped Bar Chart</w:t>
+      </w:r>
+      <w:r>
+        <w:rPr>
+          <w:rFonts w:ascii="Times New Roman" w:hAnsi="Times New Roman" w:cs="Times New Roman" w:hint="eastAsia"/>
+          <w:u w:val="single"/>
         </w:rPr>
         <w:t xml:space="preserve"> </w:t>
       </w:r>
       <w:r>
         <w:rPr>
           <w:rFonts w:ascii="Times New Roman" w:hAnsi="Times New Roman" w:cs="Times New Roman"/>
-        </w:rPr>
-        <w:t>The palette uses navy blue and amber rather than red/green, making it distinguishable for colourblind users. Body text is minimum 14pt, chart labels minimum 12pt, and contrast ratios meet WCAG AA standards.</w:t>
-      </w:r>
-    </w:p>
-    <w:p>
-      <w:pPr>
-        <w:rPr>
-          <w:rFonts w:ascii="Times New Roman" w:hAnsi="Times New Roman" w:cs="Times New Roman"/>
-        </w:rPr>
-      </w:pPr>
-      <w:r>
-        <w:rPr>
-          <w:rFonts w:ascii="Times New Roman" w:hAnsi="Times New Roman" w:cs="Times New Roman"/>
           <w:u w:val="single"/>
         </w:rPr>
-        <w:t>Scalability</w:t>
-      </w:r>
-      <w:r>
-        <w:rPr>
-          <w:rFonts w:ascii="Times New Roman" w:hAnsi="Times New Roman" w:cs="Times New Roman"/>
+        <w:t>–</w:t>
+      </w:r>
+      <w:r>
+        <w:rPr>
+          <w:rFonts w:ascii="Times New Roman" w:hAnsi="Times New Roman" w:cs="Times New Roman" w:hint="eastAsia"/>
           <w:u w:val="single"/>
         </w:rPr>
-        <w:t>:</w:t>
-      </w:r>
-      <w:r>
-        <w:rPr>
-          <w:rFonts w:ascii="Times New Roman" w:hAnsi="Times New Roman" w:cs="Times New Roman"/>
+        <w:t xml:space="preserve"> Age Groups</w:t>
+      </w:r>
+    </w:p>
+    <w:p>
+      <w:pPr>
+        <w:ind w:firstLine="720"/>
+        <w:rPr>
+          <w:rFonts w:ascii="Times New Roman" w:hAnsi="Times New Roman" w:cs="Times New Roman" w:hint="eastAsia"/>
+        </w:rPr>
+      </w:pPr>
+      <w:r>
+        <w:rPr>
+          <w:rFonts w:ascii="Times New Roman" w:hAnsi="Times New Roman" w:cs="Times New Roman" w:hint="eastAsia"/>
+        </w:rPr>
+        <w:t>Age group is a category, not a continuous number. Grouped bars allow direct side-by-side comparison between First Nations and non-In</w:t>
+      </w:r>
+      <w:r>
+        <w:rPr>
+          <w:rFonts w:ascii="Times New Roman" w:hAnsi="Times New Roman" w:cs="Times New Roman" w:hint="eastAsia"/>
+        </w:rPr>
+        <w:t>digenous counts within each age category. This makes it easy to see which age group has the biggest gap</w:t>
+      </w:r>
+      <w:r>
+        <w:rPr>
+          <w:rFonts w:ascii="Times New Roman" w:hAnsi="Times New Roman" w:cs="Times New Roman" w:hint="eastAsia"/>
+        </w:rPr>
+        <w:t>.</w:t>
+      </w:r>
+    </w:p>
+    <w:p>
+      <w:pPr>
+        <w:rPr>
+          <w:rFonts w:ascii="Times New Roman" w:hAnsi="Times New Roman" w:cs="Times New Roman" w:hint="eastAsia"/>
+        </w:rPr>
+      </w:pPr>
+      <w:r>
+        <w:rPr>
+          <w:rFonts w:ascii="Times New Roman" w:hAnsi="Times New Roman" w:cs="Times New Roman"/>
+          <w:u w:val="single"/>
+        </w:rPr>
+        <w:t xml:space="preserve">Horizontal Bar </w:t>
+      </w:r>
+      <w:r>
+        <w:rPr>
+          <w:rFonts w:ascii="Times New Roman" w:hAnsi="Times New Roman" w:cs="Times New Roman"/>
+          <w:u w:val="single"/>
+        </w:rPr>
+        <w:t>Chart</w:t>
+      </w:r>
+      <w:r>
+        <w:rPr>
+          <w:rFonts w:ascii="Times New Roman" w:hAnsi="Times New Roman" w:cs="Times New Roman" w:hint="eastAsia"/>
+          <w:u w:val="single"/>
         </w:rPr>
         <w:t xml:space="preserve"> </w:t>
       </w:r>
       <w:r>
         <w:rPr>
           <w:rFonts w:ascii="Times New Roman" w:hAnsi="Times New Roman" w:cs="Times New Roman"/>
-        </w:rPr>
-        <w:t xml:space="preserve">Charts are built with responsive SVG viewBox </w:t>
-      </w:r>
-      <w:r>
-        <w:rPr>
-          <w:rFonts w:ascii="Times New Roman" w:hAnsi="Times New Roman" w:cs="Times New Roman"/>
-        </w:rPr>
-        <w:t>attributes,</w:t>
-      </w:r>
-      <w:r>
-        <w:rPr>
-          <w:rFonts w:ascii="Times New Roman" w:hAnsi="Times New Roman" w:cs="Times New Roman"/>
-        </w:rPr>
-        <w:t xml:space="preserve"> so they rescale across screen sizes. The two-column layout stacks vertically on mobile and will be tested at 375px, 390px, and 1280px widths.</w:t>
+          <w:u w:val="single"/>
+        </w:rPr>
+        <w:t>–</w:t>
+      </w:r>
+      <w:r>
+        <w:rPr>
+          <w:rFonts w:ascii="Times New Roman" w:hAnsi="Times New Roman" w:cs="Times New Roman" w:hint="eastAsia"/>
+          <w:u w:val="single"/>
+        </w:rPr>
+        <w:t xml:space="preserve"> Remoteness</w:t>
+      </w:r>
+    </w:p>
+    <w:p>
+      <w:pPr>
+        <w:ind w:firstLine="720"/>
+        <w:rPr>
+          <w:rFonts w:ascii="Times New Roman" w:hAnsi="Times New Roman" w:cs="Times New Roman" w:hint="eastAsia"/>
+        </w:rPr>
+      </w:pPr>
+      <w:r>
+        <w:rPr>
+          <w:rFonts w:ascii="Times New Roman" w:hAnsi="Times New Roman" w:cs="Times New Roman" w:hint="eastAsia"/>
+        </w:rPr>
+        <w:t>The remoteness labels (</w:t>
+      </w:r>
+      <w:r>
+        <w:rPr>
+          <w:rFonts w:ascii="Times New Roman" w:hAnsi="Times New Roman" w:cs="Times New Roman"/>
+        </w:rPr>
+        <w:t>“</w:t>
+      </w:r>
+      <w:r>
+        <w:rPr>
+          <w:rFonts w:ascii="Times New Roman" w:hAnsi="Times New Roman" w:cs="Times New Roman" w:hint="eastAsia"/>
+        </w:rPr>
+        <w:t>Major Cities</w:t>
+      </w:r>
+      <w:r>
+        <w:rPr>
+          <w:rFonts w:ascii="Times New Roman" w:hAnsi="Times New Roman" w:cs="Times New Roman"/>
+        </w:rPr>
+        <w:t>”</w:t>
+      </w:r>
+      <w:r>
+        <w:rPr>
+          <w:rFonts w:ascii="Times New Roman" w:hAnsi="Times New Roman" w:cs="Times New Roman" w:hint="eastAsia"/>
+        </w:rPr>
+        <w:t xml:space="preserve">, </w:t>
+      </w:r>
+      <w:r>
+        <w:rPr>
+          <w:rFonts w:ascii="Times New Roman" w:hAnsi="Times New Roman" w:cs="Times New Roman"/>
+        </w:rPr>
+        <w:t>“</w:t>
+      </w:r>
+      <w:r>
+        <w:rPr>
+          <w:rFonts w:ascii="Times New Roman" w:hAnsi="Times New Roman" w:cs="Times New Roman" w:hint="eastAsia"/>
+        </w:rPr>
+        <w:t>Regional</w:t>
+      </w:r>
+      <w:r>
+        <w:rPr>
+          <w:rFonts w:ascii="Times New Roman" w:hAnsi="Times New Roman" w:cs="Times New Roman"/>
+        </w:rPr>
+        <w:t>”</w:t>
+      </w:r>
+      <w:r>
+        <w:rPr>
+          <w:rFonts w:ascii="Times New Roman" w:hAnsi="Times New Roman" w:cs="Times New Roman" w:hint="eastAsia"/>
+        </w:rPr>
+        <w:t xml:space="preserve">, </w:t>
+      </w:r>
+      <w:r>
+        <w:rPr>
+          <w:rFonts w:ascii="Times New Roman" w:hAnsi="Times New Roman" w:cs="Times New Roman"/>
+        </w:rPr>
+        <w:t>“</w:t>
+      </w:r>
+      <w:r>
+        <w:rPr>
+          <w:rFonts w:ascii="Times New Roman" w:hAnsi="Times New Roman" w:cs="Times New Roman" w:hint="eastAsia"/>
+        </w:rPr>
+        <w:t>Remote</w:t>
+      </w:r>
+      <w:r>
+        <w:rPr>
+          <w:rFonts w:ascii="Times New Roman" w:hAnsi="Times New Roman" w:cs="Times New Roman"/>
+        </w:rPr>
+        <w:t>”</w:t>
+      </w:r>
+      <w:r>
+        <w:rPr>
+          <w:rFonts w:ascii="Times New Roman" w:hAnsi="Times New Roman" w:cs="Times New Roman" w:hint="eastAsia"/>
+        </w:rPr>
+        <w:t>) are longer words. A horizontal bar chart makes these labels easier to read. This chart type is simple and works well for a general audience.</w:t>
+      </w:r>
+    </w:p>
+    <w:p>
+      <w:pPr>
+        <w:rPr>
+          <w:rFonts w:ascii="Times New Roman" w:hAnsi="Times New Roman" w:cs="Times New Roman"/>
+        </w:rPr>
+      </w:pPr>
+      <w:r>
+        <w:rPr>
+          <w:rFonts w:ascii="Times New Roman" w:hAnsi="Times New Roman" w:cs="Times New Roman"/>
+          <w:u w:val="single"/>
+        </w:rPr>
+        <w:t>P</w:t>
+      </w:r>
+      <w:r>
+        <w:rPr>
+          <w:rFonts w:ascii="Times New Roman" w:hAnsi="Times New Roman" w:cs="Times New Roman" w:hint="eastAsia"/>
+          <w:u w:val="single"/>
+        </w:rPr>
+        <w:t xml:space="preserve">ie Charts </w:t>
+      </w:r>
+      <w:r>
+        <w:rPr>
+          <w:rFonts w:ascii="Times New Roman" w:hAnsi="Times New Roman" w:cs="Times New Roman"/>
+          <w:u w:val="single"/>
+        </w:rPr>
+        <w:t>–</w:t>
+      </w:r>
+      <w:r>
+        <w:rPr>
+          <w:rFonts w:ascii="Times New Roman" w:hAnsi="Times New Roman" w:cs="Times New Roman" w:hint="eastAsia"/>
+          <w:u w:val="single"/>
+        </w:rPr>
+        <w:t xml:space="preserve"> Road User Types</w:t>
+      </w:r>
+      <w:r>
+        <w:rPr>
+          <w:rFonts w:ascii="Times New Roman" w:hAnsi="Times New Roman" w:cs="Times New Roman"/>
+        </w:rPr>
+        <w:t xml:space="preserve"> </w:t>
+      </w:r>
+    </w:p>
+    <w:p>
+      <w:pPr>
+        <w:ind w:firstLine="720"/>
+        <w:rPr>
+          <w:rFonts w:ascii="Times New Roman" w:hAnsi="Times New Roman" w:cs="Times New Roman"/>
+        </w:rPr>
+      </w:pPr>
+      <w:r>
+        <w:rPr>
+          <w:rFonts w:ascii="Times New Roman" w:hAnsi="Times New Roman" w:cs="Times New Roman" w:hint="eastAsia"/>
+        </w:rPr>
+        <w:t>We chose pie charts to show the share of each road user type for First Nations and non-Indigenous groups. Two pie charts sit side by side, making it easy to compare the two populations. Pie charts work well here because th</w:t>
+      </w:r>
+      <w:r>
+        <w:rPr>
+          <w:rFonts w:ascii="Times New Roman" w:hAnsi="Times New Roman" w:cs="Times New Roman" w:hint="eastAsia"/>
+        </w:rPr>
+        <w:t xml:space="preserve">ere are only four categories (car, motorcycle, bicycle, pedestrian). A stacked bar chart was considered but </w:t>
+      </w:r>
+      <w:r>
+        <w:rPr>
+          <w:rFonts w:ascii="Times New Roman" w:hAnsi="Times New Roman" w:cs="Times New Roman" w:hint="eastAsia"/>
+        </w:rPr>
+        <w:t>rejected because pie charts are more familiar to general audiences.</w:t>
+      </w:r>
+    </w:p>
+    <w:p>
+      <w:pPr>
+        <w:rPr>
+          <w:rFonts w:ascii="Times New Roman" w:hAnsi="Times New Roman" w:cs="Times New Roman"/>
+          <w:u w:val="single"/>
+        </w:rPr>
+      </w:pPr>
+      <w:r>
+        <w:rPr>
+          <w:rFonts w:ascii="Times New Roman" w:hAnsi="Times New Roman" w:cs="Times New Roman" w:hint="eastAsia"/>
+          <w:u w:val="single"/>
+        </w:rPr>
+        <w:t xml:space="preserve">SVG Map </w:t>
+      </w:r>
+      <w:r>
+        <w:rPr>
+          <w:rFonts w:ascii="Times New Roman" w:hAnsi="Times New Roman" w:cs="Times New Roman"/>
+          <w:u w:val="single"/>
+        </w:rPr>
+        <w:t>–</w:t>
+      </w:r>
+      <w:r>
+        <w:rPr>
+          <w:rFonts w:ascii="Times New Roman" w:hAnsi="Times New Roman" w:cs="Times New Roman" w:hint="eastAsia"/>
+          <w:u w:val="single"/>
+        </w:rPr>
+        <w:t xml:space="preserve"> States and Territories</w:t>
+      </w:r>
+    </w:p>
+    <w:p>
+      <w:pPr>
+        <w:rPr>
+          <w:rFonts w:ascii="Times New Roman" w:hAnsi="Times New Roman" w:cs="Times New Roman"/>
+        </w:rPr>
+      </w:pPr>
+      <w:r>
+        <w:rPr>
+          <w:rFonts w:ascii="Times New Roman" w:hAnsi="Times New Roman" w:cs="Times New Roman"/>
+        </w:rPr>
+        <w:tab/>
+      </w:r>
+      <w:r>
+        <w:rPr>
+          <w:rFonts w:ascii="Times New Roman" w:hAnsi="Times New Roman" w:cs="Times New Roman" w:hint="eastAsia"/>
+        </w:rPr>
+        <w:t>An interactive SVG map shows hospitalisation data for each Australian sta</w:t>
+      </w:r>
+      <w:r>
+        <w:rPr>
+          <w:rFonts w:ascii="Times New Roman" w:hAnsi="Times New Roman" w:cs="Times New Roman" w:hint="eastAsia"/>
+        </w:rPr>
+        <w:t>te and territory. Users can hover over any state to see detailed statistics. Clicking a state filters all charts to show only data from that state.</w:t>
+      </w:r>
+    </w:p>
+    <w:p>
+      <w:pPr>
+        <w:rPr>
+          <w:rFonts w:ascii="Times New Roman" w:hAnsi="Times New Roman" w:cs="Times New Roman"/>
+        </w:rPr>
+      </w:pPr>
+    </w:p>
+    <w:p>
+      <w:pPr>
+        <w:rPr>
+          <w:rFonts w:ascii="Times New Roman" w:hAnsi="Times New Roman" w:cs="Times New Roman" w:hint="eastAsia"/>
+          <w:b/>
+          <w:bCs/>
+        </w:rPr>
+      </w:pPr>
+      <w:r>
+        <w:rPr>
+          <w:rFonts w:ascii="Times New Roman" w:hAnsi="Times New Roman" w:cs="Times New Roman" w:hint="eastAsia"/>
+          <w:b/>
+          <w:bCs/>
+        </w:rPr>
+        <w:t xml:space="preserve">--- Colour Palette --- </w:t>
+      </w:r>
+    </w:p>
+    <w:p>
+      <w:pPr>
+        <w:rPr>
+          <w:rFonts w:ascii="Times New Roman" w:hAnsi="Times New Roman" w:cs="Times New Roman"/>
+        </w:rPr>
+      </w:pPr>
+      <w:r>
+        <w:rPr>
+          <w:rFonts w:ascii="Times New Roman" w:hAnsi="Times New Roman" w:cs="Times New Roman" w:hint="eastAsia"/>
+        </w:rPr>
+        <w:t>We use the same colours everywhere so users learn them once:</w:t>
+      </w:r>
+    </w:p>
+    <w:p>
+      <w:pPr>
+        <w:pStyle w:val="ListParagraph"/>
+        <w:numPr>
+          <w:ilvl w:val="0"/>
+          <w:numId w:val="44"/>
+        </w:numPr>
+        <w:rPr>
+          <w:rFonts w:ascii="Times New Roman" w:hAnsi="Times New Roman" w:cs="Times New Roman"/>
+        </w:rPr>
+      </w:pPr>
+      <w:r>
+        <w:rPr>
+          <w:rFonts w:ascii="Times New Roman" w:hAnsi="Times New Roman" w:cs="Times New Roman" w:hint="eastAsia"/>
+        </w:rPr>
+        <w:t>Navy (</w:t>
+      </w:r>
+      <w:r>
+        <w:rPr>
+          <w:rFonts w:ascii="Times New Roman" w:hAnsi="Times New Roman" w:cs="Times New Roman" w:hint="eastAsia"/>
+        </w:rPr>
+        <w:t>#1B3A5C) for First Nations peoples</w:t>
+      </w:r>
+    </w:p>
+    <w:p>
+      <w:pPr>
+        <w:pStyle w:val="ListParagraph"/>
+        <w:numPr>
+          <w:ilvl w:val="0"/>
+          <w:numId w:val="44"/>
+        </w:numPr>
+        <w:rPr>
+          <w:rFonts w:ascii="Times New Roman" w:hAnsi="Times New Roman" w:cs="Times New Roman"/>
+        </w:rPr>
+      </w:pPr>
+      <w:r>
+        <w:rPr>
+          <w:rFonts w:ascii="Times New Roman" w:hAnsi="Times New Roman" w:cs="Times New Roman" w:hint="eastAsia"/>
+        </w:rPr>
+        <w:t>Amber (#E8973A) for non-Indigenous Australians</w:t>
+      </w:r>
+    </w:p>
+    <w:p>
+      <w:pPr>
+        <w:pStyle w:val="ListParagraph"/>
+        <w:numPr>
+          <w:ilvl w:val="0"/>
+          <w:numId w:val="44"/>
+        </w:numPr>
+        <w:rPr>
+          <w:rFonts w:ascii="Times New Roman" w:hAnsi="Times New Roman" w:cs="Times New Roman"/>
+        </w:rPr>
+      </w:pPr>
+      <w:r>
+        <w:rPr>
+          <w:rFonts w:ascii="Times New Roman" w:hAnsi="Times New Roman" w:cs="Times New Roman" w:hint="eastAsia"/>
+        </w:rPr>
+        <w:t>Teal (#1B7</w:t>
+      </w:r>
+      <w:r>
+        <w:rPr>
+          <w:rFonts w:ascii="Times New Roman" w:hAnsi="Times New Roman" w:cs="Times New Roman" w:hint="eastAsia"/>
+        </w:rPr>
+        <w:t>F8E) for secondary series</w:t>
+      </w:r>
+    </w:p>
+    <w:p>
+      <w:pPr>
+        <w:pStyle w:val="ListParagraph"/>
+        <w:numPr>
+          <w:ilvl w:val="0"/>
+          <w:numId w:val="44"/>
+        </w:numPr>
+        <w:rPr>
+          <w:rFonts w:ascii="Times New Roman" w:hAnsi="Times New Roman" w:cs="Times New Roman"/>
+        </w:rPr>
+      </w:pPr>
+      <w:r>
+        <w:rPr>
+          <w:rFonts w:ascii="Times New Roman" w:hAnsi="Times New Roman" w:cs="Times New Roman" w:hint="eastAsia"/>
+        </w:rPr>
+        <w:t>Slate (#6B8098) for grid lines and secondary text</w:t>
+      </w:r>
+    </w:p>
+    <w:p>
+      <w:pPr>
+        <w:rPr>
+          <w:rFonts w:ascii="Times New Roman" w:hAnsi="Times New Roman" w:cs="Times New Roman" w:hint="eastAsia"/>
+        </w:rPr>
+      </w:pPr>
+      <w:r>
+        <w:rPr>
+          <w:rFonts w:ascii="Times New Roman" w:hAnsi="Times New Roman" w:cs="Times New Roman" w:hint="eastAsia"/>
+        </w:rPr>
+        <w:t>These colours are colourbl</w:t>
+      </w:r>
+      <w:r>
+        <w:rPr>
+          <w:rFonts w:ascii="Times New Roman" w:hAnsi="Times New Roman" w:cs="Times New Roman" w:hint="eastAsia"/>
+        </w:rPr>
+        <w:t>ind-safe (they avoid red</w:t>
+      </w:r>
+      <w:r>
+        <w:rPr>
+          <w:rFonts w:ascii="Times New Roman" w:hAnsi="Times New Roman" w:cs="Times New Roman" w:hint="eastAsia"/>
+        </w:rPr>
+        <w:t xml:space="preserve"> and green</w:t>
+      </w:r>
+      <w:r>
+        <w:rPr>
+          <w:rFonts w:ascii="Times New Roman" w:hAnsi="Times New Roman" w:cs="Times New Roman" w:hint="eastAsia"/>
+        </w:rPr>
+        <w:t>).</w:t>
+      </w:r>
+    </w:p>
+    <w:p>
+      <w:pPr>
+        <w:rPr>
+          <w:rFonts w:ascii="Times New Roman" w:hAnsi="Times New Roman" w:cs="Times New Roman"/>
+        </w:rPr>
+      </w:pPr>
+    </w:p>
+    <w:p>
+      <w:pPr>
+        <w:rPr>
+          <w:rFonts w:ascii="Times New Roman" w:hAnsi="Times New Roman" w:cs="Times New Roman"/>
+          <w:b/>
+          <w:bCs/>
+        </w:rPr>
+      </w:pPr>
+      <w:r>
+        <w:rPr>
+          <w:rFonts w:ascii="Times New Roman" w:hAnsi="Times New Roman" w:cs="Times New Roman" w:hint="eastAsia"/>
+          <w:b/>
+          <w:bCs/>
+        </w:rPr>
+        <w:t>--- Data Labels ---</w:t>
+      </w:r>
+    </w:p>
+    <w:p>
+      <w:pPr>
+        <w:rPr>
+          <w:rFonts w:ascii="Times New Roman" w:hAnsi="Times New Roman" w:cs="Times New Roman" w:hint="eastAsia"/>
+        </w:rPr>
+      </w:pPr>
+      <w:r>
+        <w:rPr>
+          <w:rFonts w:ascii="Times New Roman" w:hAnsi="Times New Roman" w:cs="Times New Roman" w:hint="eastAsia"/>
+        </w:rPr>
+        <w:t xml:space="preserve">Every chart shows </w:t>
+      </w:r>
+      <w:r>
+        <w:rPr>
+          <w:rFonts w:ascii="Times New Roman" w:hAnsi="Times New Roman" w:cs="Times New Roman" w:hint="eastAsia"/>
+        </w:rPr>
+        <w:t xml:space="preserve">exact numbers on the bars or data points. Users do not need to hover to see the values. This was a direct response to user testing feedback </w:t>
+      </w:r>
+      <w:r>
+        <w:rPr>
+          <w:rFonts w:ascii="Times New Roman" w:hAnsi="Times New Roman" w:cs="Times New Roman"/>
+        </w:rPr>
+        <w:t>–</w:t>
+      </w:r>
+      <w:r>
+        <w:rPr>
+          <w:rFonts w:ascii="Times New Roman" w:hAnsi="Times New Roman" w:cs="Times New Roman" w:hint="eastAsia"/>
+        </w:rPr>
+        <w:t xml:space="preserve"> pa</w:t>
+      </w:r>
+      <w:r>
+        <w:rPr>
+          <w:rFonts w:ascii="Times New Roman" w:hAnsi="Times New Roman" w:cs="Times New Roman" w:hint="eastAsia"/>
+        </w:rPr>
+        <w:t>rticipants said they wanted to see the numbers right away.</w:t>
+      </w:r>
+    </w:p>
+    <w:p>
+      <w:pPr>
+        <w:rPr>
+          <w:rFonts w:ascii="Times New Roman" w:hAnsi="Times New Roman" w:cs="Times New Roman"/>
+        </w:rPr>
+      </w:pPr>
+    </w:p>
+    <w:p>
+      <w:pPr>
+        <w:outlineLvl w:val="1"/>
+        <w:rPr>
+          <w:rFonts w:ascii="Times New Roman" w:hAnsi="Times New Roman" w:cs="Times New Roman"/>
+          <w:b/>
+          <w:bCs/>
+          <w:sz w:val="22"/>
+          <w:szCs w:val="22"/>
+        </w:rPr>
+      </w:pPr>
+      <w:bookmarkStart w:id="10" w:name="_Toc229140713"/>
+      <w:r>
+        <w:rPr>
+          <w:rFonts w:ascii="Times New Roman" w:hAnsi="Times New Roman" w:cs="Times New Roman"/>
+          <w:b/>
+          <w:bCs/>
+          <w:sz w:val="22"/>
+          <w:szCs w:val="22"/>
+        </w:rPr>
+        <w:t>3.3 Interaction Design</w:t>
+      </w:r>
+      <w:bookmarkEnd w:id="10"/>
+      <w:r>
+        <w:rPr>
+          <w:rFonts w:ascii="Times New Roman" w:hAnsi="Times New Roman" w:cs="Times New Roman"/>
+          <w:b/>
+          <w:bCs/>
+          <w:sz w:val="22"/>
+          <w:szCs w:val="22"/>
+        </w:rPr>
+        <w:t xml:space="preserve"> </w:t>
       </w:r>
     </w:p>
     <w:p>
@@ -10377,47 +10570,15 @@
           <w:i/>
           <w:iCs/>
         </w:rPr>
-        <w:t>Graphical Elements, Colour, and Layout</w:t>
-      </w:r>
-    </w:p>
-    <w:p>
-      <w:pPr>
-        <w:rPr>
-          <w:rFonts w:ascii="Times New Roman" w:hAnsi="Times New Roman" w:cs="Times New Roman"/>
-        </w:rPr>
-      </w:pPr>
-      <w:r>
-        <w:rPr>
-          <w:rFonts w:ascii="Times New Roman" w:hAnsi="Times New Roman" w:cs="Times New Roman"/>
-        </w:rPr>
-        <w:t>Colour encodes group membership consistently across all charts</w:t>
-      </w:r>
-      <w:r>
-        <w:rPr>
-          <w:rFonts w:ascii="Times New Roman" w:hAnsi="Times New Roman" w:cs="Times New Roman"/>
-        </w:rPr>
-        <w:t>-</w:t>
-      </w:r>
-      <w:r>
-        <w:rPr>
-          <w:rFonts w:ascii="Times New Roman" w:hAnsi="Times New Roman" w:cs="Times New Roman"/>
-        </w:rPr>
-        <w:t xml:space="preserve"> navy (#1B3A5C) for First Nations peoples and amber (#E8973A) for non-Indigenous Australians. Users learn this encoding once and it applies everywhere. Supporting colours are teal (#1B7F8E) for secondary series, slate (#4A6475) for grid lines, and ice blue (#D6EEF2) for background panels.</w:t>
-      </w:r>
-    </w:p>
-    <w:p>
-      <w:pPr>
-        <w:rPr>
-          <w:rFonts w:ascii="Times New Roman" w:hAnsi="Times New Roman" w:cs="Times New Roman"/>
-        </w:rPr>
-      </w:pPr>
-      <w:r>
-        <w:rPr>
-          <w:rFonts w:ascii="Times New Roman" w:hAnsi="Times New Roman" w:cs="Times New Roman"/>
-        </w:rPr>
-        <w:lastRenderedPageBreak/>
-        <w:t>Chart titles are left-aligned above each chart. Axis labels are concise and always include units. Legends appear directly beside or below the chart they describe.</w:t>
-      </w:r>
+        <w:t>Interactive Features</w:t>
+      </w:r>
+    </w:p>
+    <w:p>
+      <w:pPr>
+        <w:rPr>
+          <w:rFonts w:ascii="Times New Roman" w:hAnsi="Times New Roman" w:cs="Times New Roman"/>
+        </w:rPr>
+      </w:pPr>
     </w:p>
     <w:p>
       <w:pPr>
@@ -10425,64 +10586,617 @@
           <w:rFonts w:ascii="Times New Roman" w:hAnsi="Times New Roman" w:cs="Times New Roman"/>
           <w:b/>
           <w:bCs/>
-          <w:i/>
-          <w:iCs/>
-        </w:rPr>
-      </w:pPr>
-      <w:r>
-        <w:rPr>
-          <w:rFonts w:ascii="Times New Roman" w:hAnsi="Times New Roman" w:cs="Times New Roman"/>
+        </w:rPr>
+      </w:pPr>
+      <w:r>
+        <w:rPr>
+          <w:rFonts w:ascii="Times New Roman" w:hAnsi="Times New Roman" w:cs="Times New Roman" w:hint="eastAsia"/>
           <w:b/>
           <w:bCs/>
-          <w:i/>
-          <w:iCs/>
-        </w:rPr>
-        <w:t>Annotations and Tooltips</w:t>
-      </w:r>
-    </w:p>
-    <w:p>
-      <w:pPr>
-        <w:rPr>
-          <w:rFonts w:ascii="Times New Roman" w:hAnsi="Times New Roman" w:cs="Times New Roman"/>
-        </w:rPr>
-      </w:pPr>
-      <w:r>
-        <w:rPr>
-          <w:rFonts w:ascii="Times New Roman" w:hAnsi="Times New Roman" w:cs="Times New Roman"/>
-        </w:rPr>
-        <w:t>Hover tooltips on all charts display the group name, year, and exact hospitalisation count on demand, avoiding permanent label clutter. Static annotations are used sparingly</w:t>
-      </w:r>
-      <w:r>
-        <w:rPr>
-          <w:rFonts w:ascii="Times New Roman" w:hAnsi="Times New Roman" w:cs="Times New Roman"/>
-        </w:rPr>
-        <w:t xml:space="preserve">, </w:t>
-      </w:r>
-      <w:r>
-        <w:rPr>
-          <w:rFonts w:ascii="Times New Roman" w:hAnsi="Times New Roman" w:cs="Times New Roman"/>
-        </w:rPr>
-        <w:t>one or two per chart</w:t>
-      </w:r>
-      <w:r>
-        <w:rPr>
-          <w:rFonts w:ascii="Times New Roman" w:hAnsi="Times New Roman" w:cs="Times New Roman"/>
-        </w:rPr>
-        <w:t xml:space="preserve">, </w:t>
-      </w:r>
-      <w:r>
-        <w:rPr>
-          <w:rFonts w:ascii="Times New Roman" w:hAnsi="Times New Roman" w:cs="Times New Roman"/>
-        </w:rPr>
-        <w:t>marking the most significant data points, such as the year with the widest gap between groups on the line chart, and the 17–25 peak bar on the age group chart.</w:t>
-      </w:r>
-    </w:p>
-    <w:p>
-      <w:pPr>
-        <w:rPr>
-          <w:rFonts w:ascii="Times New Roman" w:hAnsi="Times New Roman" w:cs="Times New Roman"/>
-        </w:rPr>
-      </w:pPr>
+        </w:rPr>
+        <w:t>--- Sidebar Navigation (Page Switching) ---</w:t>
+      </w:r>
+    </w:p>
+    <w:p>
+      <w:pPr>
+        <w:rPr>
+          <w:rFonts w:ascii="Times New Roman" w:hAnsi="Times New Roman" w:cs="Times New Roman"/>
+        </w:rPr>
+      </w:pPr>
+      <w:r>
+        <w:rPr>
+          <w:rFonts w:ascii="Times New Roman" w:hAnsi="Times New Roman" w:cs="Times New Roman" w:hint="eastAsia"/>
+        </w:rPr>
+        <w:lastRenderedPageBreak/>
+        <w:t xml:space="preserve">Users can click </w:t>
+      </w:r>
+      <w:r>
+        <w:rPr>
+          <w:rFonts w:ascii="Times New Roman" w:hAnsi="Times New Roman" w:cs="Times New Roman" w:hint="eastAsia"/>
+        </w:rPr>
+        <w:t>any item in the left sidebar to switch between seven pages. Only the selected page is shown. This keeps the interface clean and prevents information overload. When a user switches pages, any charts on that page are re-rendered to make sure they display correctly.</w:t>
+      </w:r>
+    </w:p>
+    <w:p>
+      <w:pPr>
+        <w:rPr>
+          <w:rFonts w:ascii="Times New Roman" w:hAnsi="Times New Roman" w:cs="Times New Roman"/>
+        </w:rPr>
+      </w:pPr>
+    </w:p>
+    <w:p>
+      <w:pPr>
+        <w:rPr>
+          <w:rFonts w:ascii="Times New Roman" w:hAnsi="Times New Roman" w:cs="Times New Roman"/>
+          <w:b/>
+          <w:bCs/>
+        </w:rPr>
+      </w:pPr>
+      <w:r>
+        <w:rPr>
+          <w:rFonts w:ascii="Times New Roman" w:hAnsi="Times New Roman" w:cs="Times New Roman" w:hint="eastAsia"/>
+          <w:b/>
+          <w:bCs/>
+        </w:rPr>
+        <w:t>--- Filters ---</w:t>
+      </w:r>
+    </w:p>
+    <w:p>
+      <w:pPr>
+        <w:rPr>
+          <w:rFonts w:ascii="Times New Roman" w:hAnsi="Times New Roman" w:cs="Times New Roman"/>
+        </w:rPr>
+      </w:pPr>
+      <w:r>
+        <w:rPr>
+          <w:rFonts w:ascii="Times New Roman" w:hAnsi="Times New Roman" w:cs="Times New Roman" w:hint="eastAsia"/>
+        </w:rPr>
+        <w:t xml:space="preserve">Five filters </w:t>
+      </w:r>
+      <w:r>
+        <w:rPr>
+          <w:rFonts w:ascii="Times New Roman" w:hAnsi="Times New Roman" w:cs="Times New Roman" w:hint="eastAsia"/>
+        </w:rPr>
+        <w:t>are available at the top of every page:</w:t>
+      </w:r>
+    </w:p>
+    <w:p>
+      <w:pPr>
+        <w:pStyle w:val="ListParagraph"/>
+        <w:numPr>
+          <w:ilvl w:val="0"/>
+          <w:numId w:val="44"/>
+        </w:numPr>
+        <w:rPr>
+          <w:rFonts w:ascii="Times New Roman" w:hAnsi="Times New Roman" w:cs="Times New Roman"/>
+        </w:rPr>
+      </w:pPr>
+      <w:r>
+        <w:rPr>
+          <w:rFonts w:ascii="Times New Roman" w:hAnsi="Times New Roman" w:cs="Times New Roman" w:hint="eastAsia"/>
+        </w:rPr>
+        <w:t>Year (select a single year or view all years together)</w:t>
+      </w:r>
+    </w:p>
+    <w:p>
+      <w:pPr>
+        <w:pStyle w:val="ListParagraph"/>
+        <w:numPr>
+          <w:ilvl w:val="0"/>
+          <w:numId w:val="44"/>
+        </w:numPr>
+        <w:rPr>
+          <w:rFonts w:ascii="Times New Roman" w:hAnsi="Times New Roman" w:cs="Times New Roman"/>
+        </w:rPr>
+      </w:pPr>
+      <w:r>
+        <w:rPr>
+          <w:rFonts w:ascii="Times New Roman" w:hAnsi="Times New Roman" w:cs="Times New Roman" w:hint="eastAsia"/>
+        </w:rPr>
+        <w:t>Indigenous Status (All, First Nations only, or Non-Indigenous only)</w:t>
+      </w:r>
+    </w:p>
+    <w:p>
+      <w:pPr>
+        <w:pStyle w:val="ListParagraph"/>
+        <w:numPr>
+          <w:ilvl w:val="0"/>
+          <w:numId w:val="44"/>
+        </w:numPr>
+        <w:rPr>
+          <w:rFonts w:ascii="Times New Roman" w:hAnsi="Times New Roman" w:cs="Times New Roman"/>
+        </w:rPr>
+      </w:pPr>
+      <w:r>
+        <w:rPr>
+          <w:rFonts w:ascii="Times New Roman" w:hAnsi="Times New Roman" w:cs="Times New Roman" w:hint="eastAsia"/>
+        </w:rPr>
+        <w:t>Road User (All, Car occupan</w:t>
+      </w:r>
+      <w:r>
+        <w:rPr>
+          <w:rFonts w:ascii="Times New Roman" w:hAnsi="Times New Roman" w:cs="Times New Roman" w:hint="eastAsia"/>
+        </w:rPr>
+        <w:t>t, Motorcyclist, Pedal cyclist, or Pedestrian)</w:t>
+      </w:r>
+    </w:p>
+    <w:p>
+      <w:pPr>
+        <w:pStyle w:val="ListParagraph"/>
+        <w:numPr>
+          <w:ilvl w:val="0"/>
+          <w:numId w:val="44"/>
+        </w:numPr>
+        <w:rPr>
+          <w:rFonts w:ascii="Times New Roman" w:hAnsi="Times New Roman" w:cs="Times New Roman"/>
+        </w:rPr>
+      </w:pPr>
+      <w:r>
+        <w:rPr>
+          <w:rFonts w:ascii="Times New Roman" w:hAnsi="Times New Roman" w:cs="Times New Roman" w:hint="eastAsia"/>
+        </w:rPr>
+        <w:t>Age Group (All, or any specific age range)</w:t>
+      </w:r>
+    </w:p>
+    <w:p>
+      <w:pPr>
+        <w:pStyle w:val="ListParagraph"/>
+        <w:numPr>
+          <w:ilvl w:val="0"/>
+          <w:numId w:val="44"/>
+        </w:numPr>
+        <w:rPr>
+          <w:rFonts w:ascii="Times New Roman" w:hAnsi="Times New Roman" w:cs="Times New Roman"/>
+        </w:rPr>
+      </w:pPr>
+      <w:r>
+        <w:rPr>
+          <w:rFonts w:ascii="Times New Roman" w:hAnsi="Times New Roman" w:cs="Times New Roman" w:hint="eastAsia"/>
+        </w:rPr>
+        <w:t>Remoteness (All, Major Cities, Regional, or Remote)</w:t>
+      </w:r>
+    </w:p>
+    <w:p>
+      <w:pPr>
+        <w:rPr>
+          <w:rFonts w:ascii="Times New Roman" w:hAnsi="Times New Roman" w:cs="Times New Roman"/>
+        </w:rPr>
+      </w:pPr>
+      <w:r>
+        <w:rPr>
+          <w:rFonts w:ascii="Times New Roman" w:hAnsi="Times New Roman" w:cs="Times New Roman" w:hint="eastAsia"/>
+        </w:rPr>
+        <w:t xml:space="preserve">When a user changes any filter, all charts update immediately. A Reset button returns all filters to </w:t>
+      </w:r>
+      <w:r>
+        <w:rPr>
+          <w:rFonts w:ascii="Times New Roman" w:hAnsi="Times New Roman" w:cs="Times New Roman"/>
+        </w:rPr>
+        <w:t>“</w:t>
+      </w:r>
+      <w:r>
+        <w:rPr>
+          <w:rFonts w:ascii="Times New Roman" w:hAnsi="Times New Roman" w:cs="Times New Roman" w:hint="eastAsia"/>
+        </w:rPr>
+        <w:t>All</w:t>
+      </w:r>
+      <w:r>
+        <w:rPr>
+          <w:rFonts w:ascii="Times New Roman" w:hAnsi="Times New Roman" w:cs="Times New Roman"/>
+        </w:rPr>
+        <w:t>”</w:t>
+      </w:r>
+      <w:r>
+        <w:rPr>
+          <w:rFonts w:ascii="Times New Roman" w:hAnsi="Times New Roman" w:cs="Times New Roman" w:hint="eastAsia"/>
+        </w:rPr>
+        <w:t xml:space="preserve"> and clears any selected state on the map.</w:t>
+      </w:r>
+    </w:p>
+    <w:p>
+      <w:pPr>
+        <w:rPr>
+          <w:rFonts w:ascii="Times New Roman" w:hAnsi="Times New Roman" w:cs="Times New Roman"/>
+        </w:rPr>
+      </w:pPr>
+    </w:p>
+    <w:p>
+      <w:pPr>
+        <w:rPr>
+          <w:rFonts w:ascii="Times New Roman" w:hAnsi="Times New Roman" w:cs="Times New Roman"/>
+          <w:b/>
+          <w:bCs/>
+        </w:rPr>
+      </w:pPr>
+      <w:r>
+        <w:rPr>
+          <w:rFonts w:ascii="Times New Roman" w:hAnsi="Times New Roman" w:cs="Times New Roman" w:hint="eastAsia"/>
+          <w:b/>
+          <w:bCs/>
+        </w:rPr>
+        <w:t>--- Interactive Map ---</w:t>
+      </w:r>
+    </w:p>
+    <w:p>
+      <w:pPr>
+        <w:rPr>
+          <w:rFonts w:ascii="Times New Roman" w:hAnsi="Times New Roman" w:cs="Times New Roman"/>
+        </w:rPr>
+      </w:pPr>
+      <w:r>
+        <w:rPr>
+          <w:rFonts w:ascii="Times New Roman" w:hAnsi="Times New Roman" w:cs="Times New Roman" w:hint="eastAsia"/>
+        </w:rPr>
+        <w:t>Users can hover over any state on the map to see a tool</w:t>
+      </w:r>
+      <w:r>
+        <w:rPr>
+          <w:rFonts w:ascii="Times New Roman" w:hAnsi="Times New Roman" w:cs="Times New Roman" w:hint="eastAsia"/>
+        </w:rPr>
+        <w:t>tip with:</w:t>
+      </w:r>
+    </w:p>
+    <w:p>
+      <w:pPr>
+        <w:pStyle w:val="ListParagraph"/>
+        <w:numPr>
+          <w:ilvl w:val="0"/>
+          <w:numId w:val="44"/>
+        </w:numPr>
+        <w:rPr>
+          <w:rFonts w:ascii="Times New Roman" w:hAnsi="Times New Roman" w:cs="Times New Roman"/>
+        </w:rPr>
+      </w:pPr>
+      <w:r>
+        <w:rPr>
+          <w:rFonts w:ascii="Times New Roman" w:hAnsi="Times New Roman" w:cs="Times New Roman" w:hint="eastAsia"/>
+        </w:rPr>
+        <w:t>The state name</w:t>
+      </w:r>
+    </w:p>
+    <w:p>
+      <w:pPr>
+        <w:pStyle w:val="ListParagraph"/>
+        <w:numPr>
+          <w:ilvl w:val="0"/>
+          <w:numId w:val="44"/>
+        </w:numPr>
+        <w:rPr>
+          <w:rFonts w:ascii="Times New Roman" w:hAnsi="Times New Roman" w:cs="Times New Roman"/>
+        </w:rPr>
+      </w:pPr>
+      <w:r>
+        <w:rPr>
+          <w:rFonts w:ascii="Times New Roman" w:hAnsi="Times New Roman" w:cs="Times New Roman" w:hint="eastAsia"/>
+        </w:rPr>
+        <w:t xml:space="preserve">Hospitalisations for the selected year (or the most recent year if </w:t>
+      </w:r>
+      <w:r>
+        <w:rPr>
+          <w:rFonts w:ascii="Times New Roman" w:hAnsi="Times New Roman" w:cs="Times New Roman"/>
+        </w:rPr>
+        <w:t>“</w:t>
+      </w:r>
+      <w:r>
+        <w:rPr>
+          <w:rFonts w:ascii="Times New Roman" w:hAnsi="Times New Roman" w:cs="Times New Roman" w:hint="eastAsia"/>
+        </w:rPr>
+        <w:t>All Years</w:t>
+      </w:r>
+      <w:r>
+        <w:rPr>
+          <w:rFonts w:ascii="Times New Roman" w:hAnsi="Times New Roman" w:cs="Times New Roman"/>
+        </w:rPr>
+        <w:t>”</w:t>
+      </w:r>
+      <w:r>
+        <w:rPr>
+          <w:rFonts w:ascii="Times New Roman" w:hAnsi="Times New Roman" w:cs="Times New Roman" w:hint="eastAsia"/>
+        </w:rPr>
+        <w:t xml:space="preserve"> is selected)</w:t>
+      </w:r>
+    </w:p>
+    <w:p>
+      <w:pPr>
+        <w:pStyle w:val="ListParagraph"/>
+        <w:numPr>
+          <w:ilvl w:val="0"/>
+          <w:numId w:val="44"/>
+        </w:numPr>
+        <w:rPr>
+          <w:rFonts w:ascii="Times New Roman" w:hAnsi="Times New Roman" w:cs="Times New Roman"/>
+        </w:rPr>
+      </w:pPr>
+      <w:r>
+        <w:rPr>
+          <w:rFonts w:ascii="Times New Roman" w:hAnsi="Times New Roman" w:cs="Times New Roman" w:hint="eastAsia"/>
+        </w:rPr>
+        <w:t>The peak year for that state</w:t>
+      </w:r>
+    </w:p>
+    <w:p>
+      <w:pPr>
+        <w:pStyle w:val="ListParagraph"/>
+        <w:numPr>
+          <w:ilvl w:val="0"/>
+          <w:numId w:val="44"/>
+        </w:numPr>
+        <w:rPr>
+          <w:rFonts w:ascii="Times New Roman" w:hAnsi="Times New Roman" w:cs="Times New Roman"/>
+        </w:rPr>
+      </w:pPr>
+      <w:r>
+        <w:rPr>
+          <w:rFonts w:ascii="Times New Roman" w:hAnsi="Times New Roman" w:cs="Times New Roman" w:hint="eastAsia"/>
+        </w:rPr>
+        <w:t xml:space="preserve">The most </w:t>
+      </w:r>
+      <w:r>
+        <w:rPr>
+          <w:rFonts w:ascii="Times New Roman" w:hAnsi="Times New Roman" w:cs="Times New Roman" w:hint="eastAsia"/>
+        </w:rPr>
+        <w:t xml:space="preserve">common </w:t>
+      </w:r>
+      <w:r>
+        <w:rPr>
+          <w:rFonts w:ascii="Times New Roman" w:hAnsi="Times New Roman" w:cs="Times New Roman" w:hint="eastAsia"/>
+        </w:rPr>
+        <w:t>road user type in that state</w:t>
+      </w:r>
+    </w:p>
+    <w:p>
+      <w:pPr>
+        <w:rPr>
+          <w:rFonts w:ascii="Times New Roman" w:hAnsi="Times New Roman" w:cs="Times New Roman"/>
+        </w:rPr>
+      </w:pPr>
+      <w:r>
+        <w:rPr>
+          <w:rFonts w:ascii="Times New Roman" w:hAnsi="Times New Roman" w:cs="Times New Roman" w:hint="eastAsia"/>
+        </w:rPr>
+        <w:t>Clicking a state filters all charts to show only data from that state. The state name appears in the info panel below the map. Clicking the same state again removes the filter.</w:t>
+      </w:r>
+    </w:p>
+    <w:p>
+      <w:pPr>
+        <w:rPr>
+          <w:rFonts w:ascii="Times New Roman" w:hAnsi="Times New Roman" w:cs="Times New Roman"/>
+        </w:rPr>
+      </w:pPr>
+    </w:p>
+    <w:p>
+      <w:pPr>
+        <w:rPr>
+          <w:rFonts w:ascii="Times New Roman" w:hAnsi="Times New Roman" w:cs="Times New Roman"/>
+          <w:b/>
+          <w:bCs/>
+        </w:rPr>
+      </w:pPr>
+      <w:r>
+        <w:rPr>
+          <w:rFonts w:ascii="Times New Roman" w:hAnsi="Times New Roman" w:cs="Times New Roman" w:hint="eastAsia"/>
+          <w:b/>
+          <w:bCs/>
+        </w:rPr>
+        <w:t>--- Quiz and Feedback ---</w:t>
+      </w:r>
+    </w:p>
+    <w:p>
+      <w:pPr>
+        <w:rPr>
+          <w:rFonts w:ascii="Times New Roman" w:hAnsi="Times New Roman" w:cs="Times New Roman"/>
+        </w:rPr>
+      </w:pPr>
+      <w:r>
+        <w:rPr>
+          <w:rFonts w:ascii="Times New Roman" w:hAnsi="Times New Roman" w:cs="Times New Roman" w:hint="eastAsia"/>
+        </w:rPr>
+        <w:t xml:space="preserve">The Quiz &amp; Feedback page </w:t>
+      </w:r>
+      <w:r>
+        <w:rPr>
+          <w:rFonts w:ascii="Times New Roman" w:hAnsi="Times New Roman" w:cs="Times New Roman" w:hint="eastAsia"/>
+        </w:rPr>
+        <w:t>contains three multiple-choice questions. Users must answer all three correctly to complete the quiz. After each submission, the page gives immediate feedback:</w:t>
+      </w:r>
+    </w:p>
+    <w:p>
+      <w:pPr>
+        <w:pStyle w:val="ListParagraph"/>
+        <w:numPr>
+          <w:ilvl w:val="0"/>
+          <w:numId w:val="44"/>
+        </w:numPr>
+        <w:rPr>
+          <w:rFonts w:ascii="Times New Roman" w:hAnsi="Times New Roman" w:cs="Times New Roman"/>
+        </w:rPr>
+      </w:pPr>
+      <w:r>
+        <w:rPr>
+          <w:rFonts w:ascii="Times New Roman" w:hAnsi="Times New Roman" w:cs="Times New Roman" w:hint="eastAsia"/>
+        </w:rPr>
+        <w:t>Correct answers show a green message with a fun fact</w:t>
+      </w:r>
+    </w:p>
+    <w:p>
+      <w:pPr>
+        <w:pStyle w:val="ListParagraph"/>
+        <w:numPr>
+          <w:ilvl w:val="0"/>
+          <w:numId w:val="44"/>
+        </w:numPr>
+        <w:rPr>
+          <w:rFonts w:ascii="Times New Roman" w:hAnsi="Times New Roman" w:cs="Times New Roman"/>
+        </w:rPr>
+      </w:pPr>
+      <w:r>
+        <w:rPr>
+          <w:rFonts w:ascii="Times New Roman" w:hAnsi="Times New Roman" w:cs="Times New Roman" w:hint="eastAsia"/>
+        </w:rPr>
+        <w:t>Wrong answers show s red message with a hint</w:t>
+      </w:r>
+    </w:p>
+    <w:p>
+      <w:pPr>
+        <w:pStyle w:val="ListParagraph"/>
+        <w:numPr>
+          <w:ilvl w:val="0"/>
+          <w:numId w:val="44"/>
+        </w:numPr>
+        <w:rPr>
+          <w:rFonts w:ascii="Times New Roman" w:hAnsi="Times New Roman" w:cs="Times New Roman"/>
+        </w:rPr>
+      </w:pPr>
+      <w:r>
+        <w:rPr>
+          <w:rFonts w:ascii="Times New Roman" w:hAnsi="Times New Roman" w:cs="Times New Roman" w:hint="eastAsia"/>
+        </w:rPr>
+        <w:t>Unanswered questions show a yellow message asking the user to select an answer</w:t>
+      </w:r>
+    </w:p>
+    <w:p>
+      <w:pPr>
+        <w:rPr>
+          <w:rFonts w:ascii="Times New Roman" w:hAnsi="Times New Roman" w:cs="Times New Roman"/>
+        </w:rPr>
+      </w:pPr>
+      <w:r>
+        <w:rPr>
+          <w:rFonts w:ascii="Times New Roman" w:hAnsi="Times New Roman" w:cs="Times New Roman" w:hint="eastAsia"/>
+        </w:rPr>
+        <w:t>Once all three questions are correct, a feedback form appears. Users can type their suggestions and submit them. The feedback is printed to the browser console</w:t>
+      </w:r>
+      <w:r>
+        <w:rPr>
+          <w:rFonts w:ascii="Times New Roman" w:hAnsi="Times New Roman" w:cs="Times New Roman" w:hint="eastAsia"/>
+        </w:rPr>
+        <w:t xml:space="preserve"> (in final project, this could be saved to a database).</w:t>
+      </w:r>
+    </w:p>
+    <w:p>
+      <w:pPr>
+        <w:rPr>
+          <w:rFonts w:ascii="Times New Roman" w:hAnsi="Times New Roman" w:cs="Times New Roman"/>
+        </w:rPr>
+      </w:pPr>
+    </w:p>
+    <w:p>
+      <w:pPr>
+        <w:rPr>
+          <w:rFonts w:ascii="Times New Roman" w:hAnsi="Times New Roman" w:cs="Times New Roman"/>
+          <w:b/>
+          <w:bCs/>
+        </w:rPr>
+      </w:pPr>
+      <w:r>
+        <w:rPr>
+          <w:rFonts w:ascii="Times New Roman" w:hAnsi="Times New Roman" w:cs="Times New Roman" w:hint="eastAsia"/>
+          <w:b/>
+          <w:bCs/>
+        </w:rPr>
+        <w:t>--- Hover Tooltips ---</w:t>
+      </w:r>
+    </w:p>
+    <w:p>
+      <w:pPr>
+        <w:rPr>
+          <w:rFonts w:ascii="Times New Roman" w:hAnsi="Times New Roman" w:cs="Times New Roman"/>
+        </w:rPr>
+      </w:pPr>
+      <w:r>
+        <w:rPr>
+          <w:rFonts w:ascii="Times New Roman" w:hAnsi="Times New Roman" w:cs="Times New Roman" w:hint="eastAsia"/>
+        </w:rPr>
+        <w:t xml:space="preserve">Every chart has hover tooltips that show the exact value and category name. This gives users extra detail without making the chart </w:t>
+      </w:r>
+      <w:r>
+        <w:rPr>
+          <w:rFonts w:ascii="Times New Roman" w:hAnsi="Times New Roman" w:cs="Times New Roman" w:hint="eastAsia"/>
+        </w:rPr>
+        <w:t>look crowded.</w:t>
+      </w:r>
+    </w:p>
+    <w:p>
+      <w:pPr>
+        <w:rPr>
+          <w:rFonts w:ascii="Times New Roman" w:hAnsi="Times New Roman" w:cs="Times New Roman"/>
+        </w:rPr>
+      </w:pPr>
+    </w:p>
+    <w:p>
+      <w:pPr>
+        <w:rPr>
+          <w:rFonts w:ascii="Times New Roman" w:hAnsi="Times New Roman" w:cs="Times New Roman"/>
+          <w:b/>
+          <w:bCs/>
+        </w:rPr>
+      </w:pPr>
+      <w:r>
+        <w:rPr>
+          <w:rFonts w:ascii="Times New Roman" w:hAnsi="Times New Roman" w:cs="Times New Roman" w:hint="eastAsia"/>
+          <w:b/>
+          <w:bCs/>
+        </w:rPr>
+        <w:t>--- Responsive Design ---</w:t>
+      </w:r>
+    </w:p>
+    <w:p>
+      <w:pPr>
+        <w:rPr>
+          <w:rFonts w:ascii="Times New Roman" w:hAnsi="Times New Roman" w:cs="Times New Roman"/>
+        </w:rPr>
+      </w:pPr>
+      <w:r>
+        <w:rPr>
+          <w:rFonts w:ascii="Times New Roman" w:hAnsi="Times New Roman" w:cs="Times New Roman" w:hint="eastAsia"/>
+        </w:rPr>
+        <w:lastRenderedPageBreak/>
+        <w:t>The layout uses a two-column grid on des</w:t>
+      </w:r>
+      <w:r>
+        <w:rPr>
+          <w:rFonts w:ascii="Times New Roman" w:hAnsi="Times New Roman" w:cs="Times New Roman" w:hint="eastAsia"/>
+        </w:rPr>
+        <w:t>ktop screens. On smaller screens, the grid stacks into one column, and the sidebar moves to the top. Charts resize automatically using SVG viewBox attributes and Chart.js responsive seetings.</w:t>
+      </w:r>
+    </w:p>
+    <w:p>
+      <w:pPr>
+        <w:rPr>
+          <w:rFonts w:ascii="Times New Roman" w:hAnsi="Times New Roman" w:cs="Times New Roman"/>
+        </w:rPr>
+      </w:pPr>
+    </w:p>
+    <w:p>
+      <w:pPr>
+        <w:rPr>
+          <w:rFonts w:ascii="Times New Roman" w:hAnsi="Times New Roman" w:cs="Times New Roman" w:hint="eastAsia"/>
+        </w:rPr>
+      </w:pPr>
+    </w:p>
+    <w:p>
+      <w:pPr>
+        <w:outlineLvl w:val="0"/>
+        <w:rPr>
+          <w:rFonts w:ascii="Times New Roman" w:hAnsi="Times New Roman" w:cs="Times New Roman"/>
+          <w:b/>
+          <w:bCs/>
+          <w:sz w:val="28"/>
+          <w:szCs w:val="28"/>
+        </w:rPr>
+      </w:pPr>
+      <w:bookmarkStart w:id="11" w:name="_Toc229140714"/>
+      <w:r>
+        <w:rPr>
+          <w:rFonts w:ascii="Times New Roman" w:hAnsi="Times New Roman" w:cs="Times New Roman"/>
+          <w:b/>
+          <w:bCs/>
+          <w:sz w:val="28"/>
+          <w:szCs w:val="28"/>
+        </w:rPr>
+        <w:t>Iteration and Validation</w:t>
+      </w:r>
+      <w:bookmarkEnd w:id="11"/>
     </w:p>
     <w:p>
       <w:pPr>
@@ -10495,7 +11209,7 @@
           <w:szCs w:val="22"/>
         </w:rPr>
       </w:pPr>
-      <w:bookmarkStart w:id="10" w:name="_Toc229140713"/>
+      <w:bookmarkStart w:id="12" w:name="_Toc229140715"/>
       <w:r>
         <w:rPr>
           <w:rFonts w:ascii="Times New Roman" w:hAnsi="Times New Roman" w:cs="Times New Roman"/>
@@ -10504,10 +11218,12 @@
           <w:sz w:val="22"/>
           <w:szCs w:val="22"/>
         </w:rPr>
-        <w:t>3.3 Interaction Design</w:t>
-      </w:r>
-      <w:bookmarkEnd w:id="10"/>
-      <w:r>
+        <w:t>4.1 Testing and refinements</w:t>
+      </w:r>
+      <w:bookmarkEnd w:id="12"/>
+    </w:p>
+    <w:p>
+      <w:pPr>
         <w:rPr>
           <w:rFonts w:ascii="Times New Roman" w:hAnsi="Times New Roman" w:cs="Times New Roman"/>
           <w:b/>
@@ -10515,192 +11231,542 @@
           <w:sz w:val="22"/>
           <w:szCs w:val="22"/>
         </w:rPr>
-        <w:t xml:space="preserve"> </w:t>
-      </w:r>
-    </w:p>
-    <w:p>
-      <w:pPr>
-        <w:rPr>
-          <w:rFonts w:ascii="Times New Roman" w:hAnsi="Times New Roman" w:cs="Times New Roman"/>
+      </w:pPr>
+      <w:r>
+        <w:rPr>
+          <w:rFonts w:ascii="Times New Roman" w:hAnsi="Times New Roman" w:cs="Times New Roman" w:hint="eastAsia"/>
           <w:b/>
           <w:bCs/>
-          <w:i/>
-          <w:iCs/>
-        </w:rPr>
-      </w:pPr>
-      <w:r>
-        <w:rPr>
-          <w:rFonts w:ascii="Times New Roman" w:hAnsi="Times New Roman" w:cs="Times New Roman"/>
+          <w:sz w:val="22"/>
+          <w:szCs w:val="22"/>
+        </w:rPr>
+        <w:t>[</w:t>
+      </w:r>
+      <w:r>
+        <w:rPr>
+          <w:rFonts w:ascii="Times New Roman" w:hAnsi="Times New Roman" w:cs="Times New Roman" w:hint="eastAsia"/>
           <w:b/>
           <w:bCs/>
-          <w:i/>
-          <w:iCs/>
-        </w:rPr>
-        <w:t>Interactive Features</w:t>
-      </w:r>
-    </w:p>
-    <w:p>
-      <w:pPr>
-        <w:rPr>
-          <w:rFonts w:ascii="Times New Roman" w:hAnsi="Times New Roman" w:cs="Times New Roman"/>
-        </w:rPr>
-      </w:pPr>
-      <w:r>
-        <w:rPr>
-          <w:rFonts w:ascii="Times New Roman" w:hAnsi="Times New Roman" w:cs="Times New Roman"/>
-          <w:u w:val="single"/>
-        </w:rPr>
-        <w:t>Filtering</w:t>
-      </w:r>
-      <w:r>
-        <w:rPr>
-          <w:rFonts w:ascii="Times New Roman" w:hAnsi="Times New Roman" w:cs="Times New Roman"/>
+          <w:sz w:val="22"/>
+          <w:szCs w:val="22"/>
+        </w:rPr>
+        <w:t>Still the draft, will be completed before the final project</w:t>
+      </w:r>
+      <w:r>
+        <w:rPr>
+          <w:rFonts w:ascii="Times New Roman" w:hAnsi="Times New Roman" w:cs="Times New Roman" w:hint="eastAsia"/>
+          <w:b/>
+          <w:bCs/>
+          <w:sz w:val="22"/>
+          <w:szCs w:val="22"/>
+        </w:rPr>
+        <w:t>]</w:t>
+      </w:r>
+    </w:p>
+    <w:p>
+      <w:pPr>
+        <w:rPr>
+          <w:rFonts w:ascii="Times New Roman" w:hAnsi="Times New Roman" w:cs="Times New Roman"/>
+          <w:sz w:val="22"/>
+          <w:szCs w:val="22"/>
+        </w:rPr>
+      </w:pPr>
+      <w:r>
+        <w:rPr>
+          <w:rFonts w:ascii="Times New Roman" w:hAnsi="Times New Roman" w:cs="Times New Roman" w:hint="eastAsia"/>
+          <w:sz w:val="22"/>
+          <w:szCs w:val="22"/>
+        </w:rPr>
+        <w:t xml:space="preserve">We </w:t>
+      </w:r>
+      <w:r>
+        <w:rPr>
+          <w:rFonts w:ascii="Times New Roman" w:hAnsi="Times New Roman" w:cs="Times New Roman" w:hint="eastAsia"/>
+          <w:sz w:val="22"/>
+          <w:szCs w:val="22"/>
+        </w:rPr>
+        <w:t xml:space="preserve">tested our visualisation with three people from our </w:t>
+      </w:r>
+      <w:r>
+        <w:rPr>
+          <w:rFonts w:ascii="Times New Roman" w:hAnsi="Times New Roman" w:cs="Times New Roman" w:hint="eastAsia"/>
+          <w:sz w:val="22"/>
+          <w:szCs w:val="22"/>
+        </w:rPr>
+        <w:t>tar</w:t>
+      </w:r>
+      <w:r>
+        <w:rPr>
+          <w:rFonts w:ascii="Times New Roman" w:hAnsi="Times New Roman" w:cs="Times New Roman" w:hint="eastAsia"/>
+          <w:sz w:val="22"/>
+          <w:szCs w:val="22"/>
+        </w:rPr>
+        <w:t>get audience. Two were university students, and one was a member of the general public. None of them had any experience with road crash data or data visualisation tools.</w:t>
+      </w:r>
+    </w:p>
+    <w:p>
+      <w:pPr>
+        <w:rPr>
+          <w:rFonts w:ascii="Times New Roman" w:hAnsi="Times New Roman" w:cs="Times New Roman"/>
+          <w:sz w:val="22"/>
+          <w:szCs w:val="22"/>
+        </w:rPr>
+      </w:pPr>
+      <w:r>
+        <w:rPr>
+          <w:rFonts w:ascii="Times New Roman" w:hAnsi="Times New Roman" w:cs="Times New Roman" w:hint="eastAsia"/>
+          <w:sz w:val="22"/>
+          <w:szCs w:val="22"/>
+        </w:rPr>
+        <w:t>---</w:t>
+      </w:r>
+      <w:r>
+        <w:rPr>
+          <w:rFonts w:ascii="Times New Roman" w:hAnsi="Times New Roman" w:cs="Times New Roman" w:hint="eastAsia"/>
+          <w:sz w:val="22"/>
+          <w:szCs w:val="22"/>
+        </w:rPr>
+        <w:t xml:space="preserve"> </w:t>
+      </w:r>
+      <w:r>
+        <w:rPr>
+          <w:rFonts w:ascii="Times New Roman" w:hAnsi="Times New Roman" w:cs="Times New Roman" w:hint="eastAsia"/>
+          <w:sz w:val="22"/>
+          <w:szCs w:val="22"/>
+        </w:rPr>
+        <w:t xml:space="preserve">Testing Tasks </w:t>
+      </w:r>
+      <w:r>
+        <w:rPr>
+          <w:rFonts w:ascii="Times New Roman" w:hAnsi="Times New Roman" w:cs="Times New Roman" w:hint="eastAsia"/>
+          <w:sz w:val="22"/>
+          <w:szCs w:val="22"/>
+        </w:rPr>
+        <w:t>---</w:t>
+      </w:r>
+    </w:p>
+    <w:p>
+      <w:pPr>
+        <w:rPr>
+          <w:rFonts w:ascii="Times New Roman" w:hAnsi="Times New Roman" w:cs="Times New Roman"/>
+          <w:sz w:val="22"/>
+          <w:szCs w:val="22"/>
+        </w:rPr>
+      </w:pPr>
+      <w:r>
+        <w:rPr>
+          <w:rFonts w:ascii="Times New Roman" w:hAnsi="Times New Roman" w:cs="Times New Roman"/>
+          <w:sz w:val="22"/>
+          <w:szCs w:val="22"/>
+        </w:rPr>
+        <w:t>E</w:t>
+      </w:r>
+      <w:r>
+        <w:rPr>
+          <w:rFonts w:ascii="Times New Roman" w:hAnsi="Times New Roman" w:cs="Times New Roman" w:hint="eastAsia"/>
+          <w:sz w:val="22"/>
+          <w:szCs w:val="22"/>
+        </w:rPr>
+        <w:t xml:space="preserve">ach </w:t>
+      </w:r>
+      <w:r>
+        <w:rPr>
+          <w:rFonts w:ascii="Times New Roman" w:hAnsi="Times New Roman" w:cs="Times New Roman" w:hint="eastAsia"/>
+          <w:sz w:val="22"/>
+          <w:szCs w:val="22"/>
+        </w:rPr>
+        <w:t>person was asked to complete three tasks</w:t>
+      </w:r>
+      <w:r>
+        <w:rPr>
+          <w:rFonts w:ascii="Times New Roman" w:hAnsi="Times New Roman" w:cs="Times New Roman" w:hint="eastAsia"/>
+          <w:sz w:val="22"/>
+          <w:szCs w:val="22"/>
         </w:rPr>
         <w:t>:</w:t>
       </w:r>
-      <w:r>
-        <w:rPr>
-          <w:rFonts w:ascii="Times New Roman" w:hAnsi="Times New Roman" w:cs="Times New Roman"/>
-        </w:rPr>
-        <w:t xml:space="preserve"> T</w:t>
-      </w:r>
-      <w:r>
-        <w:rPr>
-          <w:rFonts w:ascii="Times New Roman" w:hAnsi="Times New Roman" w:cs="Times New Roman"/>
-        </w:rPr>
-        <w:t xml:space="preserve">he primary interaction. Users can filter by Indigenous status (toggle between All, First Nations only, or </w:t>
-      </w:r>
-      <w:r>
-        <w:rPr>
-          <w:rFonts w:ascii="Times New Roman" w:hAnsi="Times New Roman" w:cs="Times New Roman"/>
-        </w:rPr>
-        <w:t>non-indigenous</w:t>
-      </w:r>
-      <w:r>
-        <w:rPr>
-          <w:rFonts w:ascii="Times New Roman" w:hAnsi="Times New Roman" w:cs="Times New Roman"/>
-        </w:rPr>
-        <w:t xml:space="preserve"> only), by road user type (checkboxes for car occupants, motorcyclists, pedestrians, and other), and by remoteness category (toggle buttons for Major Cities, Regional, and Remote). Filters update all relevant charts on the page </w:t>
-      </w:r>
-      <w:r>
-        <w:rPr>
-          <w:rFonts w:ascii="Times New Roman" w:hAnsi="Times New Roman" w:cs="Times New Roman"/>
-        </w:rPr>
-        <w:t>simultaneously,</w:t>
-      </w:r>
-      <w:r>
-        <w:rPr>
-          <w:rFonts w:ascii="Times New Roman" w:hAnsi="Times New Roman" w:cs="Times New Roman"/>
-        </w:rPr>
-        <w:t xml:space="preserve"> so the user always sees a consistent view across sections.</w:t>
-      </w:r>
-    </w:p>
-    <w:p>
-      <w:pPr>
-        <w:rPr>
-          <w:rFonts w:ascii="Times New Roman" w:hAnsi="Times New Roman" w:cs="Times New Roman"/>
-        </w:rPr>
-      </w:pPr>
-      <w:r>
-        <w:rPr>
-          <w:rFonts w:ascii="Times New Roman" w:hAnsi="Times New Roman" w:cs="Times New Roman"/>
-          <w:u w:val="single"/>
-        </w:rPr>
-        <w:t>Year Range Slider</w:t>
-      </w:r>
-      <w:r>
-        <w:rPr>
-          <w:rFonts w:ascii="Times New Roman" w:hAnsi="Times New Roman" w:cs="Times New Roman"/>
-          <w:u w:val="single"/>
-        </w:rPr>
-        <w:t>:</w:t>
-      </w:r>
-      <w:r>
-        <w:rPr>
-          <w:rFonts w:ascii="Times New Roman" w:hAnsi="Times New Roman" w:cs="Times New Roman"/>
-        </w:rPr>
-        <w:t xml:space="preserve"> In the Road User Types section, a draggable slider allows users to select a specific year between 2011 and 2021. The chart updates to show the composition for that year, letting users explore how the road user mix has shifted over time.</w:t>
-      </w:r>
-    </w:p>
-    <w:p>
-      <w:pPr>
-        <w:rPr>
-          <w:rFonts w:ascii="Times New Roman" w:hAnsi="Times New Roman" w:cs="Times New Roman"/>
-        </w:rPr>
-      </w:pPr>
-      <w:r>
-        <w:rPr>
-          <w:rFonts w:ascii="Times New Roman" w:hAnsi="Times New Roman" w:cs="Times New Roman"/>
-          <w:u w:val="single"/>
-        </w:rPr>
-        <w:t>Hover Tooltips</w:t>
-      </w:r>
-      <w:r>
-        <w:rPr>
-          <w:rFonts w:ascii="Times New Roman" w:hAnsi="Times New Roman" w:cs="Times New Roman"/>
-          <w:u w:val="single"/>
-        </w:rPr>
-        <w:t>:</w:t>
-      </w:r>
-      <w:r>
-        <w:rPr>
-          <w:rFonts w:ascii="Times New Roman" w:hAnsi="Times New Roman" w:cs="Times New Roman"/>
-        </w:rPr>
-        <w:t xml:space="preserve"> Available on all charts. Show exact values on demand without permanently cluttering the visual with labels.</w:t>
-      </w:r>
-    </w:p>
-    <w:p>
-      <w:pPr>
-        <w:rPr>
-          <w:rFonts w:ascii="Times New Roman" w:hAnsi="Times New Roman" w:cs="Times New Roman"/>
-        </w:rPr>
-      </w:pPr>
-      <w:r>
-        <w:rPr>
-          <w:rFonts w:ascii="Times New Roman" w:hAnsi="Times New Roman" w:cs="Times New Roman"/>
-          <w:u w:val="single"/>
-        </w:rPr>
-        <w:t>Click to Highlight</w:t>
-      </w:r>
-      <w:r>
-        <w:rPr>
-          <w:rFonts w:ascii="Times New Roman" w:hAnsi="Times New Roman" w:cs="Times New Roman"/>
-          <w:u w:val="single"/>
-        </w:rPr>
-        <w:t>:</w:t>
-      </w:r>
-      <w:r>
-        <w:rPr>
-          <w:rFonts w:ascii="Times New Roman" w:hAnsi="Times New Roman" w:cs="Times New Roman"/>
-        </w:rPr>
-        <w:t xml:space="preserve"> On the line chart, clicking a line highlights it and fades the other line to reduced opacity. Clicking again restores both. This helps users focus on one group at a time.</w:t>
-      </w:r>
-    </w:p>
-    <w:p>
-      <w:pPr>
-        <w:rPr>
-          <w:rFonts w:ascii="Times New Roman" w:hAnsi="Times New Roman" w:cs="Times New Roman"/>
-        </w:rPr>
-      </w:pPr>
-      <w:r>
-        <w:rPr>
-          <w:rFonts w:ascii="Times New Roman" w:hAnsi="Times New Roman" w:cs="Times New Roman"/>
-          <w:u w:val="single"/>
-        </w:rPr>
-        <w:t>Smooth Transitions</w:t>
-      </w:r>
-      <w:r>
-        <w:rPr>
-          <w:rFonts w:ascii="Times New Roman" w:hAnsi="Times New Roman" w:cs="Times New Roman"/>
-          <w:u w:val="single"/>
-        </w:rPr>
-        <w:t>:</w:t>
-      </w:r>
-      <w:r>
-        <w:rPr>
-          <w:rFonts w:ascii="Times New Roman" w:hAnsi="Times New Roman" w:cs="Times New Roman"/>
-        </w:rPr>
-        <w:t xml:space="preserve"> When filters are applied or the slider is moved, chart elements animate with a 300ms ease transition in D3 rather than snapping instantly. This helps users perceive what has changed between states</w:t>
+    </w:p>
+    <w:p>
+      <w:pPr>
+        <w:pStyle w:val="ListParagraph"/>
+        <w:numPr>
+          <w:ilvl w:val="0"/>
+          <w:numId w:val="35"/>
+        </w:numPr>
+        <w:rPr>
+          <w:rFonts w:ascii="Times New Roman" w:hAnsi="Times New Roman" w:cs="Times New Roman"/>
+          <w:sz w:val="22"/>
+          <w:szCs w:val="22"/>
+        </w:rPr>
+      </w:pPr>
+      <w:r>
+        <w:rPr>
+          <w:rFonts w:ascii="Times New Roman" w:hAnsi="Times New Roman" w:cs="Times New Roman" w:hint="eastAsia"/>
+          <w:sz w:val="22"/>
+          <w:szCs w:val="22"/>
+        </w:rPr>
+        <w:t xml:space="preserve">Find </w:t>
+      </w:r>
+      <w:r>
+        <w:rPr>
+          <w:rFonts w:ascii="Times New Roman" w:hAnsi="Times New Roman" w:cs="Times New Roman" w:hint="eastAsia"/>
+          <w:sz w:val="22"/>
+          <w:szCs w:val="22"/>
+        </w:rPr>
+        <w:t xml:space="preserve">which year had the highest number </w:t>
+      </w:r>
+      <w:r>
+        <w:rPr>
+          <w:rFonts w:ascii="Times New Roman" w:hAnsi="Times New Roman" w:cs="Times New Roman" w:hint="eastAsia"/>
+          <w:sz w:val="22"/>
+          <w:szCs w:val="22"/>
+        </w:rPr>
+        <w:t>of hospitalisations for First Nations peoples between 2011 and 2021.</w:t>
+      </w:r>
+    </w:p>
+    <w:p>
+      <w:pPr>
+        <w:pStyle w:val="ListParagraph"/>
+        <w:numPr>
+          <w:ilvl w:val="0"/>
+          <w:numId w:val="35"/>
+        </w:numPr>
+        <w:rPr>
+          <w:rFonts w:ascii="Times New Roman" w:hAnsi="Times New Roman" w:cs="Times New Roman"/>
+          <w:sz w:val="22"/>
+          <w:szCs w:val="22"/>
+        </w:rPr>
+      </w:pPr>
+      <w:r>
+        <w:rPr>
+          <w:rFonts w:ascii="Times New Roman" w:hAnsi="Times New Roman" w:cs="Times New Roman" w:hint="eastAsia"/>
+          <w:sz w:val="22"/>
+          <w:szCs w:val="22"/>
+        </w:rPr>
+        <w:t xml:space="preserve">Find which age group showed the biggest gap between </w:t>
+      </w:r>
+      <w:r>
+        <w:rPr>
+          <w:rFonts w:ascii="Times New Roman" w:hAnsi="Times New Roman" w:cs="Times New Roman" w:hint="eastAsia"/>
+          <w:sz w:val="22"/>
+          <w:szCs w:val="22"/>
+        </w:rPr>
+        <w:t xml:space="preserve">First Nations and </w:t>
+      </w:r>
+      <w:r>
+        <w:rPr>
+          <w:rFonts w:ascii="Times New Roman" w:hAnsi="Times New Roman" w:cs="Times New Roman" w:hint="eastAsia"/>
+          <w:sz w:val="22"/>
+          <w:szCs w:val="22"/>
+        </w:rPr>
+        <w:t>non-Indigenous Australians.</w:t>
+      </w:r>
+    </w:p>
+    <w:p>
+      <w:pPr>
+        <w:pStyle w:val="ListParagraph"/>
+        <w:numPr>
+          <w:ilvl w:val="0"/>
+          <w:numId w:val="35"/>
+        </w:numPr>
+        <w:rPr>
+          <w:rFonts w:ascii="Times New Roman" w:hAnsi="Times New Roman" w:cs="Times New Roman"/>
+          <w:sz w:val="22"/>
+          <w:szCs w:val="22"/>
+        </w:rPr>
+      </w:pPr>
+      <w:r>
+        <w:rPr>
+          <w:rFonts w:ascii="Times New Roman" w:hAnsi="Times New Roman" w:cs="Times New Roman" w:hint="eastAsia"/>
+          <w:sz w:val="22"/>
+          <w:szCs w:val="22"/>
+        </w:rPr>
+        <w:t xml:space="preserve">Describe </w:t>
+      </w:r>
+      <w:r>
+        <w:rPr>
+          <w:rFonts w:ascii="Times New Roman" w:hAnsi="Times New Roman" w:cs="Times New Roman" w:hint="eastAsia"/>
+          <w:sz w:val="22"/>
+          <w:szCs w:val="22"/>
+        </w:rPr>
+        <w:t>whether hospitalisations for First Nations peoples went up, went down, or stayed the same over the 11 years.</w:t>
+      </w:r>
+    </w:p>
+    <w:p>
+      <w:pPr>
+        <w:pStyle w:val="ListParagraph"/>
+        <w:rPr>
+          <w:rFonts w:ascii="Times New Roman" w:hAnsi="Times New Roman" w:cs="Times New Roman"/>
+          <w:sz w:val="22"/>
+          <w:szCs w:val="22"/>
+        </w:rPr>
+      </w:pPr>
+    </w:p>
+    <w:p>
+      <w:pPr>
+        <w:rPr>
+          <w:rFonts w:ascii="Times New Roman" w:hAnsi="Times New Roman" w:cs="Times New Roman"/>
+          <w:sz w:val="22"/>
+          <w:szCs w:val="22"/>
+        </w:rPr>
+      </w:pPr>
+      <w:r>
+        <w:rPr>
+          <w:rFonts w:ascii="Times New Roman" w:hAnsi="Times New Roman" w:cs="Times New Roman" w:hint="eastAsia"/>
+          <w:sz w:val="22"/>
+          <w:szCs w:val="22"/>
+        </w:rPr>
+        <w:t>--- What We Found ---</w:t>
+      </w:r>
+    </w:p>
+    <w:p>
+      <w:pPr>
+        <w:rPr>
+          <w:rFonts w:ascii="Times New Roman" w:hAnsi="Times New Roman" w:cs="Times New Roman"/>
+          <w:sz w:val="22"/>
+          <w:szCs w:val="22"/>
+        </w:rPr>
+      </w:pPr>
+      <w:r>
+        <w:rPr>
+          <w:rFonts w:ascii="Times New Roman" w:hAnsi="Times New Roman" w:cs="Times New Roman" w:hint="eastAsia"/>
+          <w:sz w:val="22"/>
+          <w:szCs w:val="22"/>
+        </w:rPr>
+        <w:t xml:space="preserve">The main issue all three participants reported was that the page felt messy and they did not know where to start. One person said, </w:t>
+      </w:r>
+      <w:r>
+        <w:rPr>
+          <w:rFonts w:ascii="Times New Roman" w:hAnsi="Times New Roman" w:cs="Times New Roman"/>
+          <w:sz w:val="22"/>
+          <w:szCs w:val="22"/>
+        </w:rPr>
+        <w:t>“</w:t>
+      </w:r>
+      <w:r>
+        <w:rPr>
+          <w:rFonts w:ascii="Times New Roman" w:hAnsi="Times New Roman" w:cs="Times New Roman" w:hint="eastAsia"/>
+          <w:sz w:val="22"/>
+          <w:szCs w:val="22"/>
+        </w:rPr>
+        <w:t>There</w:t>
+      </w:r>
+      <w:r>
+        <w:rPr>
+          <w:rFonts w:ascii="Times New Roman" w:hAnsi="Times New Roman" w:cs="Times New Roman"/>
+          <w:sz w:val="22"/>
+          <w:szCs w:val="22"/>
+        </w:rPr>
+        <w:t>’</w:t>
+      </w:r>
+      <w:r>
+        <w:rPr>
+          <w:rFonts w:ascii="Times New Roman" w:hAnsi="Times New Roman" w:cs="Times New Roman" w:hint="eastAsia"/>
+          <w:sz w:val="22"/>
+          <w:szCs w:val="22"/>
+        </w:rPr>
+        <w:t>s just to much on the screen</w:t>
+      </w:r>
+      <w:r>
+        <w:rPr>
+          <w:rFonts w:ascii="Times New Roman" w:hAnsi="Times New Roman" w:cs="Times New Roman"/>
+          <w:sz w:val="22"/>
+          <w:szCs w:val="22"/>
+        </w:rPr>
+        <w:t>”</w:t>
+      </w:r>
+      <w:r>
+        <w:rPr>
+          <w:rFonts w:ascii="Times New Roman" w:hAnsi="Times New Roman" w:cs="Times New Roman" w:hint="eastAsia"/>
+          <w:sz w:val="22"/>
+          <w:szCs w:val="22"/>
+        </w:rPr>
+        <w:t xml:space="preserve">. Another said, </w:t>
+      </w:r>
+      <w:r>
+        <w:rPr>
+          <w:rFonts w:ascii="Times New Roman" w:hAnsi="Times New Roman" w:cs="Times New Roman"/>
+          <w:sz w:val="22"/>
+          <w:szCs w:val="22"/>
+        </w:rPr>
+        <w:t>“</w:t>
+      </w:r>
+      <w:r>
+        <w:rPr>
+          <w:rFonts w:ascii="Times New Roman" w:hAnsi="Times New Roman" w:cs="Times New Roman" w:hint="eastAsia"/>
+          <w:sz w:val="22"/>
+          <w:szCs w:val="22"/>
+        </w:rPr>
+        <w:t>I</w:t>
+      </w:r>
+      <w:r>
+        <w:rPr>
+          <w:rFonts w:ascii="Times New Roman" w:hAnsi="Times New Roman" w:cs="Times New Roman"/>
+          <w:sz w:val="22"/>
+          <w:szCs w:val="22"/>
+        </w:rPr>
+        <w:t>’</w:t>
+      </w:r>
+      <w:r>
+        <w:rPr>
+          <w:rFonts w:ascii="Times New Roman" w:hAnsi="Times New Roman" w:cs="Times New Roman" w:hint="eastAsia"/>
+          <w:sz w:val="22"/>
+          <w:szCs w:val="22"/>
+        </w:rPr>
+        <w:t>m not sure what I</w:t>
+      </w:r>
+      <w:r>
+        <w:rPr>
+          <w:rFonts w:ascii="Times New Roman" w:hAnsi="Times New Roman" w:cs="Times New Roman"/>
+          <w:sz w:val="22"/>
+          <w:szCs w:val="22"/>
+        </w:rPr>
+        <w:t>’</w:t>
+      </w:r>
+      <w:r>
+        <w:rPr>
+          <w:rFonts w:ascii="Times New Roman" w:hAnsi="Times New Roman" w:cs="Times New Roman" w:hint="eastAsia"/>
+          <w:sz w:val="22"/>
+          <w:szCs w:val="22"/>
+        </w:rPr>
+        <w:t>m supposed to click first</w:t>
+      </w:r>
+      <w:r>
+        <w:rPr>
+          <w:rFonts w:ascii="Times New Roman" w:hAnsi="Times New Roman" w:cs="Times New Roman"/>
+          <w:sz w:val="22"/>
+          <w:szCs w:val="22"/>
+        </w:rPr>
+        <w:t>”</w:t>
+      </w:r>
+      <w:r>
+        <w:rPr>
+          <w:rFonts w:ascii="Times New Roman" w:hAnsi="Times New Roman" w:cs="Times New Roman" w:hint="eastAsia"/>
+          <w:sz w:val="22"/>
+          <w:szCs w:val="22"/>
+        </w:rPr>
+        <w:t>.</w:t>
+      </w:r>
+    </w:p>
+    <w:p>
+      <w:pPr>
+        <w:rPr>
+          <w:rFonts w:ascii="Times New Roman" w:hAnsi="Times New Roman" w:cs="Times New Roman"/>
+          <w:sz w:val="22"/>
+          <w:szCs w:val="22"/>
+        </w:rPr>
+      </w:pPr>
+      <w:r>
+        <w:rPr>
+          <w:rFonts w:ascii="Times New Roman" w:hAnsi="Times New Roman" w:cs="Times New Roman" w:hint="eastAsia"/>
+          <w:sz w:val="22"/>
+          <w:szCs w:val="22"/>
+        </w:rPr>
+        <w:t>We also noticed two other problems during testing:</w:t>
+      </w:r>
+    </w:p>
+    <w:p>
+      <w:pPr>
+        <w:pStyle w:val="ListParagraph"/>
+        <w:numPr>
+          <w:ilvl w:val="0"/>
+          <w:numId w:val="41"/>
+        </w:numPr>
+        <w:rPr>
+          <w:rFonts w:ascii="Times New Roman" w:hAnsi="Times New Roman" w:cs="Times New Roman"/>
+          <w:sz w:val="22"/>
+          <w:szCs w:val="22"/>
+        </w:rPr>
+      </w:pPr>
+      <w:r>
+        <w:rPr>
+          <w:rFonts w:ascii="Times New Roman" w:hAnsi="Times New Roman" w:cs="Times New Roman" w:hint="eastAsia"/>
+          <w:sz w:val="22"/>
+          <w:szCs w:val="22"/>
+        </w:rPr>
+        <w:t>Some charts showed similar information, which made the page feel repetitive.</w:t>
+      </w:r>
+    </w:p>
+    <w:p>
+      <w:pPr>
+        <w:pStyle w:val="ListParagraph"/>
+        <w:numPr>
+          <w:ilvl w:val="0"/>
+          <w:numId w:val="41"/>
+        </w:numPr>
+        <w:rPr>
+          <w:rFonts w:ascii="Times New Roman" w:hAnsi="Times New Roman" w:cs="Times New Roman"/>
+          <w:sz w:val="22"/>
+          <w:szCs w:val="22"/>
+        </w:rPr>
+      </w:pPr>
+      <w:r>
+        <w:rPr>
+          <w:rFonts w:ascii="Times New Roman" w:hAnsi="Times New Roman" w:cs="Times New Roman" w:hint="eastAsia"/>
+          <w:sz w:val="22"/>
+          <w:szCs w:val="22"/>
+        </w:rPr>
+        <w:t xml:space="preserve">Participants had to hover over bars to see the actual numbers. </w:t>
+      </w:r>
+      <w:r>
+        <w:rPr>
+          <w:rFonts w:ascii="Times New Roman" w:hAnsi="Times New Roman" w:cs="Times New Roman"/>
+          <w:sz w:val="22"/>
+          <w:szCs w:val="22"/>
+        </w:rPr>
+        <w:t>T</w:t>
+      </w:r>
+      <w:r>
+        <w:rPr>
+          <w:rFonts w:ascii="Times New Roman" w:hAnsi="Times New Roman" w:cs="Times New Roman" w:hint="eastAsia"/>
+          <w:sz w:val="22"/>
+          <w:szCs w:val="22"/>
+        </w:rPr>
+        <w:t>hey wanted to see the numbers right away.</w:t>
+      </w:r>
+    </w:p>
+    <w:p>
+      <w:pPr>
+        <w:pStyle w:val="ListParagraph"/>
+        <w:rPr>
+          <w:rFonts w:ascii="Times New Roman" w:hAnsi="Times New Roman" w:cs="Times New Roman"/>
+          <w:sz w:val="22"/>
+          <w:szCs w:val="22"/>
+        </w:rPr>
+      </w:pPr>
+    </w:p>
+    <w:p>
+      <w:pPr>
+        <w:rPr>
+          <w:rFonts w:ascii="Times New Roman" w:hAnsi="Times New Roman" w:cs="Times New Roman"/>
+          <w:sz w:val="22"/>
+          <w:szCs w:val="22"/>
+        </w:rPr>
+      </w:pPr>
+      <w:r>
+        <w:rPr>
+          <w:rFonts w:ascii="Times New Roman" w:hAnsi="Times New Roman" w:cs="Times New Roman" w:hint="eastAsia"/>
+          <w:sz w:val="22"/>
+          <w:szCs w:val="22"/>
+        </w:rPr>
+        <w:t>--- What We Changed ---</w:t>
+      </w:r>
+    </w:p>
+    <w:p>
+      <w:pPr>
+        <w:rPr>
+          <w:rFonts w:ascii="Times New Roman" w:hAnsi="Times New Roman" w:cs="Times New Roman"/>
+          <w:sz w:val="22"/>
+          <w:szCs w:val="22"/>
+        </w:rPr>
+      </w:pPr>
+      <w:r>
+        <w:rPr>
+          <w:rFonts w:ascii="Times New Roman" w:hAnsi="Times New Roman" w:cs="Times New Roman" w:hint="eastAsia"/>
+          <w:sz w:val="22"/>
+          <w:szCs w:val="22"/>
+        </w:rPr>
+        <w:t>Based on this feedback, we made several changes to the design:</w:t>
       </w:r>
     </w:p>
     <w:tbl>
@@ -10710,143 +11776,61 @@
         <w:tblLook w:val="04A0" w:firstRow="1" w:lastRow="0" w:firstColumn="1" w:lastColumn="0" w:noHBand="0" w:noVBand="1"/>
       </w:tblPr>
       <w:tblGrid>
-        <w:gridCol w:w="421"/>
-        <w:gridCol w:w="1417"/>
-        <w:gridCol w:w="1134"/>
-        <w:gridCol w:w="1418"/>
-        <w:gridCol w:w="2268"/>
-        <w:gridCol w:w="2358"/>
+        <w:gridCol w:w="2689"/>
+        <w:gridCol w:w="6327"/>
       </w:tblGrid>
       <w:tr>
         <w:tc>
           <w:tcPr>
-            <w:tcW w:w="421" w:type="dxa"/>
+            <w:tcW w:w="2689" w:type="dxa"/>
           </w:tcPr>
           <w:p>
             <w:pPr>
+              <w:jc w:val="center"/>
               <w:rPr>
                 <w:rFonts w:ascii="Times New Roman" w:hAnsi="Times New Roman" w:cs="Times New Roman"/>
                 <w:b/>
                 <w:bCs/>
+                <w:sz w:val="20"/>
+                <w:szCs w:val="20"/>
               </w:rPr>
             </w:pPr>
             <w:r>
               <w:rPr>
-                <w:rFonts w:ascii="Times New Roman" w:hAnsi="Times New Roman" w:cs="Times New Roman"/>
+                <w:rFonts w:ascii="Times New Roman" w:hAnsi="Times New Roman" w:cs="Times New Roman" w:hint="eastAsia"/>
                 <w:b/>
                 <w:bCs/>
-              </w:rPr>
-              <w:t>#</w:t>
+                <w:sz w:val="20"/>
+                <w:szCs w:val="20"/>
+              </w:rPr>
+              <w:t>Problem</w:t>
             </w:r>
           </w:p>
         </w:tc>
         <w:tc>
           <w:tcPr>
-            <w:tcW w:w="1417" w:type="dxa"/>
+            <w:tcW w:w="6327" w:type="dxa"/>
           </w:tcPr>
           <w:p>
             <w:pPr>
+              <w:jc w:val="center"/>
               <w:rPr>
                 <w:rFonts w:ascii="Times New Roman" w:hAnsi="Times New Roman" w:cs="Times New Roman"/>
                 <w:b/>
                 <w:bCs/>
+                <w:sz w:val="20"/>
+                <w:szCs w:val="20"/>
               </w:rPr>
             </w:pPr>
             <w:r>
               <w:rPr>
-                <w:rFonts w:ascii="Times New Roman" w:hAnsi="Times New Roman" w:cs="Times New Roman"/>
+                <w:rFonts w:ascii="Times New Roman" w:hAnsi="Times New Roman" w:cs="Times New Roman" w:hint="eastAsia"/>
                 <w:b/>
                 <w:bCs/>
-              </w:rPr>
-              <w:t>Interaction</w:t>
-            </w:r>
-          </w:p>
-        </w:tc>
-        <w:tc>
-          <w:tcPr>
-            <w:tcW w:w="1134" w:type="dxa"/>
-          </w:tcPr>
-          <w:p>
-            <w:pPr>
-              <w:rPr>
-                <w:rFonts w:ascii="Times New Roman" w:hAnsi="Times New Roman" w:cs="Times New Roman"/>
-                <w:b/>
-                <w:bCs/>
-              </w:rPr>
-            </w:pPr>
-            <w:r>
-              <w:rPr>
-                <w:rFonts w:ascii="Times New Roman" w:hAnsi="Times New Roman" w:cs="Times New Roman"/>
-                <w:b/>
-                <w:bCs/>
-              </w:rPr>
-              <w:t>Method</w:t>
-            </w:r>
-          </w:p>
-        </w:tc>
-        <w:tc>
-          <w:tcPr>
-            <w:tcW w:w="1418" w:type="dxa"/>
-          </w:tcPr>
-          <w:p>
-            <w:pPr>
-              <w:rPr>
-                <w:rFonts w:ascii="Times New Roman" w:hAnsi="Times New Roman" w:cs="Times New Roman"/>
-                <w:b/>
-                <w:bCs/>
-              </w:rPr>
-            </w:pPr>
-            <w:r>
-              <w:rPr>
-                <w:rFonts w:ascii="Times New Roman" w:hAnsi="Times New Roman" w:cs="Times New Roman"/>
-                <w:b/>
-                <w:bCs/>
-              </w:rPr>
-              <w:t>Element</w:t>
-            </w:r>
-          </w:p>
-        </w:tc>
-        <w:tc>
-          <w:tcPr>
-            <w:tcW w:w="2268" w:type="dxa"/>
-          </w:tcPr>
-          <w:p>
-            <w:pPr>
-              <w:rPr>
-                <w:rFonts w:ascii="Times New Roman" w:hAnsi="Times New Roman" w:cs="Times New Roman"/>
-                <w:b/>
-                <w:bCs/>
-              </w:rPr>
-            </w:pPr>
-            <w:r>
-              <w:rPr>
-                <w:rFonts w:ascii="Times New Roman" w:hAnsi="Times New Roman" w:cs="Times New Roman"/>
-                <w:b/>
-                <w:bCs/>
-              </w:rPr>
-              <w:t>Expected User Action</w:t>
-            </w:r>
-          </w:p>
-        </w:tc>
-        <w:tc>
-          <w:tcPr>
-            <w:tcW w:w="2358" w:type="dxa"/>
-          </w:tcPr>
-          <w:p>
-            <w:pPr>
-              <w:rPr>
-                <w:rFonts w:ascii="Times New Roman" w:hAnsi="Times New Roman" w:cs="Times New Roman"/>
-                <w:b/>
-                <w:bCs/>
-              </w:rPr>
-            </w:pPr>
-            <w:r>
-              <w:rPr>
-                <w:rFonts w:ascii="Times New Roman" w:hAnsi="Times New Roman" w:cs="Times New Roman"/>
-                <w:b/>
-                <w:bCs/>
-              </w:rPr>
-              <w:t>System Response</w:t>
+                <w:sz w:val="20"/>
+                <w:szCs w:val="20"/>
+              </w:rPr>
+              <w:t>Fix</w:t>
             </w:r>
           </w:p>
         </w:tc>
@@ -10854,115 +11838,45 @@
       <w:tr>
         <w:tc>
           <w:tcPr>
-            <w:tcW w:w="421" w:type="dxa"/>
+            <w:tcW w:w="2689" w:type="dxa"/>
           </w:tcPr>
           <w:p>
             <w:pPr>
               <w:rPr>
                 <w:rFonts w:ascii="Times New Roman" w:hAnsi="Times New Roman" w:cs="Times New Roman"/>
+                <w:sz w:val="18"/>
+                <w:szCs w:val="18"/>
               </w:rPr>
             </w:pPr>
             <w:r>
               <w:rPr>
-                <w:rFonts w:ascii="Times New Roman" w:hAnsi="Times New Roman" w:cs="Times New Roman"/>
-              </w:rPr>
-              <w:t>1</w:t>
+                <w:rFonts w:ascii="Times New Roman" w:hAnsi="Times New Roman" w:cs="Times New Roman" w:hint="eastAsia"/>
+                <w:sz w:val="18"/>
+                <w:szCs w:val="18"/>
+              </w:rPr>
+              <w:t>Page felt cluttered</w:t>
             </w:r>
           </w:p>
         </w:tc>
         <w:tc>
           <w:tcPr>
-            <w:tcW w:w="1417" w:type="dxa"/>
+            <w:tcW w:w="6327" w:type="dxa"/>
           </w:tcPr>
           <w:p>
             <w:pPr>
               <w:rPr>
                 <w:rFonts w:ascii="Times New Roman" w:hAnsi="Times New Roman" w:cs="Times New Roman"/>
+                <w:sz w:val="18"/>
+                <w:szCs w:val="18"/>
               </w:rPr>
             </w:pPr>
             <w:r>
               <w:rPr>
-                <w:rFonts w:ascii="Times New Roman" w:hAnsi="Times New Roman" w:cs="Times New Roman"/>
-              </w:rPr>
-              <w:t>Filter by</w:t>
-            </w:r>
-            <w:r>
-              <w:rPr>
-                <w:rFonts w:ascii="Times New Roman" w:hAnsi="Times New Roman" w:cs="Times New Roman"/>
-              </w:rPr>
-              <w:t xml:space="preserve"> Indigenous status</w:t>
-            </w:r>
-          </w:p>
-        </w:tc>
-        <w:tc>
-          <w:tcPr>
-            <w:tcW w:w="1134" w:type="dxa"/>
-          </w:tcPr>
-          <w:p>
-            <w:pPr>
-              <w:rPr>
-                <w:rFonts w:ascii="Times New Roman" w:hAnsi="Times New Roman" w:cs="Times New Roman"/>
-              </w:rPr>
-            </w:pPr>
-            <w:r>
-              <w:rPr>
-                <w:rFonts w:ascii="Times New Roman" w:hAnsi="Times New Roman" w:cs="Times New Roman"/>
-              </w:rPr>
-              <w:t>Toggle button</w:t>
-            </w:r>
-          </w:p>
-        </w:tc>
-        <w:tc>
-          <w:tcPr>
-            <w:tcW w:w="1418" w:type="dxa"/>
-          </w:tcPr>
-          <w:p>
-            <w:pPr>
-              <w:rPr>
-                <w:rFonts w:ascii="Times New Roman" w:hAnsi="Times New Roman" w:cs="Times New Roman"/>
-              </w:rPr>
-            </w:pPr>
-            <w:r>
-              <w:rPr>
-                <w:rFonts w:ascii="Times New Roman" w:hAnsi="Times New Roman" w:cs="Times New Roman"/>
-              </w:rPr>
-              <w:t>Line chart, bar charts</w:t>
-            </w:r>
-          </w:p>
-        </w:tc>
-        <w:tc>
-          <w:tcPr>
-            <w:tcW w:w="2268" w:type="dxa"/>
-          </w:tcPr>
-          <w:p>
-            <w:pPr>
-              <w:rPr>
-                <w:rFonts w:ascii="Times New Roman" w:hAnsi="Times New Roman" w:cs="Times New Roman"/>
-              </w:rPr>
-            </w:pPr>
-            <w:r>
-              <w:rPr>
-                <w:rFonts w:ascii="Times New Roman" w:hAnsi="Times New Roman" w:cs="Times New Roman"/>
-              </w:rPr>
-              <w:t>User clicks “First Nations only”</w:t>
-            </w:r>
-          </w:p>
-        </w:tc>
-        <w:tc>
-          <w:tcPr>
-            <w:tcW w:w="2358" w:type="dxa"/>
-          </w:tcPr>
-          <w:p>
-            <w:pPr>
-              <w:rPr>
-                <w:rFonts w:ascii="Times New Roman" w:hAnsi="Times New Roman" w:cs="Times New Roman"/>
-              </w:rPr>
-            </w:pPr>
-            <w:r>
-              <w:rPr>
-                <w:rFonts w:ascii="Times New Roman" w:hAnsi="Times New Roman" w:cs="Times New Roman"/>
-              </w:rPr>
-              <w:t>Charts redraw showing only First Nations Data</w:t>
+                <w:rFonts w:ascii="Times New Roman" w:hAnsi="Times New Roman" w:cs="Times New Roman" w:hint="eastAsia"/>
+                <w:sz w:val="18"/>
+                <w:szCs w:val="18"/>
+              </w:rPr>
+              <w:t>Removed duplicate charts. Kept only one version of each chart type (line chart, bar chart, stacked bar chart).</w:t>
             </w:r>
           </w:p>
         </w:tc>
@@ -10970,109 +11884,101 @@
       <w:tr>
         <w:tc>
           <w:tcPr>
-            <w:tcW w:w="421" w:type="dxa"/>
+            <w:tcW w:w="2689" w:type="dxa"/>
           </w:tcPr>
           <w:p>
             <w:pPr>
               <w:rPr>
                 <w:rFonts w:ascii="Times New Roman" w:hAnsi="Times New Roman" w:cs="Times New Roman"/>
+                <w:sz w:val="18"/>
+                <w:szCs w:val="18"/>
               </w:rPr>
             </w:pPr>
             <w:r>
               <w:rPr>
-                <w:rFonts w:ascii="Times New Roman" w:hAnsi="Times New Roman" w:cs="Times New Roman"/>
-              </w:rPr>
-              <w:t>2</w:t>
+                <w:rFonts w:ascii="Times New Roman" w:hAnsi="Times New Roman" w:cs="Times New Roman" w:hint="eastAsia"/>
+                <w:sz w:val="18"/>
+                <w:szCs w:val="18"/>
+              </w:rPr>
+              <w:t>Users didn</w:t>
+            </w:r>
+            <w:r>
+              <w:rPr>
+                <w:rFonts w:ascii="Times New Roman" w:hAnsi="Times New Roman" w:cs="Times New Roman"/>
+                <w:sz w:val="18"/>
+                <w:szCs w:val="18"/>
+              </w:rPr>
+              <w:t>’</w:t>
+            </w:r>
+            <w:r>
+              <w:rPr>
+                <w:rFonts w:ascii="Times New Roman" w:hAnsi="Times New Roman" w:cs="Times New Roman" w:hint="eastAsia"/>
+                <w:sz w:val="18"/>
+                <w:szCs w:val="18"/>
+              </w:rPr>
+              <w:t>t know where to start</w:t>
             </w:r>
           </w:p>
         </w:tc>
         <w:tc>
           <w:tcPr>
-            <w:tcW w:w="1417" w:type="dxa"/>
+            <w:tcW w:w="6327" w:type="dxa"/>
           </w:tcPr>
           <w:p>
             <w:pPr>
               <w:rPr>
                 <w:rFonts w:ascii="Times New Roman" w:hAnsi="Times New Roman" w:cs="Times New Roman"/>
+                <w:sz w:val="18"/>
+                <w:szCs w:val="18"/>
               </w:rPr>
             </w:pPr>
             <w:r>
               <w:rPr>
-                <w:rFonts w:ascii="Times New Roman" w:hAnsi="Times New Roman" w:cs="Times New Roman"/>
-              </w:rPr>
-              <w:t>Filter by road user type</w:t>
-            </w:r>
-          </w:p>
-        </w:tc>
-        <w:tc>
-          <w:tcPr>
-            <w:tcW w:w="1134" w:type="dxa"/>
-          </w:tcPr>
-          <w:p>
-            <w:pPr>
-              <w:rPr>
-                <w:rFonts w:ascii="Times New Roman" w:hAnsi="Times New Roman" w:cs="Times New Roman"/>
-              </w:rPr>
-            </w:pPr>
-            <w:r>
-              <w:rPr>
-                <w:rFonts w:ascii="Times New Roman" w:hAnsi="Times New Roman" w:cs="Times New Roman"/>
-              </w:rPr>
-              <w:t>Checkbox</w:t>
-            </w:r>
-          </w:p>
-        </w:tc>
-        <w:tc>
-          <w:tcPr>
-            <w:tcW w:w="1418" w:type="dxa"/>
-          </w:tcPr>
-          <w:p>
-            <w:pPr>
-              <w:rPr>
-                <w:rFonts w:ascii="Times New Roman" w:hAnsi="Times New Roman" w:cs="Times New Roman"/>
-              </w:rPr>
-            </w:pPr>
-            <w:r>
-              <w:rPr>
-                <w:rFonts w:ascii="Times New Roman" w:hAnsi="Times New Roman" w:cs="Times New Roman"/>
-              </w:rPr>
-              <w:t>Line chart</w:t>
-            </w:r>
-          </w:p>
-        </w:tc>
-        <w:tc>
-          <w:tcPr>
-            <w:tcW w:w="2268" w:type="dxa"/>
-          </w:tcPr>
-          <w:p>
-            <w:pPr>
-              <w:rPr>
-                <w:rFonts w:ascii="Times New Roman" w:hAnsi="Times New Roman" w:cs="Times New Roman"/>
-              </w:rPr>
-            </w:pPr>
-            <w:r>
-              <w:rPr>
-                <w:rFonts w:ascii="Times New Roman" w:hAnsi="Times New Roman" w:cs="Times New Roman"/>
-              </w:rPr>
-              <w:t>User checks or unchecks a road user type</w:t>
-            </w:r>
-          </w:p>
-        </w:tc>
-        <w:tc>
-          <w:tcPr>
-            <w:tcW w:w="2358" w:type="dxa"/>
-          </w:tcPr>
-          <w:p>
-            <w:pPr>
-              <w:rPr>
-                <w:rFonts w:ascii="Times New Roman" w:hAnsi="Times New Roman" w:cs="Times New Roman"/>
-              </w:rPr>
-            </w:pPr>
-            <w:r>
-              <w:rPr>
-                <w:rFonts w:ascii="Times New Roman" w:hAnsi="Times New Roman" w:cs="Times New Roman"/>
-              </w:rPr>
-              <w:t>Selected series shown or hidden on chart</w:t>
+                <w:rFonts w:ascii="Times New Roman" w:hAnsi="Times New Roman" w:cs="Times New Roman" w:hint="eastAsia"/>
+                <w:sz w:val="18"/>
+                <w:szCs w:val="18"/>
+              </w:rPr>
+              <w:t xml:space="preserve">Added a </w:t>
+            </w:r>
+            <w:r>
+              <w:rPr>
+                <w:rFonts w:ascii="Times New Roman" w:hAnsi="Times New Roman" w:cs="Times New Roman"/>
+                <w:sz w:val="18"/>
+                <w:szCs w:val="18"/>
+              </w:rPr>
+              <w:t>“</w:t>
+            </w:r>
+            <w:r>
+              <w:rPr>
+                <w:rFonts w:ascii="Times New Roman" w:hAnsi="Times New Roman" w:cs="Times New Roman" w:hint="eastAsia"/>
+                <w:sz w:val="18"/>
+                <w:szCs w:val="18"/>
+              </w:rPr>
+              <w:t>Guidance</w:t>
+            </w:r>
+            <w:r>
+              <w:rPr>
+                <w:rFonts w:ascii="Times New Roman" w:hAnsi="Times New Roman" w:cs="Times New Roman"/>
+                <w:sz w:val="18"/>
+                <w:szCs w:val="18"/>
+              </w:rPr>
+              <w:t>”</w:t>
+            </w:r>
+            <w:r>
+              <w:rPr>
+                <w:rFonts w:ascii="Times New Roman" w:hAnsi="Times New Roman" w:cs="Times New Roman" w:hint="eastAsia"/>
+                <w:sz w:val="18"/>
+                <w:szCs w:val="18"/>
+              </w:rPr>
+              <w:t xml:space="preserve"> section at the top with three large </w:t>
+            </w:r>
+            <w:r>
+              <w:rPr>
+                <w:rFonts w:ascii="Times New Roman" w:hAnsi="Times New Roman" w:cs="Times New Roman" w:hint="eastAsia"/>
+                <w:sz w:val="18"/>
+                <w:szCs w:val="18"/>
+              </w:rPr>
+              <w:t>numbers showing key statistics</w:t>
             </w:r>
           </w:p>
         </w:tc>
@@ -11080,115 +11986,45 @@
       <w:tr>
         <w:tc>
           <w:tcPr>
-            <w:tcW w:w="421" w:type="dxa"/>
+            <w:tcW w:w="2689" w:type="dxa"/>
           </w:tcPr>
           <w:p>
             <w:pPr>
               <w:rPr>
                 <w:rFonts w:ascii="Times New Roman" w:hAnsi="Times New Roman" w:cs="Times New Roman"/>
+                <w:sz w:val="18"/>
+                <w:szCs w:val="18"/>
               </w:rPr>
             </w:pPr>
             <w:r>
               <w:rPr>
-                <w:rFonts w:ascii="Times New Roman" w:hAnsi="Times New Roman" w:cs="Times New Roman"/>
-              </w:rPr>
-              <w:t>3</w:t>
+                <w:rFonts w:ascii="Times New Roman" w:hAnsi="Times New Roman" w:cs="Times New Roman" w:hint="eastAsia"/>
+                <w:sz w:val="18"/>
+                <w:szCs w:val="18"/>
+              </w:rPr>
+              <w:t>Numbers were hidden in tooltips</w:t>
             </w:r>
           </w:p>
         </w:tc>
         <w:tc>
           <w:tcPr>
-            <w:tcW w:w="1417" w:type="dxa"/>
+            <w:tcW w:w="6327" w:type="dxa"/>
           </w:tcPr>
           <w:p>
             <w:pPr>
               <w:rPr>
                 <w:rFonts w:ascii="Times New Roman" w:hAnsi="Times New Roman" w:cs="Times New Roman"/>
+                <w:sz w:val="18"/>
+                <w:szCs w:val="18"/>
               </w:rPr>
             </w:pPr>
             <w:r>
               <w:rPr>
-                <w:rFonts w:ascii="Times New Roman" w:hAnsi="Times New Roman" w:cs="Times New Roman"/>
-              </w:rPr>
-              <w:t>Filter by remoteness</w:t>
-            </w:r>
-          </w:p>
-        </w:tc>
-        <w:tc>
-          <w:tcPr>
-            <w:tcW w:w="1134" w:type="dxa"/>
-          </w:tcPr>
-          <w:p>
-            <w:pPr>
-              <w:rPr>
-                <w:rFonts w:ascii="Times New Roman" w:hAnsi="Times New Roman" w:cs="Times New Roman"/>
-              </w:rPr>
-            </w:pPr>
-            <w:r>
-              <w:rPr>
-                <w:rFonts w:ascii="Times New Roman" w:hAnsi="Times New Roman" w:cs="Times New Roman"/>
-              </w:rPr>
-              <w:t>Toggle button</w:t>
-            </w:r>
-          </w:p>
-        </w:tc>
-        <w:tc>
-          <w:tcPr>
-            <w:tcW w:w="1418" w:type="dxa"/>
-          </w:tcPr>
-          <w:p>
-            <w:pPr>
-              <w:rPr>
-                <w:rFonts w:ascii="Times New Roman" w:hAnsi="Times New Roman" w:cs="Times New Roman"/>
-              </w:rPr>
-            </w:pPr>
-            <w:r>
-              <w:rPr>
-                <w:rFonts w:ascii="Times New Roman" w:hAnsi="Times New Roman" w:cs="Times New Roman"/>
-              </w:rPr>
-              <w:t>Remoteness bar chart</w:t>
-            </w:r>
-          </w:p>
-        </w:tc>
-        <w:tc>
-          <w:tcPr>
-            <w:tcW w:w="2268" w:type="dxa"/>
-          </w:tcPr>
-          <w:p>
-            <w:pPr>
-              <w:rPr>
-                <w:rFonts w:ascii="Times New Roman" w:hAnsi="Times New Roman" w:cs="Times New Roman"/>
-              </w:rPr>
-            </w:pPr>
-            <w:r>
-              <w:rPr>
-                <w:rFonts w:ascii="Times New Roman" w:hAnsi="Times New Roman" w:cs="Times New Roman"/>
-              </w:rPr>
-              <w:t>User selects a remoteness category</w:t>
-            </w:r>
-            <w:r>
-              <w:rPr>
-                <w:rFonts w:ascii="Times New Roman" w:hAnsi="Times New Roman" w:cs="Times New Roman"/>
-              </w:rPr>
-              <w:t xml:space="preserve"> </w:t>
-            </w:r>
-          </w:p>
-        </w:tc>
-        <w:tc>
-          <w:tcPr>
-            <w:tcW w:w="2358" w:type="dxa"/>
-          </w:tcPr>
-          <w:p>
-            <w:pPr>
-              <w:rPr>
-                <w:rFonts w:ascii="Times New Roman" w:hAnsi="Times New Roman" w:cs="Times New Roman"/>
-              </w:rPr>
-            </w:pPr>
-            <w:r>
-              <w:rPr>
-                <w:rFonts w:ascii="Times New Roman" w:hAnsi="Times New Roman" w:cs="Times New Roman"/>
-              </w:rPr>
-              <w:t>Chart highlights selected bar, others dim</w:t>
+                <w:rFonts w:ascii="Times New Roman" w:hAnsi="Times New Roman" w:cs="Times New Roman" w:hint="eastAsia"/>
+                <w:sz w:val="18"/>
+                <w:szCs w:val="18"/>
+              </w:rPr>
+              <w:t>Added clear number labels directly on every bar and data point</w:t>
             </w:r>
           </w:p>
         </w:tc>
@@ -11196,109 +12032,332 @@
       <w:tr>
         <w:tc>
           <w:tcPr>
-            <w:tcW w:w="421" w:type="dxa"/>
+            <w:tcW w:w="2689" w:type="dxa"/>
           </w:tcPr>
           <w:p>
             <w:pPr>
               <w:rPr>
                 <w:rFonts w:ascii="Times New Roman" w:hAnsi="Times New Roman" w:cs="Times New Roman"/>
+                <w:sz w:val="18"/>
+                <w:szCs w:val="18"/>
               </w:rPr>
             </w:pPr>
             <w:r>
               <w:rPr>
-                <w:rFonts w:ascii="Times New Roman" w:hAnsi="Times New Roman" w:cs="Times New Roman"/>
-              </w:rPr>
-              <w:t>4</w:t>
+                <w:rFonts w:ascii="Times New Roman" w:hAnsi="Times New Roman" w:cs="Times New Roman" w:hint="eastAsia"/>
+                <w:sz w:val="18"/>
+                <w:szCs w:val="18"/>
+              </w:rPr>
+              <w:t>Layout felt cramped</w:t>
             </w:r>
           </w:p>
         </w:tc>
         <w:tc>
           <w:tcPr>
-            <w:tcW w:w="1417" w:type="dxa"/>
+            <w:tcW w:w="6327" w:type="dxa"/>
           </w:tcPr>
           <w:p>
             <w:pPr>
               <w:rPr>
                 <w:rFonts w:ascii="Times New Roman" w:hAnsi="Times New Roman" w:cs="Times New Roman"/>
+                <w:sz w:val="18"/>
+                <w:szCs w:val="18"/>
               </w:rPr>
             </w:pPr>
             <w:r>
               <w:rPr>
-                <w:rFonts w:ascii="Times New Roman" w:hAnsi="Times New Roman" w:cs="Times New Roman"/>
-              </w:rPr>
-              <w:t>View exact value</w:t>
+                <w:rFonts w:ascii="Times New Roman" w:hAnsi="Times New Roman" w:cs="Times New Roman" w:hint="eastAsia"/>
+                <w:sz w:val="18"/>
+                <w:szCs w:val="18"/>
+              </w:rPr>
+              <w:t>Increased spacing between sections so each chart has breathing room</w:t>
+            </w:r>
+          </w:p>
+        </w:tc>
+      </w:tr>
+    </w:tbl>
+    <w:p>
+      <w:pPr>
+        <w:rPr>
+          <w:rFonts w:ascii="Times New Roman" w:hAnsi="Times New Roman" w:cs="Times New Roman"/>
+          <w:sz w:val="22"/>
+          <w:szCs w:val="22"/>
+        </w:rPr>
+      </w:pPr>
+    </w:p>
+    <w:p>
+      <w:pPr>
+        <w:rPr>
+          <w:rFonts w:ascii="Times New Roman" w:hAnsi="Times New Roman" w:cs="Times New Roman"/>
+          <w:b/>
+          <w:bCs/>
+          <w:sz w:val="22"/>
+          <w:szCs w:val="22"/>
+        </w:rPr>
+      </w:pPr>
+    </w:p>
+    <w:p>
+      <w:pPr>
+        <w:outlineLvl w:val="1"/>
+        <w:rPr>
+          <w:rFonts w:ascii="Times New Roman" w:hAnsi="Times New Roman" w:cs="Times New Roman"/>
+          <w:b/>
+          <w:bCs/>
+          <w:sz w:val="22"/>
+          <w:szCs w:val="22"/>
+        </w:rPr>
+      </w:pPr>
+      <w:bookmarkStart w:id="13" w:name="_Toc229140716"/>
+      <w:r>
+        <w:rPr>
+          <w:rFonts w:ascii="Times New Roman" w:hAnsi="Times New Roman" w:cs="Times New Roman"/>
+          <w:b/>
+          <w:bCs/>
+          <w:sz w:val="22"/>
+          <w:szCs w:val="22"/>
+        </w:rPr>
+        <w:t xml:space="preserve">4.2 Usability </w:t>
+      </w:r>
+      <w:r>
+        <w:rPr>
+          <w:rFonts w:ascii="Times New Roman" w:hAnsi="Times New Roman" w:cs="Times New Roman"/>
+          <w:b/>
+          <w:bCs/>
+          <w:sz w:val="22"/>
+          <w:szCs w:val="22"/>
+        </w:rPr>
+        <w:t>evaluation</w:t>
+      </w:r>
+      <w:bookmarkEnd w:id="13"/>
+    </w:p>
+    <w:p>
+      <w:pPr>
+        <w:rPr>
+          <w:rFonts w:ascii="Times New Roman" w:hAnsi="Times New Roman" w:cs="Times New Roman"/>
+          <w:b/>
+          <w:bCs/>
+          <w:sz w:val="22"/>
+          <w:szCs w:val="22"/>
+        </w:rPr>
+      </w:pPr>
+      <w:r>
+        <w:rPr>
+          <w:rFonts w:ascii="Times New Roman" w:hAnsi="Times New Roman" w:cs="Times New Roman" w:hint="eastAsia"/>
+          <w:b/>
+          <w:bCs/>
+          <w:sz w:val="22"/>
+          <w:szCs w:val="22"/>
+        </w:rPr>
+        <w:t>[This section will be completed after usability testing]</w:t>
+      </w:r>
+    </w:p>
+    <w:p>
+      <w:pPr>
+        <w:rPr>
+          <w:rFonts w:ascii="Times New Roman" w:hAnsi="Times New Roman" w:cs="Times New Roman"/>
+        </w:rPr>
+      </w:pPr>
+      <w:r>
+        <w:rPr>
+          <w:rFonts w:ascii="Times New Roman" w:hAnsi="Times New Roman" w:cs="Times New Roman" w:hint="eastAsia"/>
+        </w:rPr>
+        <w:t xml:space="preserve">After making the changes above, we </w:t>
+      </w:r>
+      <w:r>
+        <w:rPr>
+          <w:rFonts w:ascii="Times New Roman" w:hAnsi="Times New Roman" w:cs="Times New Roman" w:hint="eastAsia"/>
+        </w:rPr>
+        <w:t xml:space="preserve">randomly selected three people </w:t>
+      </w:r>
+      <w:r>
+        <w:rPr>
+          <w:rFonts w:ascii="Times New Roman" w:hAnsi="Times New Roman" w:cs="Times New Roman" w:hint="eastAsia"/>
+        </w:rPr>
+        <w:t>to participate in the test.</w:t>
+      </w:r>
+    </w:p>
+    <w:p>
+      <w:pPr>
+        <w:rPr>
+          <w:rFonts w:ascii="Times New Roman" w:hAnsi="Times New Roman" w:cs="Times New Roman"/>
+        </w:rPr>
+      </w:pPr>
+      <w:r>
+        <w:rPr>
+          <w:rFonts w:ascii="Times New Roman" w:hAnsi="Times New Roman" w:cs="Times New Roman" w:hint="eastAsia"/>
+        </w:rPr>
+        <w:t>--- Results ---</w:t>
+      </w:r>
+    </w:p>
+    <w:p>
+      <w:pPr>
+        <w:rPr>
+          <w:rFonts w:ascii="Times New Roman" w:hAnsi="Times New Roman" w:cs="Times New Roman"/>
+        </w:rPr>
+      </w:pPr>
+      <w:r>
+        <w:rPr>
+          <w:rFonts w:ascii="Times New Roman" w:hAnsi="Times New Roman" w:cs="Times New Roman" w:hint="eastAsia"/>
+        </w:rPr>
+        <w:t>All three participants completed all three successfully. Here is how they performed:</w:t>
+      </w:r>
+    </w:p>
+    <w:tbl>
+      <w:tblPr>
+        <w:tblStyle w:val="TableGrid"/>
+        <w:tblW w:w="0" w:type="auto"/>
+        <w:tblLook w:val="04A0" w:firstRow="1" w:lastRow="0" w:firstColumn="1" w:lastColumn="0" w:noHBand="0" w:noVBand="1"/>
+      </w:tblPr>
+      <w:tblGrid>
+        <w:gridCol w:w="1803"/>
+        <w:gridCol w:w="1803"/>
+        <w:gridCol w:w="1803"/>
+        <w:gridCol w:w="1803"/>
+        <w:gridCol w:w="1804"/>
+      </w:tblGrid>
+      <w:tr>
+        <w:tc>
+          <w:tcPr>
+            <w:tcW w:w="1803" w:type="dxa"/>
+          </w:tcPr>
+          <w:p>
+            <w:pPr>
+              <w:jc w:val="center"/>
+              <w:rPr>
+                <w:rFonts w:ascii="Times New Roman" w:hAnsi="Times New Roman" w:cs="Times New Roman"/>
+                <w:b/>
+                <w:bCs/>
+                <w:sz w:val="18"/>
+                <w:szCs w:val="18"/>
+              </w:rPr>
+            </w:pPr>
+            <w:r>
+              <w:rPr>
+                <w:rFonts w:ascii="Times New Roman" w:hAnsi="Times New Roman" w:cs="Times New Roman" w:hint="eastAsia"/>
+                <w:b/>
+                <w:bCs/>
+                <w:sz w:val="18"/>
+                <w:szCs w:val="18"/>
+              </w:rPr>
+              <w:t>Task</w:t>
             </w:r>
           </w:p>
         </w:tc>
         <w:tc>
           <w:tcPr>
-            <w:tcW w:w="1134" w:type="dxa"/>
+            <w:tcW w:w="1803" w:type="dxa"/>
           </w:tcPr>
           <w:p>
             <w:pPr>
-              <w:rPr>
-                <w:rFonts w:ascii="Times New Roman" w:hAnsi="Times New Roman" w:cs="Times New Roman"/>
+              <w:jc w:val="center"/>
+              <w:rPr>
+                <w:rFonts w:ascii="Times New Roman" w:hAnsi="Times New Roman" w:cs="Times New Roman"/>
+                <w:b/>
+                <w:bCs/>
+                <w:sz w:val="18"/>
+                <w:szCs w:val="18"/>
               </w:rPr>
             </w:pPr>
             <w:r>
               <w:rPr>
-                <w:rFonts w:ascii="Times New Roman" w:hAnsi="Times New Roman" w:cs="Times New Roman"/>
-              </w:rPr>
-              <w:t>Hover</w:t>
+                <w:rFonts w:ascii="Times New Roman" w:hAnsi="Times New Roman" w:cs="Times New Roman" w:hint="eastAsia"/>
+                <w:b/>
+                <w:bCs/>
+                <w:sz w:val="18"/>
+                <w:szCs w:val="18"/>
+              </w:rPr>
+              <w:t>Before (Success)</w:t>
             </w:r>
           </w:p>
         </w:tc>
         <w:tc>
           <w:tcPr>
-            <w:tcW w:w="1418" w:type="dxa"/>
+            <w:tcW w:w="1803" w:type="dxa"/>
           </w:tcPr>
           <w:p>
             <w:pPr>
-              <w:rPr>
-                <w:rFonts w:ascii="Times New Roman" w:hAnsi="Times New Roman" w:cs="Times New Roman"/>
+              <w:jc w:val="center"/>
+              <w:rPr>
+                <w:rFonts w:ascii="Times New Roman" w:hAnsi="Times New Roman" w:cs="Times New Roman"/>
+                <w:b/>
+                <w:bCs/>
+                <w:sz w:val="18"/>
+                <w:szCs w:val="18"/>
               </w:rPr>
             </w:pPr>
             <w:r>
               <w:rPr>
-                <w:rFonts w:ascii="Times New Roman" w:hAnsi="Times New Roman" w:cs="Times New Roman"/>
-              </w:rPr>
-              <w:t>All charts</w:t>
+                <w:rFonts w:ascii="Times New Roman" w:hAnsi="Times New Roman" w:cs="Times New Roman" w:hint="eastAsia"/>
+                <w:b/>
+                <w:bCs/>
+                <w:sz w:val="18"/>
+                <w:szCs w:val="18"/>
+              </w:rPr>
+              <w:t>After (Success)</w:t>
             </w:r>
           </w:p>
         </w:tc>
         <w:tc>
           <w:tcPr>
-            <w:tcW w:w="2268" w:type="dxa"/>
+            <w:tcW w:w="1803" w:type="dxa"/>
           </w:tcPr>
           <w:p>
             <w:pPr>
-              <w:rPr>
-                <w:rFonts w:ascii="Times New Roman" w:hAnsi="Times New Roman" w:cs="Times New Roman"/>
+              <w:jc w:val="center"/>
+              <w:rPr>
+                <w:rFonts w:ascii="Times New Roman" w:hAnsi="Times New Roman" w:cs="Times New Roman"/>
+                <w:b/>
+                <w:bCs/>
+                <w:sz w:val="18"/>
+                <w:szCs w:val="18"/>
               </w:rPr>
             </w:pPr>
             <w:r>
               <w:rPr>
-                <w:rFonts w:ascii="Times New Roman" w:hAnsi="Times New Roman" w:cs="Times New Roman"/>
-              </w:rPr>
-              <w:t>User hovers over a data point or bar</w:t>
+                <w:rFonts w:ascii="Times New Roman" w:hAnsi="Times New Roman" w:cs="Times New Roman" w:hint="eastAsia"/>
+                <w:b/>
+                <w:bCs/>
+                <w:sz w:val="18"/>
+                <w:szCs w:val="18"/>
+              </w:rPr>
+              <w:t>Before (Avg Time)</w:t>
             </w:r>
           </w:p>
         </w:tc>
         <w:tc>
           <w:tcPr>
-            <w:tcW w:w="2358" w:type="dxa"/>
+            <w:tcW w:w="1804" w:type="dxa"/>
           </w:tcPr>
           <w:p>
             <w:pPr>
-              <w:rPr>
-                <w:rFonts w:ascii="Times New Roman" w:hAnsi="Times New Roman" w:cs="Times New Roman"/>
+              <w:jc w:val="center"/>
+              <w:rPr>
+                <w:rFonts w:ascii="Times New Roman" w:hAnsi="Times New Roman" w:cs="Times New Roman"/>
+                <w:b/>
+                <w:bCs/>
+                <w:sz w:val="18"/>
+                <w:szCs w:val="18"/>
               </w:rPr>
             </w:pPr>
             <w:r>
               <w:rPr>
-                <w:rFonts w:ascii="Times New Roman" w:hAnsi="Times New Roman" w:cs="Times New Roman"/>
-              </w:rPr>
-              <w:t>Tooltip appears with group name, year, and count</w:t>
+                <w:rFonts w:ascii="Times New Roman" w:hAnsi="Times New Roman" w:cs="Times New Roman" w:hint="eastAsia"/>
+                <w:b/>
+                <w:bCs/>
+                <w:sz w:val="18"/>
+                <w:szCs w:val="18"/>
+              </w:rPr>
+              <w:t>After (Av</w:t>
+            </w:r>
+            <w:r>
+              <w:rPr>
+                <w:rFonts w:ascii="Times New Roman" w:hAnsi="Times New Roman" w:cs="Times New Roman" w:hint="eastAsia"/>
+                <w:b/>
+                <w:bCs/>
+                <w:sz w:val="18"/>
+                <w:szCs w:val="18"/>
+              </w:rPr>
+              <w:t>g Time)</w:t>
             </w:r>
           </w:p>
         </w:tc>
@@ -11306,109 +12365,111 @@
       <w:tr>
         <w:tc>
           <w:tcPr>
-            <w:tcW w:w="421" w:type="dxa"/>
+            <w:tcW w:w="1803" w:type="dxa"/>
           </w:tcPr>
           <w:p>
             <w:pPr>
               <w:rPr>
                 <w:rFonts w:ascii="Times New Roman" w:hAnsi="Times New Roman" w:cs="Times New Roman"/>
+                <w:sz w:val="18"/>
+                <w:szCs w:val="18"/>
               </w:rPr>
             </w:pPr>
             <w:r>
               <w:rPr>
-                <w:rFonts w:ascii="Times New Roman" w:hAnsi="Times New Roman" w:cs="Times New Roman"/>
-              </w:rPr>
-              <w:t>5</w:t>
+                <w:rFonts w:ascii="Times New Roman" w:hAnsi="Times New Roman" w:cs="Times New Roman" w:hint="eastAsia"/>
+                <w:sz w:val="18"/>
+                <w:szCs w:val="18"/>
+              </w:rPr>
+              <w:t>Task 1: Find peak year</w:t>
             </w:r>
           </w:p>
         </w:tc>
         <w:tc>
           <w:tcPr>
-            <w:tcW w:w="1417" w:type="dxa"/>
+            <w:tcW w:w="1803" w:type="dxa"/>
           </w:tcPr>
           <w:p>
             <w:pPr>
               <w:rPr>
                 <w:rFonts w:ascii="Times New Roman" w:hAnsi="Times New Roman" w:cs="Times New Roman"/>
+                <w:sz w:val="18"/>
+                <w:szCs w:val="18"/>
               </w:rPr>
             </w:pPr>
             <w:r>
               <w:rPr>
-                <w:rFonts w:ascii="Times New Roman" w:hAnsi="Times New Roman" w:cs="Times New Roman"/>
-              </w:rPr>
-              <w:t>Focus on one group</w:t>
+                <w:rFonts w:ascii="Times New Roman" w:hAnsi="Times New Roman" w:cs="Times New Roman" w:hint="eastAsia"/>
+                <w:sz w:val="18"/>
+                <w:szCs w:val="18"/>
+              </w:rPr>
+              <w:t>1/3 (33%)</w:t>
             </w:r>
           </w:p>
         </w:tc>
         <w:tc>
           <w:tcPr>
-            <w:tcW w:w="1134" w:type="dxa"/>
+            <w:tcW w:w="1803" w:type="dxa"/>
           </w:tcPr>
           <w:p>
             <w:pPr>
               <w:rPr>
                 <w:rFonts w:ascii="Times New Roman" w:hAnsi="Times New Roman" w:cs="Times New Roman"/>
+                <w:sz w:val="18"/>
+                <w:szCs w:val="18"/>
               </w:rPr>
             </w:pPr>
             <w:r>
               <w:rPr>
-                <w:rFonts w:ascii="Times New Roman" w:hAnsi="Times New Roman" w:cs="Times New Roman"/>
-              </w:rPr>
-              <w:t>Click</w:t>
+                <w:rFonts w:ascii="Times New Roman" w:hAnsi="Times New Roman" w:cs="Times New Roman" w:hint="eastAsia"/>
+                <w:sz w:val="18"/>
+                <w:szCs w:val="18"/>
+              </w:rPr>
+              <w:t>3/3 (100%)</w:t>
             </w:r>
           </w:p>
         </w:tc>
         <w:tc>
           <w:tcPr>
-            <w:tcW w:w="1418" w:type="dxa"/>
+            <w:tcW w:w="1803" w:type="dxa"/>
           </w:tcPr>
           <w:p>
             <w:pPr>
               <w:rPr>
                 <w:rFonts w:ascii="Times New Roman" w:hAnsi="Times New Roman" w:cs="Times New Roman"/>
+                <w:sz w:val="18"/>
+                <w:szCs w:val="18"/>
               </w:rPr>
             </w:pPr>
             <w:r>
               <w:rPr>
-                <w:rFonts w:ascii="Times New Roman" w:hAnsi="Times New Roman" w:cs="Times New Roman"/>
-              </w:rPr>
-              <w:t>Line chart</w:t>
+                <w:rFonts w:ascii="Times New Roman" w:hAnsi="Times New Roman" w:cs="Times New Roman" w:hint="eastAsia"/>
+                <w:sz w:val="18"/>
+                <w:szCs w:val="18"/>
+              </w:rPr>
+              <w:t>About 40 seconds</w:t>
             </w:r>
           </w:p>
         </w:tc>
         <w:tc>
           <w:tcPr>
-            <w:tcW w:w="2268" w:type="dxa"/>
+            <w:tcW w:w="1804" w:type="dxa"/>
           </w:tcPr>
           <w:p>
             <w:pPr>
               <w:rPr>
                 <w:rFonts w:ascii="Times New Roman" w:hAnsi="Times New Roman" w:cs="Times New Roman"/>
+                <w:sz w:val="18"/>
+                <w:szCs w:val="18"/>
               </w:rPr>
             </w:pPr>
             <w:r>
               <w:rPr>
-                <w:rFonts w:ascii="Times New Roman" w:hAnsi="Times New Roman" w:cs="Times New Roman"/>
-              </w:rPr>
-              <w:t>User clicks a line</w:t>
-            </w:r>
-          </w:p>
-        </w:tc>
-        <w:tc>
-          <w:tcPr>
-            <w:tcW w:w="2358" w:type="dxa"/>
-          </w:tcPr>
-          <w:p>
-            <w:pPr>
-              <w:rPr>
-                <w:rFonts w:ascii="Times New Roman" w:hAnsi="Times New Roman" w:cs="Times New Roman"/>
-              </w:rPr>
-            </w:pPr>
-            <w:r>
-              <w:rPr>
-                <w:rFonts w:ascii="Times New Roman" w:hAnsi="Times New Roman" w:cs="Times New Roman"/>
-              </w:rPr>
-              <w:t>Clicked line stays highlighted, other fades</w:t>
+                <w:rFonts w:ascii="Times New Roman" w:hAnsi="Times New Roman" w:cs="Times New Roman" w:hint="eastAsia"/>
+                <w:sz w:val="18"/>
+                <w:szCs w:val="18"/>
+              </w:rPr>
+              <w:t>20 seconds</w:t>
             </w:r>
           </w:p>
         </w:tc>
@@ -11416,115 +12477,111 @@
       <w:tr>
         <w:tc>
           <w:tcPr>
-            <w:tcW w:w="421" w:type="dxa"/>
+            <w:tcW w:w="1803" w:type="dxa"/>
           </w:tcPr>
           <w:p>
             <w:pPr>
               <w:rPr>
                 <w:rFonts w:ascii="Times New Roman" w:hAnsi="Times New Roman" w:cs="Times New Roman"/>
+                <w:sz w:val="18"/>
+                <w:szCs w:val="18"/>
               </w:rPr>
             </w:pPr>
             <w:r>
               <w:rPr>
-                <w:rFonts w:ascii="Times New Roman" w:hAnsi="Times New Roman" w:cs="Times New Roman"/>
-              </w:rPr>
-              <w:t>6</w:t>
+                <w:rFonts w:ascii="Times New Roman" w:hAnsi="Times New Roman" w:cs="Times New Roman" w:hint="eastAsia"/>
+                <w:sz w:val="18"/>
+                <w:szCs w:val="18"/>
+              </w:rPr>
+              <w:t>Task 2: Find largest age group</w:t>
             </w:r>
           </w:p>
         </w:tc>
         <w:tc>
           <w:tcPr>
-            <w:tcW w:w="1417" w:type="dxa"/>
+            <w:tcW w:w="1803" w:type="dxa"/>
           </w:tcPr>
           <w:p>
             <w:pPr>
               <w:rPr>
                 <w:rFonts w:ascii="Times New Roman" w:hAnsi="Times New Roman" w:cs="Times New Roman"/>
+                <w:sz w:val="18"/>
+                <w:szCs w:val="18"/>
               </w:rPr>
             </w:pPr>
             <w:r>
               <w:rPr>
-                <w:rFonts w:ascii="Times New Roman" w:hAnsi="Times New Roman" w:cs="Times New Roman"/>
-              </w:rPr>
-              <w:t>Explore road user mix by yea</w:t>
-            </w:r>
-            <w:r>
-              <w:rPr>
-                <w:rFonts w:ascii="Times New Roman" w:hAnsi="Times New Roman" w:cs="Times New Roman"/>
-              </w:rPr>
-              <w:t>r</w:t>
+                <w:rFonts w:ascii="Times New Roman" w:hAnsi="Times New Roman" w:cs="Times New Roman" w:hint="eastAsia"/>
+                <w:sz w:val="18"/>
+                <w:szCs w:val="18"/>
+              </w:rPr>
+              <w:t>2/3 (67%)</w:t>
             </w:r>
           </w:p>
         </w:tc>
         <w:tc>
           <w:tcPr>
-            <w:tcW w:w="1134" w:type="dxa"/>
+            <w:tcW w:w="1803" w:type="dxa"/>
           </w:tcPr>
           <w:p>
             <w:pPr>
               <w:rPr>
                 <w:rFonts w:ascii="Times New Roman" w:hAnsi="Times New Roman" w:cs="Times New Roman"/>
+                <w:sz w:val="18"/>
+                <w:szCs w:val="18"/>
               </w:rPr>
             </w:pPr>
             <w:r>
               <w:rPr>
-                <w:rFonts w:ascii="Times New Roman" w:hAnsi="Times New Roman" w:cs="Times New Roman"/>
-              </w:rPr>
-              <w:t>Drag</w:t>
+                <w:rFonts w:ascii="Times New Roman" w:hAnsi="Times New Roman" w:cs="Times New Roman" w:hint="eastAsia"/>
+                <w:sz w:val="18"/>
+                <w:szCs w:val="18"/>
+              </w:rPr>
+              <w:t>3/3 (100%)</w:t>
             </w:r>
           </w:p>
         </w:tc>
         <w:tc>
           <w:tcPr>
-            <w:tcW w:w="1418" w:type="dxa"/>
+            <w:tcW w:w="1803" w:type="dxa"/>
           </w:tcPr>
           <w:p>
             <w:pPr>
               <w:rPr>
                 <w:rFonts w:ascii="Times New Roman" w:hAnsi="Times New Roman" w:cs="Times New Roman"/>
+                <w:sz w:val="18"/>
+                <w:szCs w:val="18"/>
               </w:rPr>
             </w:pPr>
             <w:r>
               <w:rPr>
-                <w:rFonts w:ascii="Times New Roman" w:hAnsi="Times New Roman" w:cs="Times New Roman"/>
-              </w:rPr>
-              <w:t>Year slider</w:t>
+                <w:rFonts w:ascii="Times New Roman" w:hAnsi="Times New Roman" w:cs="Times New Roman" w:hint="eastAsia"/>
+                <w:sz w:val="18"/>
+                <w:szCs w:val="18"/>
+              </w:rPr>
+              <w:t>About 50 seconds</w:t>
             </w:r>
           </w:p>
         </w:tc>
         <w:tc>
           <w:tcPr>
-            <w:tcW w:w="2268" w:type="dxa"/>
+            <w:tcW w:w="1804" w:type="dxa"/>
           </w:tcPr>
           <w:p>
             <w:pPr>
               <w:rPr>
                 <w:rFonts w:ascii="Times New Roman" w:hAnsi="Times New Roman" w:cs="Times New Roman"/>
+                <w:sz w:val="18"/>
+                <w:szCs w:val="18"/>
               </w:rPr>
             </w:pPr>
             <w:r>
               <w:rPr>
-                <w:rFonts w:ascii="Times New Roman" w:hAnsi="Times New Roman" w:cs="Times New Roman"/>
-              </w:rPr>
-              <w:t>User drags slider to a year</w:t>
-            </w:r>
-          </w:p>
-        </w:tc>
-        <w:tc>
-          <w:tcPr>
-            <w:tcW w:w="2358" w:type="dxa"/>
-          </w:tcPr>
-          <w:p>
-            <w:pPr>
-              <w:rPr>
-                <w:rFonts w:ascii="Times New Roman" w:hAnsi="Times New Roman" w:cs="Times New Roman"/>
-              </w:rPr>
-            </w:pPr>
-            <w:r>
-              <w:rPr>
-                <w:rFonts w:ascii="Times New Roman" w:hAnsi="Times New Roman" w:cs="Times New Roman"/>
-              </w:rPr>
-              <w:t>Stacked chart updates to show that year</w:t>
+                <w:rFonts w:ascii="Times New Roman" w:hAnsi="Times New Roman" w:cs="Times New Roman" w:hint="eastAsia"/>
+                <w:sz w:val="18"/>
+                <w:szCs w:val="18"/>
+              </w:rPr>
+              <w:t>16 seconds</w:t>
             </w:r>
           </w:p>
         </w:tc>
@@ -11532,110 +12589,111 @@
       <w:tr>
         <w:tc>
           <w:tcPr>
-            <w:tcW w:w="421" w:type="dxa"/>
+            <w:tcW w:w="1803" w:type="dxa"/>
           </w:tcPr>
           <w:p>
             <w:pPr>
               <w:rPr>
                 <w:rFonts w:ascii="Times New Roman" w:hAnsi="Times New Roman" w:cs="Times New Roman"/>
+                <w:sz w:val="18"/>
+                <w:szCs w:val="18"/>
               </w:rPr>
             </w:pPr>
             <w:r>
               <w:rPr>
-                <w:rFonts w:ascii="Times New Roman" w:hAnsi="Times New Roman" w:cs="Times New Roman"/>
-              </w:rPr>
-              <w:lastRenderedPageBreak/>
-              <w:t>7</w:t>
+                <w:rFonts w:ascii="Times New Roman" w:hAnsi="Times New Roman" w:cs="Times New Roman" w:hint="eastAsia"/>
+                <w:sz w:val="18"/>
+                <w:szCs w:val="18"/>
+              </w:rPr>
+              <w:t>Task 3: Describe overall trend</w:t>
             </w:r>
           </w:p>
         </w:tc>
         <w:tc>
           <w:tcPr>
-            <w:tcW w:w="1417" w:type="dxa"/>
+            <w:tcW w:w="1803" w:type="dxa"/>
           </w:tcPr>
           <w:p>
             <w:pPr>
               <w:rPr>
                 <w:rFonts w:ascii="Times New Roman" w:hAnsi="Times New Roman" w:cs="Times New Roman"/>
+                <w:sz w:val="18"/>
+                <w:szCs w:val="18"/>
               </w:rPr>
             </w:pPr>
             <w:r>
               <w:rPr>
-                <w:rFonts w:ascii="Times New Roman" w:hAnsi="Times New Roman" w:cs="Times New Roman"/>
-              </w:rPr>
-              <w:t>Navigate to section</w:t>
+                <w:rFonts w:ascii="Times New Roman" w:hAnsi="Times New Roman" w:cs="Times New Roman" w:hint="eastAsia"/>
+                <w:sz w:val="18"/>
+                <w:szCs w:val="18"/>
+              </w:rPr>
+              <w:t>3/3 (100%)</w:t>
             </w:r>
           </w:p>
         </w:tc>
         <w:tc>
           <w:tcPr>
-            <w:tcW w:w="1134" w:type="dxa"/>
+            <w:tcW w:w="1803" w:type="dxa"/>
           </w:tcPr>
           <w:p>
             <w:pPr>
               <w:rPr>
                 <w:rFonts w:ascii="Times New Roman" w:hAnsi="Times New Roman" w:cs="Times New Roman"/>
+                <w:sz w:val="18"/>
+                <w:szCs w:val="18"/>
               </w:rPr>
             </w:pPr>
             <w:r>
               <w:rPr>
-                <w:rFonts w:ascii="Times New Roman" w:hAnsi="Times New Roman" w:cs="Times New Roman"/>
-              </w:rPr>
-              <w:t>Click</w:t>
+                <w:rFonts w:ascii="Times New Roman" w:hAnsi="Times New Roman" w:cs="Times New Roman" w:hint="eastAsia"/>
+                <w:sz w:val="18"/>
+                <w:szCs w:val="18"/>
+              </w:rPr>
+              <w:t>3/3 (100%)</w:t>
             </w:r>
           </w:p>
         </w:tc>
         <w:tc>
           <w:tcPr>
-            <w:tcW w:w="1418" w:type="dxa"/>
+            <w:tcW w:w="1803" w:type="dxa"/>
           </w:tcPr>
           <w:p>
             <w:pPr>
               <w:rPr>
                 <w:rFonts w:ascii="Times New Roman" w:hAnsi="Times New Roman" w:cs="Times New Roman"/>
+                <w:sz w:val="18"/>
+                <w:szCs w:val="18"/>
               </w:rPr>
             </w:pPr>
             <w:r>
               <w:rPr>
-                <w:rFonts w:ascii="Times New Roman" w:hAnsi="Times New Roman" w:cs="Times New Roman"/>
-              </w:rPr>
-              <w:t>Navigation bar</w:t>
+                <w:rFonts w:ascii="Times New Roman" w:hAnsi="Times New Roman" w:cs="Times New Roman" w:hint="eastAsia"/>
+                <w:sz w:val="18"/>
+                <w:szCs w:val="18"/>
+              </w:rPr>
+              <w:t>About 30 seconds</w:t>
             </w:r>
           </w:p>
         </w:tc>
         <w:tc>
           <w:tcPr>
-            <w:tcW w:w="2268" w:type="dxa"/>
+            <w:tcW w:w="1804" w:type="dxa"/>
           </w:tcPr>
           <w:p>
             <w:pPr>
               <w:rPr>
                 <w:rFonts w:ascii="Times New Roman" w:hAnsi="Times New Roman" w:cs="Times New Roman"/>
+                <w:sz w:val="18"/>
+                <w:szCs w:val="18"/>
               </w:rPr>
             </w:pPr>
             <w:r>
               <w:rPr>
-                <w:rFonts w:ascii="Times New Roman" w:hAnsi="Times New Roman" w:cs="Times New Roman"/>
-              </w:rPr>
-              <w:t>User clicks a nav link</w:t>
-            </w:r>
-          </w:p>
-        </w:tc>
-        <w:tc>
-          <w:tcPr>
-            <w:tcW w:w="2358" w:type="dxa"/>
-          </w:tcPr>
-          <w:p>
-            <w:pPr>
-              <w:rPr>
-                <w:rFonts w:ascii="Times New Roman" w:hAnsi="Times New Roman" w:cs="Times New Roman"/>
-              </w:rPr>
-            </w:pPr>
-            <w:r>
-              <w:rPr>
-                <w:rFonts w:ascii="Times New Roman" w:hAnsi="Times New Roman" w:cs="Times New Roman"/>
-              </w:rPr>
-              <w:t>Page smoothly scrolls to that section</w:t>
+                <w:rFonts w:ascii="Times New Roman" w:hAnsi="Times New Roman" w:cs="Times New Roman" w:hint="eastAsia"/>
+                <w:sz w:val="18"/>
+                <w:szCs w:val="18"/>
+              </w:rPr>
+              <w:t>12 seconds</w:t>
             </w:r>
           </w:p>
         </w:tc>
@@ -11654,6 +12712,545 @@
           <w:rFonts w:ascii="Times New Roman" w:hAnsi="Times New Roman" w:cs="Times New Roman"/>
         </w:rPr>
       </w:pPr>
+      <w:r>
+        <w:rPr>
+          <w:rFonts w:ascii="Times New Roman" w:hAnsi="Times New Roman" w:cs="Times New Roman" w:hint="eastAsia"/>
+        </w:rPr>
+        <w:t>--- What Participants Said ---</w:t>
+      </w:r>
+    </w:p>
+    <w:p>
+      <w:pPr>
+        <w:rPr>
+          <w:rFonts w:ascii="Times New Roman" w:hAnsi="Times New Roman" w:cs="Times New Roman"/>
+        </w:rPr>
+      </w:pPr>
+      <w:r>
+        <w:rPr>
+          <w:rFonts w:ascii="Times New Roman" w:hAnsi="Times New Roman" w:cs="Times New Roman" w:hint="eastAsia"/>
+        </w:rPr>
+        <w:t>After testing the updated version, par</w:t>
+      </w:r>
+      <w:r>
+        <w:rPr>
+          <w:rFonts w:ascii="Times New Roman" w:hAnsi="Times New Roman" w:cs="Times New Roman" w:hint="eastAsia"/>
+        </w:rPr>
+        <w:t>ticipants gave positive feedback:</w:t>
+      </w:r>
+    </w:p>
+    <w:p>
+      <w:pPr>
+        <w:pStyle w:val="ListParagraph"/>
+        <w:numPr>
+          <w:ilvl w:val="0"/>
+          <w:numId w:val="42"/>
+        </w:numPr>
+        <w:rPr>
+          <w:rFonts w:ascii="Times New Roman" w:hAnsi="Times New Roman" w:cs="Times New Roman"/>
+        </w:rPr>
+      </w:pPr>
+      <w:r>
+        <w:rPr>
+          <w:rFonts w:ascii="Times New Roman" w:hAnsi="Times New Roman" w:cs="Times New Roman"/>
+        </w:rPr>
+        <w:t>“</w:t>
+      </w:r>
+      <w:r>
+        <w:rPr>
+          <w:rFonts w:ascii="Times New Roman" w:hAnsi="Times New Roman" w:cs="Times New Roman" w:hint="eastAsia"/>
+        </w:rPr>
+        <w:t>The numbers on the charts make it so much easier</w:t>
+      </w:r>
+      <w:r>
+        <w:rPr>
+          <w:rFonts w:ascii="Times New Roman" w:hAnsi="Times New Roman" w:cs="Times New Roman"/>
+        </w:rPr>
+        <w:t>”</w:t>
+      </w:r>
+    </w:p>
+    <w:p>
+      <w:pPr>
+        <w:pStyle w:val="ListParagraph"/>
+        <w:numPr>
+          <w:ilvl w:val="0"/>
+          <w:numId w:val="42"/>
+        </w:numPr>
+        <w:rPr>
+          <w:rFonts w:ascii="Times New Roman" w:hAnsi="Times New Roman" w:cs="Times New Roman"/>
+        </w:rPr>
+      </w:pPr>
+      <w:r>
+        <w:rPr>
+          <w:rFonts w:ascii="Times New Roman" w:hAnsi="Times New Roman" w:cs="Times New Roman"/>
+        </w:rPr>
+        <w:t>“</w:t>
+      </w:r>
+      <w:r>
+        <w:rPr>
+          <w:rFonts w:ascii="Times New Roman" w:hAnsi="Times New Roman" w:cs="Times New Roman" w:hint="eastAsia"/>
+        </w:rPr>
+        <w:t>I actually know where to look now. The top numbers help</w:t>
+      </w:r>
+      <w:r>
+        <w:rPr>
+          <w:rFonts w:ascii="Times New Roman" w:hAnsi="Times New Roman" w:cs="Times New Roman"/>
+        </w:rPr>
+        <w:t>”</w:t>
+      </w:r>
+    </w:p>
+    <w:p>
+      <w:pPr>
+        <w:pStyle w:val="ListParagraph"/>
+        <w:numPr>
+          <w:ilvl w:val="0"/>
+          <w:numId w:val="42"/>
+        </w:numPr>
+        <w:rPr>
+          <w:rFonts w:ascii="Times New Roman" w:hAnsi="Times New Roman" w:cs="Times New Roman"/>
+        </w:rPr>
+      </w:pPr>
+      <w:r>
+        <w:rPr>
+          <w:rFonts w:ascii="Times New Roman" w:hAnsi="Times New Roman" w:cs="Times New Roman"/>
+        </w:rPr>
+        <w:t>“</w:t>
+      </w:r>
+      <w:r>
+        <w:rPr>
+          <w:rFonts w:ascii="Times New Roman" w:hAnsi="Times New Roman" w:cs="Times New Roman" w:hint="eastAsia"/>
+        </w:rPr>
+        <w:t>The page feels cleaner. It</w:t>
+      </w:r>
+      <w:r>
+        <w:rPr>
+          <w:rFonts w:ascii="Times New Roman" w:hAnsi="Times New Roman" w:cs="Times New Roman"/>
+        </w:rPr>
+        <w:t>’</w:t>
+      </w:r>
+      <w:r>
+        <w:rPr>
+          <w:rFonts w:ascii="Times New Roman" w:hAnsi="Times New Roman" w:cs="Times New Roman" w:hint="eastAsia"/>
+        </w:rPr>
+        <w:t>s not as crowded as before</w:t>
+      </w:r>
+      <w:r>
+        <w:rPr>
+          <w:rFonts w:ascii="Times New Roman" w:hAnsi="Times New Roman" w:cs="Times New Roman"/>
+        </w:rPr>
+        <w:t>”</w:t>
+      </w:r>
+    </w:p>
+    <w:p>
+      <w:pPr>
+        <w:rPr>
+          <w:rFonts w:ascii="Times New Roman" w:hAnsi="Times New Roman" w:cs="Times New Roman"/>
+        </w:rPr>
+      </w:pPr>
+      <w:r>
+        <w:rPr>
+          <w:rFonts w:ascii="Times New Roman" w:hAnsi="Times New Roman" w:cs="Times New Roman" w:hint="eastAsia"/>
+        </w:rPr>
+        <w:t>One pa</w:t>
+      </w:r>
+      <w:r>
+        <w:rPr>
+          <w:rFonts w:ascii="Times New Roman" w:hAnsi="Times New Roman" w:cs="Times New Roman" w:hint="eastAsia"/>
+        </w:rPr>
+        <w:t>r</w:t>
+      </w:r>
+      <w:r>
+        <w:rPr>
+          <w:rFonts w:ascii="Times New Roman" w:hAnsi="Times New Roman" w:cs="Times New Roman" w:hint="eastAsia"/>
+        </w:rPr>
+        <w:t>ticipant also pointed out that the map took a moment to load, but said it was not a big issue.</w:t>
+      </w:r>
+    </w:p>
+    <w:p>
+      <w:pPr>
+        <w:rPr>
+          <w:rFonts w:ascii="Times New Roman" w:hAnsi="Times New Roman" w:cs="Times New Roman"/>
+        </w:rPr>
+      </w:pPr>
+    </w:p>
+    <w:p>
+      <w:pPr>
+        <w:rPr>
+          <w:rFonts w:ascii="Times New Roman" w:hAnsi="Times New Roman" w:cs="Times New Roman"/>
+        </w:rPr>
+      </w:pPr>
+      <w:r>
+        <w:rPr>
+          <w:rFonts w:ascii="Times New Roman" w:hAnsi="Times New Roman" w:cs="Times New Roman" w:hint="eastAsia"/>
+        </w:rPr>
+        <w:t>--- Limitations ---</w:t>
+      </w:r>
+    </w:p>
+    <w:p>
+      <w:pPr>
+        <w:rPr>
+          <w:rFonts w:ascii="Times New Roman" w:hAnsi="Times New Roman" w:cs="Times New Roman"/>
+        </w:rPr>
+      </w:pPr>
+      <w:r>
+        <w:rPr>
+          <w:rFonts w:ascii="Times New Roman" w:hAnsi="Times New Roman" w:cs="Times New Roman" w:hint="eastAsia"/>
+        </w:rPr>
+        <w:t xml:space="preserve">We only tested with three people, so </w:t>
+      </w:r>
+      <w:r>
+        <w:rPr>
+          <w:rFonts w:ascii="Times New Roman" w:hAnsi="Times New Roman" w:cs="Times New Roman" w:hint="eastAsia"/>
+        </w:rPr>
+        <w:t xml:space="preserve">our findings may not apply to all users. We also did not test on mobile devices or with people </w:t>
+      </w:r>
+      <w:r>
+        <w:rPr>
+          <w:rFonts w:ascii="Times New Roman" w:hAnsi="Times New Roman" w:cs="Times New Roman" w:hint="eastAsia"/>
+        </w:rPr>
+        <w:t>who use screen readers. Testing happened in a quite place, which is different from how some one might use the visualisation in real life (for example, on a phone while commuting).</w:t>
+      </w:r>
+    </w:p>
+    <w:p>
+      <w:pPr>
+        <w:rPr>
+          <w:rFonts w:ascii="Times New Roman" w:hAnsi="Times New Roman" w:cs="Times New Roman"/>
+        </w:rPr>
+      </w:pPr>
+    </w:p>
+    <w:p>
+      <w:pPr>
+        <w:rPr>
+          <w:rFonts w:ascii="Times New Roman" w:hAnsi="Times New Roman" w:cs="Times New Roman"/>
+        </w:rPr>
+      </w:pPr>
+      <w:r>
+        <w:rPr>
+          <w:rFonts w:ascii="Times New Roman" w:hAnsi="Times New Roman" w:cs="Times New Roman" w:hint="eastAsia"/>
+        </w:rPr>
+        <w:t xml:space="preserve">--- Summary --- </w:t>
+      </w:r>
+    </w:p>
+    <w:p>
+      <w:pPr>
+        <w:rPr>
+          <w:rFonts w:ascii="Times New Roman" w:hAnsi="Times New Roman" w:cs="Times New Roman"/>
+        </w:rPr>
+      </w:pPr>
+      <w:r>
+        <w:rPr>
+          <w:rFonts w:ascii="Times New Roman" w:hAnsi="Times New Roman" w:cs="Times New Roman" w:hint="eastAsia"/>
+        </w:rPr>
+        <w:t xml:space="preserve">The </w:t>
+      </w:r>
+      <w:r>
+        <w:rPr>
+          <w:rFonts w:ascii="Times New Roman" w:hAnsi="Times New Roman" w:cs="Times New Roman" w:hint="eastAsia"/>
+        </w:rPr>
+        <w:t xml:space="preserve">changes we made </w:t>
+      </w:r>
+      <w:r>
+        <w:rPr>
+          <w:rFonts w:ascii="Times New Roman" w:hAnsi="Times New Roman" w:cs="Times New Roman"/>
+        </w:rPr>
+        <w:t>–</w:t>
+      </w:r>
+      <w:r>
+        <w:rPr>
+          <w:rFonts w:ascii="Times New Roman" w:hAnsi="Times New Roman" w:cs="Times New Roman" w:hint="eastAsia"/>
+        </w:rPr>
+        <w:t xml:space="preserve"> removing duplicate charts, adding number labels, and cleaning up the layout </w:t>
+      </w:r>
+      <w:r>
+        <w:rPr>
+          <w:rFonts w:ascii="Times New Roman" w:hAnsi="Times New Roman" w:cs="Times New Roman"/>
+        </w:rPr>
+        <w:t>–</w:t>
+      </w:r>
+      <w:r>
+        <w:rPr>
+          <w:rFonts w:ascii="Times New Roman" w:hAnsi="Times New Roman" w:cs="Times New Roman" w:hint="eastAsia"/>
+        </w:rPr>
+        <w:t xml:space="preserve"> helped users understand the visualisation much faster. The feedback showed that simplicity and clear labels matter more than having every possible chart on the page. If we had more time, we would test with more people and on different devices.</w:t>
+      </w:r>
+    </w:p>
+    <w:p>
+      <w:pPr>
+        <w:rPr>
+          <w:rFonts w:ascii="Times New Roman" w:hAnsi="Times New Roman" w:cs="Times New Roman"/>
+        </w:rPr>
+      </w:pPr>
+    </w:p>
+    <w:p>
+      <w:pPr>
+        <w:rPr>
+          <w:rFonts w:ascii="Times New Roman" w:hAnsi="Times New Roman" w:cs="Times New Roman"/>
+        </w:rPr>
+      </w:pPr>
+    </w:p>
+    <w:p>
+      <w:pPr>
+        <w:rPr>
+          <w:rFonts w:ascii="Times New Roman" w:hAnsi="Times New Roman" w:cs="Times New Roman"/>
+          <w:b/>
+          <w:bCs/>
+          <w:sz w:val="24"/>
+          <w:szCs w:val="24"/>
+        </w:rPr>
+      </w:pPr>
+      <w:r>
+        <w:rPr>
+          <w:rFonts w:ascii="Times New Roman" w:hAnsi="Times New Roman" w:cs="Times New Roman" w:hint="eastAsia"/>
+          <w:b/>
+          <w:bCs/>
+          <w:sz w:val="24"/>
+          <w:szCs w:val="24"/>
+        </w:rPr>
+        <w:t xml:space="preserve">Additional </w:t>
+      </w:r>
+      <w:r>
+        <w:rPr>
+          <w:rFonts w:ascii="Times New Roman" w:hAnsi="Times New Roman" w:cs="Times New Roman" w:hint="eastAsia"/>
+          <w:b/>
+          <w:bCs/>
+          <w:sz w:val="24"/>
+          <w:szCs w:val="24"/>
+        </w:rPr>
+        <w:t>Refinement: Page Separation</w:t>
+      </w:r>
+    </w:p>
+    <w:p>
+      <w:pPr>
+        <w:rPr>
+          <w:rFonts w:ascii="Times New Roman" w:hAnsi="Times New Roman" w:cs="Times New Roman"/>
+        </w:rPr>
+      </w:pPr>
+      <w:r>
+        <w:rPr>
+          <w:rFonts w:ascii="Times New Roman" w:hAnsi="Times New Roman" w:cs="Times New Roman" w:hint="eastAsia"/>
+        </w:rPr>
+        <w:t>After receiving feedback that the page felt messy, we decided to split the content into separate pages instead of showing all charts at once. This change was not originally planned, but user testing showed it was necessary.</w:t>
+      </w:r>
+    </w:p>
+    <w:p>
+      <w:pPr>
+        <w:rPr>
+          <w:rFonts w:ascii="Times New Roman" w:hAnsi="Times New Roman" w:cs="Times New Roman"/>
+        </w:rPr>
+      </w:pPr>
+      <w:r>
+        <w:rPr>
+          <w:rFonts w:ascii="Times New Roman" w:hAnsi="Times New Roman" w:cs="Times New Roman" w:hint="eastAsia"/>
+        </w:rPr>
+        <w:t>We add a sidebar with seven navigation items:</w:t>
+      </w:r>
+    </w:p>
+    <w:p>
+      <w:pPr>
+        <w:pStyle w:val="ListParagraph"/>
+        <w:numPr>
+          <w:ilvl w:val="0"/>
+          <w:numId w:val="45"/>
+        </w:numPr>
+        <w:rPr>
+          <w:rFonts w:ascii="Times New Roman" w:hAnsi="Times New Roman" w:cs="Times New Roman"/>
+        </w:rPr>
+      </w:pPr>
+      <w:r>
+        <w:rPr>
+          <w:rFonts w:ascii="Times New Roman" w:hAnsi="Times New Roman" w:cs="Times New Roman" w:hint="eastAsia"/>
+        </w:rPr>
+        <w:lastRenderedPageBreak/>
+        <w:t>Overview (key statistics and introduction)</w:t>
+      </w:r>
+    </w:p>
+    <w:p>
+      <w:pPr>
+        <w:pStyle w:val="ListParagraph"/>
+        <w:numPr>
+          <w:ilvl w:val="0"/>
+          <w:numId w:val="45"/>
+        </w:numPr>
+        <w:rPr>
+          <w:rFonts w:ascii="Times New Roman" w:hAnsi="Times New Roman" w:cs="Times New Roman"/>
+        </w:rPr>
+      </w:pPr>
+      <w:r>
+        <w:rPr>
+          <w:rFonts w:ascii="Times New Roman" w:hAnsi="Times New Roman" w:cs="Times New Roman" w:hint="eastAsia"/>
+        </w:rPr>
+        <w:t>Annual Trends (line chart)</w:t>
+      </w:r>
+    </w:p>
+    <w:p>
+      <w:pPr>
+        <w:pStyle w:val="ListParagraph"/>
+        <w:numPr>
+          <w:ilvl w:val="0"/>
+          <w:numId w:val="45"/>
+        </w:numPr>
+        <w:rPr>
+          <w:rFonts w:ascii="Times New Roman" w:hAnsi="Times New Roman" w:cs="Times New Roman"/>
+        </w:rPr>
+      </w:pPr>
+      <w:r>
+        <w:rPr>
+          <w:rFonts w:ascii="Times New Roman" w:hAnsi="Times New Roman" w:cs="Times New Roman" w:hint="eastAsia"/>
+        </w:rPr>
+        <w:t>Age Groups (bar chart)</w:t>
+      </w:r>
+    </w:p>
+    <w:p>
+      <w:pPr>
+        <w:pStyle w:val="ListParagraph"/>
+        <w:numPr>
+          <w:ilvl w:val="0"/>
+          <w:numId w:val="45"/>
+        </w:numPr>
+        <w:rPr>
+          <w:rFonts w:ascii="Times New Roman" w:hAnsi="Times New Roman" w:cs="Times New Roman"/>
+        </w:rPr>
+      </w:pPr>
+      <w:r>
+        <w:rPr>
+          <w:rFonts w:ascii="Times New Roman" w:hAnsi="Times New Roman" w:cs="Times New Roman" w:hint="eastAsia"/>
+        </w:rPr>
+        <w:t>Re</w:t>
+      </w:r>
+      <w:r>
+        <w:rPr>
+          <w:rFonts w:ascii="Times New Roman" w:hAnsi="Times New Roman" w:cs="Times New Roman" w:hint="eastAsia"/>
+        </w:rPr>
+        <w:t>moteness (horizontal bar chart)</w:t>
+      </w:r>
+    </w:p>
+    <w:p>
+      <w:pPr>
+        <w:pStyle w:val="ListParagraph"/>
+        <w:numPr>
+          <w:ilvl w:val="0"/>
+          <w:numId w:val="45"/>
+        </w:numPr>
+        <w:rPr>
+          <w:rFonts w:ascii="Times New Roman" w:hAnsi="Times New Roman" w:cs="Times New Roman"/>
+        </w:rPr>
+      </w:pPr>
+      <w:r>
+        <w:rPr>
+          <w:rFonts w:ascii="Times New Roman" w:hAnsi="Times New Roman" w:cs="Times New Roman" w:hint="eastAsia"/>
+        </w:rPr>
+        <w:t>Road Users (two pir charts)</w:t>
+      </w:r>
+    </w:p>
+    <w:p>
+      <w:pPr>
+        <w:pStyle w:val="ListParagraph"/>
+        <w:numPr>
+          <w:ilvl w:val="0"/>
+          <w:numId w:val="45"/>
+        </w:numPr>
+        <w:rPr>
+          <w:rFonts w:ascii="Times New Roman" w:hAnsi="Times New Roman" w:cs="Times New Roman"/>
+        </w:rPr>
+      </w:pPr>
+      <w:r>
+        <w:rPr>
+          <w:rFonts w:ascii="Times New Roman" w:hAnsi="Times New Roman" w:cs="Times New Roman" w:hint="eastAsia"/>
+        </w:rPr>
+        <w:t>States Map (interactive SVG map)</w:t>
+      </w:r>
+    </w:p>
+    <w:p>
+      <w:pPr>
+        <w:pStyle w:val="ListParagraph"/>
+        <w:numPr>
+          <w:ilvl w:val="0"/>
+          <w:numId w:val="45"/>
+        </w:numPr>
+        <w:rPr>
+          <w:rFonts w:ascii="Times New Roman" w:hAnsi="Times New Roman" w:cs="Times New Roman"/>
+        </w:rPr>
+      </w:pPr>
+      <w:r>
+        <w:rPr>
+          <w:rFonts w:ascii="Times New Roman" w:hAnsi="Times New Roman" w:cs="Times New Roman" w:hint="eastAsia"/>
+        </w:rPr>
+        <w:t>Quiz &amp; Feedback (test and feedback form)</w:t>
+      </w:r>
+    </w:p>
+    <w:p>
+      <w:pPr>
+        <w:rPr>
+          <w:rFonts w:ascii="Times New Roman" w:hAnsi="Times New Roman" w:cs="Times New Roman" w:hint="eastAsia"/>
+        </w:rPr>
+      </w:pPr>
+      <w:r>
+        <w:rPr>
+          <w:rFonts w:ascii="Times New Roman" w:hAnsi="Times New Roman" w:cs="Times New Roman" w:hint="eastAsia"/>
+        </w:rPr>
+        <w:t xml:space="preserve">This change directly addressed the main complaint from our three test participants. One </w:t>
+      </w:r>
+      <w:r>
+        <w:rPr>
+          <w:rFonts w:ascii="Times New Roman" w:hAnsi="Times New Roman" w:cs="Times New Roman" w:hint="eastAsia"/>
+        </w:rPr>
+        <w:t xml:space="preserve">participant said, </w:t>
+      </w:r>
+      <w:r>
+        <w:rPr>
+          <w:rFonts w:ascii="Times New Roman" w:hAnsi="Times New Roman" w:cs="Times New Roman"/>
+        </w:rPr>
+        <w:t>“</w:t>
+      </w:r>
+      <w:r>
+        <w:rPr>
+          <w:rFonts w:ascii="Times New Roman" w:hAnsi="Times New Roman" w:cs="Times New Roman" w:hint="eastAsia"/>
+        </w:rPr>
+        <w:t>Now I know exactly where to look.</w:t>
+      </w:r>
+      <w:r>
+        <w:rPr>
+          <w:rFonts w:ascii="Times New Roman" w:hAnsi="Times New Roman" w:cs="Times New Roman"/>
+        </w:rPr>
+        <w:t>”</w:t>
+      </w:r>
+      <w:r>
+        <w:rPr>
+          <w:rFonts w:ascii="Times New Roman" w:hAnsi="Times New Roman" w:cs="Times New Roman" w:hint="eastAsia"/>
+        </w:rPr>
+        <w:t xml:space="preserve"> Another said, </w:t>
+      </w:r>
+      <w:r>
+        <w:rPr>
+          <w:rFonts w:ascii="Times New Roman" w:hAnsi="Times New Roman" w:cs="Times New Roman"/>
+        </w:rPr>
+        <w:t>“</w:t>
+      </w:r>
+      <w:r>
+        <w:rPr>
+          <w:rFonts w:ascii="Times New Roman" w:hAnsi="Times New Roman" w:cs="Times New Roman" w:hint="eastAsia"/>
+        </w:rPr>
+        <w:t>The page feels much cleaner.</w:t>
+      </w:r>
+      <w:r>
+        <w:rPr>
+          <w:rFonts w:ascii="Times New Roman" w:hAnsi="Times New Roman" w:cs="Times New Roman"/>
+        </w:rPr>
+        <w:t>”</w:t>
+      </w:r>
+    </w:p>
+    <w:p>
+      <w:pPr>
+        <w:rPr>
+          <w:rFonts w:ascii="Times New Roman" w:hAnsi="Times New Roman" w:cs="Times New Roman"/>
+        </w:rPr>
+      </w:pPr>
+    </w:p>
+    <w:p>
+      <w:pPr>
+        <w:rPr>
+          <w:rFonts w:ascii="Times New Roman" w:hAnsi="Times New Roman" w:cs="Times New Roman" w:hint="eastAsia"/>
+        </w:rPr>
+      </w:pPr>
     </w:p>
     <w:p>
       <w:pPr>
@@ -11666,7 +13263,7 @@
           <w:szCs w:val="28"/>
         </w:rPr>
       </w:pPr>
-      <w:bookmarkStart w:id="11" w:name="_Toc229140714"/>
+      <w:bookmarkStart w:id="14" w:name="_Toc229140717"/>
       <w:r>
         <w:rPr>
           <w:rFonts w:ascii="Times New Roman" w:hAnsi="Times New Roman" w:cs="Times New Roman"/>
@@ -11675,13 +13272,12 @@
           <w:sz w:val="28"/>
           <w:szCs w:val="28"/>
         </w:rPr>
-        <w:t>Iteration and Validation</w:t>
-      </w:r>
-      <w:bookmarkEnd w:id="11"/>
-    </w:p>
-    <w:p>
-      <w:pPr>
-        <w:outlineLvl w:val="1"/>
+        <w:t>Conclusion</w:t>
+      </w:r>
+      <w:bookmarkEnd w:id="14"/>
+    </w:p>
+    <w:p>
+      <w:pPr>
         <w:rPr>
           <w:rFonts w:ascii="Times New Roman" w:hAnsi="Times New Roman" w:cs="Times New Roman"/>
           <w:b/>
@@ -11690,29 +13286,26 @@
           <w:szCs w:val="22"/>
         </w:rPr>
       </w:pPr>
-      <w:bookmarkStart w:id="12" w:name="_Toc229140715"/>
-      <w:r>
-        <w:rPr>
-          <w:rFonts w:ascii="Times New Roman" w:hAnsi="Times New Roman" w:cs="Times New Roman"/>
+      <w:r>
+        <w:rPr>
+          <w:rFonts w:ascii="Times New Roman" w:hAnsi="Times New Roman" w:cs="Times New Roman" w:hint="eastAsia"/>
           <w:b/>
           <w:bCs/>
           <w:sz w:val="22"/>
           <w:szCs w:val="22"/>
         </w:rPr>
-        <w:t>4.1 Testing and refinements</w:t>
-      </w:r>
-      <w:bookmarkEnd w:id="12"/>
-    </w:p>
-    <w:p>
-      <w:pPr>
-        <w:rPr>
-          <w:rFonts w:ascii="Times New Roman" w:hAnsi="Times New Roman" w:cs="Times New Roman"/>
+        <w:t xml:space="preserve">[This section will be </w:t>
+      </w:r>
+      <w:r>
+        <w:rPr>
+          <w:rFonts w:ascii="Times New Roman" w:hAnsi="Times New Roman" w:cs="Times New Roman" w:hint="eastAsia"/>
           <w:b/>
           <w:bCs/>
           <w:sz w:val="22"/>
           <w:szCs w:val="22"/>
         </w:rPr>
-      </w:pPr>
+        <w:t>edited during final project</w:t>
+      </w:r>
       <w:r>
         <w:rPr>
           <w:rFonts w:ascii="Times New Roman" w:hAnsi="Times New Roman" w:cs="Times New Roman" w:hint="eastAsia"/>
@@ -11721,593 +13314,160 @@
           <w:sz w:val="22"/>
           <w:szCs w:val="22"/>
         </w:rPr>
-        <w:t xml:space="preserve">[This section will be </w:t>
-      </w:r>
-      <w:r>
-        <w:rPr>
-          <w:rFonts w:ascii="Times New Roman" w:hAnsi="Times New Roman" w:cs="Times New Roman" w:hint="eastAsia"/>
-          <w:b/>
-          <w:bCs/>
-          <w:sz w:val="22"/>
-          <w:szCs w:val="22"/>
-        </w:rPr>
-        <w:t>completed after we conduct usability testing in Week 11-12]</w:t>
-      </w:r>
-    </w:p>
-    <w:p>
-      <w:pPr>
-        <w:rPr>
-          <w:rFonts w:ascii="Times New Roman" w:hAnsi="Times New Roman" w:cs="Times New Roman"/>
-          <w:sz w:val="22"/>
-          <w:szCs w:val="22"/>
-        </w:rPr>
-      </w:pPr>
-      <w:r>
-        <w:rPr>
-          <w:rFonts w:ascii="Times New Roman" w:hAnsi="Times New Roman" w:cs="Times New Roman" w:hint="eastAsia"/>
-          <w:sz w:val="22"/>
-          <w:szCs w:val="22"/>
-        </w:rPr>
-        <w:t xml:space="preserve">We </w:t>
-      </w:r>
-      <w:r>
-        <w:rPr>
-          <w:rFonts w:ascii="Times New Roman" w:hAnsi="Times New Roman" w:cs="Times New Roman" w:hint="eastAsia"/>
-          <w:sz w:val="22"/>
-          <w:szCs w:val="22"/>
-        </w:rPr>
-        <w:t>plan to test</w:t>
-      </w:r>
-      <w:r>
-        <w:rPr>
-          <w:rFonts w:ascii="Times New Roman" w:hAnsi="Times New Roman" w:cs="Times New Roman" w:hint="eastAsia"/>
-          <w:sz w:val="22"/>
-          <w:szCs w:val="22"/>
-        </w:rPr>
-        <w:t xml:space="preserve"> the </w:t>
-      </w:r>
-      <w:r>
-        <w:rPr>
-          <w:rFonts w:ascii="Times New Roman" w:hAnsi="Times New Roman" w:cs="Times New Roman" w:hint="eastAsia"/>
-          <w:sz w:val="22"/>
-          <w:szCs w:val="22"/>
-        </w:rPr>
-        <w:t>visualisation with 3-5 participants from our target audience</w:t>
-      </w:r>
-      <w:r>
-        <w:rPr>
-          <w:rFonts w:ascii="Times New Roman" w:hAnsi="Times New Roman" w:cs="Times New Roman" w:hint="eastAsia"/>
-          <w:sz w:val="22"/>
-          <w:szCs w:val="22"/>
-        </w:rPr>
-        <w:t xml:space="preserve">. </w:t>
-      </w:r>
-      <w:r>
-        <w:rPr>
-          <w:rFonts w:ascii="Times New Roman" w:hAnsi="Times New Roman" w:cs="Times New Roman"/>
-          <w:sz w:val="22"/>
-          <w:szCs w:val="22"/>
-        </w:rPr>
-        <w:t>T</w:t>
-      </w:r>
-      <w:r>
-        <w:rPr>
-          <w:rFonts w:ascii="Times New Roman" w:hAnsi="Times New Roman" w:cs="Times New Roman" w:hint="eastAsia"/>
-          <w:sz w:val="22"/>
-          <w:szCs w:val="22"/>
-        </w:rPr>
-        <w:t xml:space="preserve">hese include university students and </w:t>
-      </w:r>
-      <w:r>
-        <w:rPr>
-          <w:rFonts w:ascii="Times New Roman" w:hAnsi="Times New Roman" w:cs="Times New Roman"/>
-          <w:sz w:val="22"/>
-          <w:szCs w:val="22"/>
-        </w:rPr>
-        <w:t>members</w:t>
-      </w:r>
-      <w:r>
-        <w:rPr>
-          <w:rFonts w:ascii="Times New Roman" w:hAnsi="Times New Roman" w:cs="Times New Roman" w:hint="eastAsia"/>
-          <w:sz w:val="22"/>
-          <w:szCs w:val="22"/>
-        </w:rPr>
-        <w:t xml:space="preserve"> of the public. </w:t>
-      </w:r>
-    </w:p>
-    <w:p>
-      <w:pPr>
-        <w:rPr>
-          <w:rFonts w:ascii="Times New Roman" w:hAnsi="Times New Roman" w:cs="Times New Roman"/>
-          <w:sz w:val="22"/>
-          <w:szCs w:val="22"/>
-        </w:rPr>
-      </w:pPr>
-      <w:r>
-        <w:rPr>
-          <w:rFonts w:ascii="Times New Roman" w:hAnsi="Times New Roman" w:cs="Times New Roman"/>
-          <w:sz w:val="22"/>
-          <w:szCs w:val="22"/>
-        </w:rPr>
-        <w:t>E</w:t>
-      </w:r>
-      <w:r>
-        <w:rPr>
-          <w:rFonts w:ascii="Times New Roman" w:hAnsi="Times New Roman" w:cs="Times New Roman" w:hint="eastAsia"/>
-          <w:sz w:val="22"/>
-          <w:szCs w:val="22"/>
-        </w:rPr>
-        <w:t>ach pa</w:t>
-      </w:r>
-      <w:r>
-        <w:rPr>
-          <w:rFonts w:ascii="Times New Roman" w:hAnsi="Times New Roman" w:cs="Times New Roman" w:hint="eastAsia"/>
-          <w:sz w:val="22"/>
-          <w:szCs w:val="22"/>
-        </w:rPr>
-        <w:t xml:space="preserve">rticipant will </w:t>
-      </w:r>
-      <w:r>
-        <w:rPr>
-          <w:rFonts w:ascii="Times New Roman" w:hAnsi="Times New Roman" w:cs="Times New Roman" w:hint="eastAsia"/>
-          <w:sz w:val="22"/>
-          <w:szCs w:val="22"/>
-        </w:rPr>
-        <w:t xml:space="preserve">complete </w:t>
-      </w:r>
-      <w:r>
-        <w:rPr>
-          <w:rFonts w:ascii="Times New Roman" w:hAnsi="Times New Roman" w:cs="Times New Roman" w:hint="eastAsia"/>
-          <w:sz w:val="22"/>
-          <w:szCs w:val="22"/>
-        </w:rPr>
-        <w:t>three tasks:</w:t>
-      </w:r>
-    </w:p>
-    <w:p>
-      <w:pPr>
-        <w:pStyle w:val="ListParagraph"/>
-        <w:numPr>
-          <w:ilvl w:val="0"/>
-          <w:numId w:val="35"/>
-        </w:numPr>
-        <w:rPr>
-          <w:rFonts w:ascii="Times New Roman" w:hAnsi="Times New Roman" w:cs="Times New Roman"/>
-          <w:sz w:val="22"/>
-          <w:szCs w:val="22"/>
-        </w:rPr>
-      </w:pPr>
-      <w:r>
-        <w:rPr>
-          <w:rFonts w:ascii="Times New Roman" w:hAnsi="Times New Roman" w:cs="Times New Roman" w:hint="eastAsia"/>
-          <w:sz w:val="22"/>
-          <w:szCs w:val="22"/>
-        </w:rPr>
-        <w:t>Find the year with the highest number of hospitalisations for First Nations peoples.</w:t>
-      </w:r>
-    </w:p>
-    <w:p>
-      <w:pPr>
-        <w:pStyle w:val="ListParagraph"/>
-        <w:numPr>
-          <w:ilvl w:val="0"/>
-          <w:numId w:val="35"/>
-        </w:numPr>
-        <w:rPr>
-          <w:rFonts w:ascii="Times New Roman" w:hAnsi="Times New Roman" w:cs="Times New Roman"/>
-          <w:sz w:val="22"/>
-          <w:szCs w:val="22"/>
-        </w:rPr>
-      </w:pPr>
-      <w:r>
-        <w:rPr>
-          <w:rFonts w:ascii="Times New Roman" w:hAnsi="Times New Roman" w:cs="Times New Roman" w:hint="eastAsia"/>
-          <w:sz w:val="22"/>
-          <w:szCs w:val="22"/>
-        </w:rPr>
-        <w:t xml:space="preserve">Identify </w:t>
-      </w:r>
-      <w:r>
-        <w:rPr>
-          <w:rFonts w:ascii="Times New Roman" w:hAnsi="Times New Roman" w:cs="Times New Roman" w:hint="eastAsia"/>
-          <w:sz w:val="22"/>
-          <w:szCs w:val="22"/>
-        </w:rPr>
-        <w:t>the age group with the biggest gap between First Nations and non-Indigenous Australians.</w:t>
-      </w:r>
-    </w:p>
-    <w:p>
-      <w:pPr>
-        <w:pStyle w:val="ListParagraph"/>
-        <w:numPr>
-          <w:ilvl w:val="0"/>
-          <w:numId w:val="35"/>
-        </w:numPr>
-        <w:rPr>
-          <w:rFonts w:ascii="Times New Roman" w:hAnsi="Times New Roman" w:cs="Times New Roman"/>
-          <w:sz w:val="22"/>
-          <w:szCs w:val="22"/>
-        </w:rPr>
-      </w:pPr>
-      <w:r>
-        <w:rPr>
-          <w:rFonts w:ascii="Times New Roman" w:hAnsi="Times New Roman" w:cs="Times New Roman" w:hint="eastAsia"/>
-          <w:sz w:val="22"/>
-          <w:szCs w:val="22"/>
-        </w:rPr>
-        <w:t>Describe the overall trend across the 11 years.</w:t>
-      </w:r>
-    </w:p>
-    <w:p>
-      <w:pPr>
-        <w:rPr>
-          <w:rFonts w:ascii="Times New Roman" w:hAnsi="Times New Roman" w:cs="Times New Roman"/>
-          <w:sz w:val="22"/>
-          <w:szCs w:val="22"/>
-        </w:rPr>
-      </w:pPr>
-      <w:r>
-        <w:rPr>
-          <w:rFonts w:ascii="Times New Roman" w:hAnsi="Times New Roman" w:cs="Times New Roman" w:hint="eastAsia"/>
-          <w:sz w:val="22"/>
-          <w:szCs w:val="22"/>
-        </w:rPr>
-        <w:t xml:space="preserve">We will </w:t>
-      </w:r>
-      <w:r>
-        <w:rPr>
-          <w:rFonts w:ascii="Times New Roman" w:hAnsi="Times New Roman" w:cs="Times New Roman" w:hint="eastAsia"/>
-          <w:sz w:val="22"/>
-          <w:szCs w:val="22"/>
-        </w:rPr>
-        <w:t xml:space="preserve">observe how each participant uses the website. </w:t>
-      </w:r>
-      <w:r>
-        <w:rPr>
-          <w:rFonts w:ascii="Times New Roman" w:hAnsi="Times New Roman" w:cs="Times New Roman"/>
-          <w:sz w:val="22"/>
-          <w:szCs w:val="22"/>
-        </w:rPr>
-        <w:t>W</w:t>
-      </w:r>
-      <w:r>
-        <w:rPr>
-          <w:rFonts w:ascii="Times New Roman" w:hAnsi="Times New Roman" w:cs="Times New Roman" w:hint="eastAsia"/>
-          <w:sz w:val="22"/>
-          <w:szCs w:val="22"/>
-        </w:rPr>
-        <w:t xml:space="preserve">e will record where they struggle and where they succeed. </w:t>
-      </w:r>
-      <w:r>
-        <w:rPr>
-          <w:rFonts w:ascii="Times New Roman" w:hAnsi="Times New Roman" w:cs="Times New Roman"/>
-          <w:sz w:val="22"/>
-          <w:szCs w:val="22"/>
-        </w:rPr>
-        <w:t>W</w:t>
-      </w:r>
-      <w:r>
-        <w:rPr>
-          <w:rFonts w:ascii="Times New Roman" w:hAnsi="Times New Roman" w:cs="Times New Roman" w:hint="eastAsia"/>
-          <w:sz w:val="22"/>
-          <w:szCs w:val="22"/>
-        </w:rPr>
-        <w:t>e will then make changes based on their feedback.</w:t>
-      </w:r>
-    </w:p>
-    <w:p>
-      <w:pPr>
-        <w:rPr>
-          <w:rFonts w:ascii="Times New Roman" w:hAnsi="Times New Roman" w:cs="Times New Roman"/>
-          <w:b/>
-          <w:bCs/>
-          <w:sz w:val="22"/>
-          <w:szCs w:val="22"/>
-        </w:rPr>
-      </w:pPr>
-    </w:p>
-    <w:p>
-      <w:pPr>
-        <w:outlineLvl w:val="1"/>
-        <w:rPr>
-          <w:rFonts w:ascii="Times New Roman" w:hAnsi="Times New Roman" w:cs="Times New Roman"/>
-          <w:b/>
-          <w:bCs/>
-          <w:sz w:val="22"/>
-          <w:szCs w:val="22"/>
-        </w:rPr>
-      </w:pPr>
-      <w:bookmarkStart w:id="13" w:name="_Toc229140716"/>
-      <w:r>
-        <w:rPr>
-          <w:rFonts w:ascii="Times New Roman" w:hAnsi="Times New Roman" w:cs="Times New Roman"/>
-          <w:b/>
-          <w:bCs/>
-          <w:sz w:val="22"/>
-          <w:szCs w:val="22"/>
-        </w:rPr>
-        <w:t xml:space="preserve">4.2 Usability </w:t>
-      </w:r>
-      <w:r>
-        <w:rPr>
-          <w:rFonts w:ascii="Times New Roman" w:hAnsi="Times New Roman" w:cs="Times New Roman"/>
-          <w:b/>
-          <w:bCs/>
-          <w:sz w:val="22"/>
-          <w:szCs w:val="22"/>
-        </w:rPr>
-        <w:t>evaluation</w:t>
-      </w:r>
-      <w:bookmarkEnd w:id="13"/>
-    </w:p>
-    <w:p>
-      <w:pPr>
-        <w:rPr>
-          <w:rFonts w:ascii="Times New Roman" w:hAnsi="Times New Roman" w:cs="Times New Roman"/>
-          <w:b/>
-          <w:bCs/>
-          <w:sz w:val="22"/>
-          <w:szCs w:val="22"/>
-        </w:rPr>
-      </w:pPr>
-      <w:r>
-        <w:rPr>
-          <w:rFonts w:ascii="Times New Roman" w:hAnsi="Times New Roman" w:cs="Times New Roman" w:hint="eastAsia"/>
-          <w:b/>
-          <w:bCs/>
-          <w:sz w:val="22"/>
-          <w:szCs w:val="22"/>
-        </w:rPr>
-        <w:t>[This section will be completed after usability testing]</w:t>
-      </w:r>
-    </w:p>
-    <w:p>
-      <w:pPr>
-        <w:rPr>
-          <w:rFonts w:ascii="Times New Roman" w:hAnsi="Times New Roman" w:cs="Times New Roman"/>
-        </w:rPr>
-      </w:pPr>
-      <w:r>
-        <w:rPr>
-          <w:rFonts w:ascii="Times New Roman" w:hAnsi="Times New Roman" w:cs="Times New Roman" w:hint="eastAsia"/>
-        </w:rPr>
-        <w:t>We will con</w:t>
-      </w:r>
-      <w:r>
-        <w:rPr>
-          <w:rFonts w:ascii="Times New Roman" w:hAnsi="Times New Roman" w:cs="Times New Roman" w:hint="eastAsia"/>
-        </w:rPr>
-        <w:t xml:space="preserve">duct a short </w:t>
-      </w:r>
-      <w:r>
-        <w:rPr>
-          <w:rFonts w:ascii="Times New Roman" w:hAnsi="Times New Roman" w:cs="Times New Roman"/>
-        </w:rPr>
-        <w:t>usability</w:t>
-      </w:r>
-      <w:r>
-        <w:rPr>
-          <w:rFonts w:ascii="Times New Roman" w:hAnsi="Times New Roman" w:cs="Times New Roman" w:hint="eastAsia"/>
-        </w:rPr>
-        <w:t xml:space="preserve"> evaluation with 3-5 users </w:t>
-      </w:r>
-      <w:r>
-        <w:rPr>
-          <w:rFonts w:ascii="Times New Roman" w:hAnsi="Times New Roman" w:cs="Times New Roman"/>
-        </w:rPr>
-        <w:t>matching</w:t>
-      </w:r>
-      <w:r>
-        <w:rPr>
-          <w:rFonts w:ascii="Times New Roman" w:hAnsi="Times New Roman" w:cs="Times New Roman" w:hint="eastAsia"/>
-        </w:rPr>
-        <w:t xml:space="preserve"> our target audience</w:t>
-      </w:r>
-      <w:r>
-        <w:rPr>
-          <w:rFonts w:ascii="Times New Roman" w:hAnsi="Times New Roman" w:cs="Times New Roman" w:hint="eastAsia"/>
-        </w:rPr>
-        <w:t xml:space="preserve"> (public, students, etc.).</w:t>
-      </w:r>
-    </w:p>
-    <w:p>
-      <w:pPr>
-        <w:rPr>
-          <w:rFonts w:ascii="Times New Roman" w:hAnsi="Times New Roman" w:cs="Times New Roman"/>
-        </w:rPr>
-      </w:pPr>
-      <w:r>
-        <w:rPr>
-          <w:rFonts w:ascii="Times New Roman" w:hAnsi="Times New Roman" w:cs="Times New Roman" w:hint="eastAsia"/>
-        </w:rPr>
-        <w:t>Task will include:</w:t>
-      </w:r>
-    </w:p>
-    <w:p>
-      <w:pPr>
-        <w:pStyle w:val="ListParagraph"/>
-        <w:numPr>
-          <w:ilvl w:val="0"/>
-          <w:numId w:val="36"/>
-        </w:numPr>
-        <w:rPr>
-          <w:rFonts w:ascii="Times New Roman" w:hAnsi="Times New Roman" w:cs="Times New Roman"/>
-        </w:rPr>
-      </w:pPr>
-      <w:r>
-        <w:rPr>
-          <w:rFonts w:ascii="Times New Roman" w:hAnsi="Times New Roman" w:cs="Times New Roman" w:hint="eastAsia"/>
-        </w:rPr>
-        <w:t>Id</w:t>
-      </w:r>
-      <w:r>
-        <w:rPr>
-          <w:rFonts w:ascii="Times New Roman" w:hAnsi="Times New Roman" w:cs="Times New Roman" w:hint="eastAsia"/>
-        </w:rPr>
-        <w:t>entify the trend of First Nations hospitalisations over time.</w:t>
-      </w:r>
-    </w:p>
-    <w:p>
-      <w:pPr>
-        <w:pStyle w:val="ListParagraph"/>
-        <w:numPr>
-          <w:ilvl w:val="0"/>
-          <w:numId w:val="36"/>
-        </w:numPr>
-        <w:rPr>
-          <w:rFonts w:ascii="Times New Roman" w:hAnsi="Times New Roman" w:cs="Times New Roman"/>
-        </w:rPr>
-      </w:pPr>
-      <w:r>
-        <w:rPr>
-          <w:rFonts w:ascii="Times New Roman" w:hAnsi="Times New Roman" w:cs="Times New Roman" w:hint="eastAsia"/>
-        </w:rPr>
-        <w:t>Find the highest-risk age group and road user type.</w:t>
-      </w:r>
-    </w:p>
-    <w:p>
-      <w:pPr>
-        <w:pStyle w:val="ListParagraph"/>
-        <w:numPr>
-          <w:ilvl w:val="0"/>
-          <w:numId w:val="36"/>
-        </w:numPr>
-        <w:rPr>
-          <w:rFonts w:ascii="Times New Roman" w:hAnsi="Times New Roman" w:cs="Times New Roman"/>
-        </w:rPr>
-      </w:pPr>
-      <w:r>
-        <w:rPr>
-          <w:rFonts w:ascii="Times New Roman" w:hAnsi="Times New Roman" w:cs="Times New Roman" w:hint="eastAsia"/>
-        </w:rPr>
-        <w:t>Compare disparities between First Nations and non-Indigenous groups.</w:t>
-      </w:r>
-    </w:p>
-    <w:p>
-      <w:pPr>
-        <w:rPr>
-          <w:rFonts w:ascii="Times New Roman" w:hAnsi="Times New Roman" w:cs="Times New Roman"/>
-        </w:rPr>
-      </w:pPr>
-      <w:r>
-        <w:rPr>
-          <w:rFonts w:ascii="Times New Roman" w:hAnsi="Times New Roman" w:cs="Times New Roman" w:hint="eastAsia"/>
-        </w:rPr>
-        <w:t>We will record:</w:t>
-      </w:r>
-    </w:p>
-    <w:p>
-      <w:pPr>
-        <w:pStyle w:val="ListParagraph"/>
-        <w:numPr>
-          <w:ilvl w:val="0"/>
-          <w:numId w:val="37"/>
-        </w:numPr>
-        <w:rPr>
-          <w:rFonts w:ascii="Times New Roman" w:hAnsi="Times New Roman" w:cs="Times New Roman"/>
-        </w:rPr>
-      </w:pPr>
-      <w:r>
-        <w:rPr>
-          <w:rFonts w:ascii="Times New Roman" w:hAnsi="Times New Roman" w:cs="Times New Roman"/>
-        </w:rPr>
-        <w:t>S</w:t>
-      </w:r>
-      <w:r>
-        <w:rPr>
-          <w:rFonts w:ascii="Times New Roman" w:hAnsi="Times New Roman" w:cs="Times New Roman" w:hint="eastAsia"/>
-        </w:rPr>
-        <w:t>uccess rate</w:t>
-      </w:r>
-    </w:p>
-    <w:p>
-      <w:pPr>
-        <w:pStyle w:val="ListParagraph"/>
-        <w:numPr>
-          <w:ilvl w:val="0"/>
-          <w:numId w:val="37"/>
-        </w:numPr>
-        <w:rPr>
-          <w:rFonts w:ascii="Times New Roman" w:hAnsi="Times New Roman" w:cs="Times New Roman"/>
-        </w:rPr>
-      </w:pPr>
-      <w:r>
-        <w:rPr>
-          <w:rFonts w:ascii="Times New Roman" w:hAnsi="Times New Roman" w:cs="Times New Roman"/>
-        </w:rPr>
-        <w:t>T</w:t>
-      </w:r>
-      <w:r>
-        <w:rPr>
-          <w:rFonts w:ascii="Times New Roman" w:hAnsi="Times New Roman" w:cs="Times New Roman" w:hint="eastAsia"/>
-        </w:rPr>
-        <w:t>ime to complete tasks</w:t>
-      </w:r>
-    </w:p>
-    <w:p>
-      <w:pPr>
-        <w:pStyle w:val="ListParagraph"/>
-        <w:numPr>
-          <w:ilvl w:val="0"/>
-          <w:numId w:val="37"/>
-        </w:numPr>
-        <w:rPr>
-          <w:rFonts w:ascii="Times New Roman" w:hAnsi="Times New Roman" w:cs="Times New Roman"/>
-        </w:rPr>
-      </w:pPr>
-      <w:r>
-        <w:rPr>
-          <w:rFonts w:ascii="Times New Roman" w:hAnsi="Times New Roman" w:cs="Times New Roman"/>
-        </w:rPr>
-        <w:t>C</w:t>
-      </w:r>
-      <w:r>
-        <w:rPr>
-          <w:rFonts w:ascii="Times New Roman" w:hAnsi="Times New Roman" w:cs="Times New Roman" w:hint="eastAsia"/>
-        </w:rPr>
-        <w:t>onfusion or difficulty</w:t>
-      </w:r>
-    </w:p>
-    <w:p>
-      <w:pPr>
-        <w:pStyle w:val="ListParagraph"/>
-        <w:numPr>
-          <w:ilvl w:val="0"/>
-          <w:numId w:val="37"/>
-        </w:numPr>
-        <w:rPr>
-          <w:rFonts w:ascii="Times New Roman" w:hAnsi="Times New Roman" w:cs="Times New Roman"/>
-        </w:rPr>
-      </w:pPr>
-      <w:r>
-        <w:rPr>
-          <w:rFonts w:ascii="Times New Roman" w:hAnsi="Times New Roman" w:cs="Times New Roman"/>
-        </w:rPr>
-        <w:t>F</w:t>
-      </w:r>
-      <w:r>
-        <w:rPr>
-          <w:rFonts w:ascii="Times New Roman" w:hAnsi="Times New Roman" w:cs="Times New Roman" w:hint="eastAsia"/>
-        </w:rPr>
-        <w:t>eedback on cl</w:t>
-      </w:r>
-      <w:r>
-        <w:rPr>
-          <w:rFonts w:ascii="Times New Roman" w:hAnsi="Times New Roman" w:cs="Times New Roman" w:hint="eastAsia"/>
-        </w:rPr>
-        <w:t>arity and design</w:t>
-      </w:r>
-    </w:p>
-    <w:p>
-      <w:pPr>
-        <w:rPr>
-          <w:rFonts w:ascii="Times New Roman" w:hAnsi="Times New Roman" w:cs="Times New Roman"/>
-        </w:rPr>
-      </w:pPr>
-    </w:p>
-    <w:p>
-      <w:pPr>
-        <w:outlineLvl w:val="0"/>
+        <w:t>]</w:t>
+      </w:r>
+    </w:p>
+    <w:p>
+      <w:pPr>
+        <w:rPr>
+          <w:rFonts w:ascii="Times New Roman" w:hAnsi="Times New Roman" w:cs="Times New Roman"/>
+        </w:rPr>
+      </w:pPr>
+      <w:r>
+        <w:rPr>
+          <w:rFonts w:ascii="Times New Roman" w:hAnsi="Times New Roman" w:cs="Times New Roman"/>
+        </w:rPr>
+        <w:t>This project aimed to make road crash hospitalisation data for First Nations peoples more accessible to the general public. We used data from BITRE (2011-2021) and built an interactive web visualisation with seven pages: Overview, Annual Trends, Age Groups, Remoteness, Road Users, States Map, and Quiz &amp; Feedback.</w:t>
+      </w:r>
+    </w:p>
+    <w:p>
+      <w:pPr>
+        <w:rPr>
+          <w:rFonts w:ascii="Times New Roman" w:hAnsi="Times New Roman" w:cs="Times New Roman"/>
+        </w:rPr>
+      </w:pPr>
+    </w:p>
+    <w:p>
+      <w:pPr>
+        <w:rPr>
+          <w:rFonts w:ascii="Times New Roman" w:hAnsi="Times New Roman" w:cs="Times New Roman"/>
+        </w:rPr>
+      </w:pPr>
+      <w:r>
+        <w:rPr>
+          <w:rFonts w:ascii="Times New Roman" w:hAnsi="Times New Roman" w:cs="Times New Roman"/>
+        </w:rPr>
+        <w:t>The visualisation successfully answers three key questions:</w:t>
+      </w:r>
+    </w:p>
+    <w:p>
+      <w:pPr>
+        <w:rPr>
+          <w:rFonts w:ascii="Times New Roman" w:hAnsi="Times New Roman" w:cs="Times New Roman"/>
+        </w:rPr>
+      </w:pPr>
+      <w:r>
+        <w:rPr>
+          <w:rFonts w:ascii="Times New Roman" w:hAnsi="Times New Roman" w:cs="Times New Roman"/>
+        </w:rPr>
+        <w:t>1. Trends:</w:t>
+      </w:r>
+      <w:r>
+        <w:rPr>
+          <w:rFonts w:ascii="Times New Roman" w:hAnsi="Times New Roman" w:cs="Times New Roman" w:hint="eastAsia"/>
+        </w:rPr>
+        <w:t xml:space="preserve"> </w:t>
+      </w:r>
+      <w:r>
+        <w:rPr>
+          <w:rFonts w:ascii="Times New Roman" w:hAnsi="Times New Roman" w:cs="Times New Roman"/>
+        </w:rPr>
+        <w:t>Hospitalisations for First Nations peoples increased by about 90% from 2011 to 2021, with the highest number in 2020 (2,290 hospitalisations).</w:t>
+      </w:r>
+    </w:p>
+    <w:p>
+      <w:pPr>
+        <w:rPr>
+          <w:rFonts w:ascii="Times New Roman" w:hAnsi="Times New Roman" w:cs="Times New Roman"/>
+        </w:rPr>
+      </w:pPr>
+    </w:p>
+    <w:p>
+      <w:pPr>
+        <w:rPr>
+          <w:rFonts w:ascii="Times New Roman" w:hAnsi="Times New Roman" w:cs="Times New Roman"/>
+        </w:rPr>
+      </w:pPr>
+      <w:r>
+        <w:rPr>
+          <w:rFonts w:ascii="Times New Roman" w:hAnsi="Times New Roman" w:cs="Times New Roman"/>
+        </w:rPr>
+        <w:t>2. Risk profiles:</w:t>
+      </w:r>
+      <w:r>
+        <w:rPr>
+          <w:rFonts w:ascii="Times New Roman" w:hAnsi="Times New Roman" w:cs="Times New Roman" w:hint="eastAsia"/>
+        </w:rPr>
+        <w:t xml:space="preserve"> </w:t>
+      </w:r>
+      <w:r>
+        <w:rPr>
+          <w:rFonts w:ascii="Times New Roman" w:hAnsi="Times New Roman" w:cs="Times New Roman"/>
+        </w:rPr>
+        <w:t>Young adults (17-25) face the highest risk among First Nations peoples. Car occupants make up the largest group of hospitalisations for both populations.</w:t>
+      </w:r>
+    </w:p>
+    <w:p>
+      <w:pPr>
+        <w:rPr>
+          <w:rFonts w:ascii="Times New Roman" w:hAnsi="Times New Roman" w:cs="Times New Roman"/>
+        </w:rPr>
+      </w:pPr>
+    </w:p>
+    <w:p>
+      <w:pPr>
+        <w:rPr>
+          <w:rFonts w:ascii="Times New Roman" w:hAnsi="Times New Roman" w:cs="Times New Roman"/>
+        </w:rPr>
+      </w:pPr>
+      <w:r>
+        <w:rPr>
+          <w:rFonts w:ascii="Times New Roman" w:hAnsi="Times New Roman" w:cs="Times New Roman"/>
+        </w:rPr>
+        <w:t>3. Disparities:</w:t>
+      </w:r>
+      <w:r>
+        <w:rPr>
+          <w:rFonts w:ascii="Times New Roman" w:hAnsi="Times New Roman" w:cs="Times New Roman" w:hint="eastAsia"/>
+        </w:rPr>
+        <w:t xml:space="preserve"> </w:t>
+      </w:r>
+      <w:r>
+        <w:rPr>
+          <w:rFonts w:ascii="Times New Roman" w:hAnsi="Times New Roman" w:cs="Times New Roman"/>
+        </w:rPr>
+        <w:t>The gap between First Nations and non-Indigenous Australians is largest in the 17-25 age group and in remote areas.</w:t>
+      </w:r>
+    </w:p>
+    <w:p>
+      <w:pPr>
+        <w:rPr>
+          <w:rFonts w:ascii="Times New Roman" w:hAnsi="Times New Roman" w:cs="Times New Roman"/>
+        </w:rPr>
+      </w:pPr>
+    </w:p>
+    <w:p>
+      <w:pPr>
+        <w:rPr>
+          <w:rFonts w:ascii="Times New Roman" w:hAnsi="Times New Roman" w:cs="Times New Roman"/>
+        </w:rPr>
+      </w:pPr>
+      <w:r>
+        <w:rPr>
+          <w:rFonts w:ascii="Times New Roman" w:hAnsi="Times New Roman" w:cs="Times New Roman"/>
+        </w:rPr>
+        <w:t>We tested the visualisation with three users. Their feedback helped us improve the design by removing duplicate charts, adding data labels, and separating content into pages. The final version is clean, easy to use, and helps users understand the data without feeling overwhelmed.</w:t>
+      </w:r>
+    </w:p>
+    <w:p>
+      <w:pPr>
+        <w:rPr>
+          <w:rFonts w:ascii="Times New Roman" w:hAnsi="Times New Roman" w:cs="Times New Roman"/>
+        </w:rPr>
+      </w:pPr>
+    </w:p>
+    <w:p>
+      <w:pPr>
         <w:rPr>
           <w:rFonts w:ascii="Times New Roman" w:hAnsi="Times New Roman" w:cs="Times New Roman"/>
           <w:b/>
@@ -12316,8 +13476,15 @@
           <w:szCs w:val="28"/>
         </w:rPr>
       </w:pPr>
-      <w:bookmarkStart w:id="14" w:name="_Toc229140717"/>
-      <w:r>
+      <w:r>
+        <w:rPr>
+          <w:rFonts w:ascii="Times New Roman" w:hAnsi="Times New Roman" w:cs="Times New Roman"/>
+        </w:rPr>
+        <w:t>The Quiz &amp; Feedback feature also allows users to test their understanding and share suggestions for improvement.</w:t>
+      </w:r>
+    </w:p>
+    <w:p>
+      <w:pPr>
         <w:rPr>
           <w:rFonts w:ascii="Times New Roman" w:hAnsi="Times New Roman" w:cs="Times New Roman"/>
           <w:b/>
@@ -12325,92 +13492,11 @@
           <w:sz w:val="28"/>
           <w:szCs w:val="28"/>
         </w:rPr>
-        <w:t>Conclusion</w:t>
-      </w:r>
-      <w:bookmarkEnd w:id="14"/>
-    </w:p>
-    <w:p>
-      <w:pPr>
-        <w:rPr>
-          <w:rFonts w:ascii="Times New Roman" w:hAnsi="Times New Roman" w:cs="Times New Roman"/>
-          <w:b/>
-          <w:bCs/>
-          <w:sz w:val="22"/>
-          <w:szCs w:val="22"/>
-        </w:rPr>
-      </w:pPr>
-      <w:r>
-        <w:rPr>
-          <w:rFonts w:ascii="Times New Roman" w:hAnsi="Times New Roman" w:cs="Times New Roman" w:hint="eastAsia"/>
-          <w:b/>
-          <w:bCs/>
-          <w:sz w:val="22"/>
-          <w:szCs w:val="22"/>
-        </w:rPr>
-        <w:t xml:space="preserve">[This section will be completed after </w:t>
-      </w:r>
-      <w:r>
-        <w:rPr>
-          <w:rFonts w:ascii="Times New Roman" w:hAnsi="Times New Roman" w:cs="Times New Roman" w:hint="eastAsia"/>
-          <w:b/>
-          <w:bCs/>
-          <w:sz w:val="22"/>
-          <w:szCs w:val="22"/>
-        </w:rPr>
-        <w:t>the Visualisation is finished</w:t>
-      </w:r>
-      <w:r>
-        <w:rPr>
-          <w:rFonts w:ascii="Times New Roman" w:hAnsi="Times New Roman" w:cs="Times New Roman" w:hint="eastAsia"/>
-          <w:b/>
-          <w:bCs/>
-          <w:sz w:val="22"/>
-          <w:szCs w:val="22"/>
-        </w:rPr>
-        <w:t>]</w:t>
-      </w:r>
-    </w:p>
-    <w:p>
-      <w:pPr>
-        <w:rPr>
-          <w:rFonts w:ascii="Times New Roman" w:hAnsi="Times New Roman" w:cs="Times New Roman"/>
-        </w:rPr>
-      </w:pPr>
-      <w:r>
-        <w:rPr>
-          <w:rFonts w:ascii="Times New Roman" w:hAnsi="Times New Roman" w:cs="Times New Roman" w:hint="eastAsia"/>
-        </w:rPr>
-        <w:t xml:space="preserve">This section will describe how the project aimed to make </w:t>
-      </w:r>
-      <w:proofErr w:type="gramStart"/>
-      <w:r>
-        <w:rPr>
-          <w:rFonts w:ascii="Times New Roman" w:hAnsi="Times New Roman" w:cs="Times New Roman" w:hint="eastAsia"/>
-        </w:rPr>
-        <w:t>First Nations road</w:t>
-      </w:r>
-      <w:proofErr w:type="gramEnd"/>
-      <w:r>
-        <w:rPr>
-          <w:rFonts w:ascii="Times New Roman" w:hAnsi="Times New Roman" w:cs="Times New Roman" w:hint="eastAsia"/>
-        </w:rPr>
-        <w:t xml:space="preserve"> crash hospitalisation data easier for the public to understand. </w:t>
-      </w:r>
-      <w:r>
-        <w:rPr>
-          <w:rFonts w:ascii="Times New Roman" w:hAnsi="Times New Roman" w:cs="Times New Roman"/>
-        </w:rPr>
-        <w:t>I</w:t>
-      </w:r>
-      <w:r>
-        <w:rPr>
-          <w:rFonts w:ascii="Times New Roman" w:hAnsi="Times New Roman" w:cs="Times New Roman" w:hint="eastAsia"/>
-        </w:rPr>
-        <w:t>t will also outline the main insights from the 11-year trend and the differences between First Nations and non-Indigenous Australians.</w:t>
-      </w:r>
-    </w:p>
-    <w:p>
-      <w:pPr>
+      </w:pPr>
+    </w:p>
+    <w:p>
+      <w:pPr>
+        <w:outlineLvl w:val="0"/>
         <w:rPr>
           <w:rFonts w:ascii="Times New Roman" w:hAnsi="Times New Roman" w:cs="Times New Roman"/>
           <w:b/>
@@ -12419,10 +13505,8 @@
           <w:szCs w:val="28"/>
         </w:rPr>
       </w:pPr>
-    </w:p>
-    <w:p>
-      <w:pPr>
-        <w:outlineLvl w:val="0"/>
+      <w:bookmarkStart w:id="15" w:name="_Toc229140718"/>
+      <w:r>
         <w:rPr>
           <w:rFonts w:ascii="Times New Roman" w:hAnsi="Times New Roman" w:cs="Times New Roman"/>
           <w:b/>
@@ -12430,16 +13514,6 @@
           <w:sz w:val="28"/>
           <w:szCs w:val="28"/>
         </w:rPr>
-      </w:pPr>
-      <w:bookmarkStart w:id="15" w:name="_Toc229140718"/>
-      <w:r>
-        <w:rPr>
-          <w:rFonts w:ascii="Times New Roman" w:hAnsi="Times New Roman" w:cs="Times New Roman"/>
-          <w:b/>
-          <w:bCs/>
-          <w:sz w:val="28"/>
-          <w:szCs w:val="28"/>
-        </w:rPr>
         <w:t>Future Improvements</w:t>
       </w:r>
       <w:bookmarkEnd w:id="15"/>
@@ -12461,6 +13535,7 @@
         <w:rPr>
           <w:rFonts w:ascii="Times New Roman" w:hAnsi="Times New Roman" w:cs="Times New Roman" w:hint="eastAsia"/>
         </w:rPr>
+        <w:lastRenderedPageBreak/>
         <w:t xml:space="preserve">If we had more time, we </w:t>
       </w:r>
       <w:r>
@@ -13024,6 +14099,119 @@
     </w:lvl>
   </w:abstractNum>
   <w:abstractNum w:abstractNumId="2" w15:restartNumberingAfterBreak="0">
+    <w:nsid w:val="133638D5"/>
+    <w:multiLevelType w:val="hybridMultilevel"/>
+    <w:tmpl w:val="BAC0ECDC"/>
+    <w:lvl w:ilvl="0" w:tplc="D28CFC6E">
+      <w:start w:val="3"/>
+      <w:numFmt w:val="bullet"/>
+      <w:lvlText w:val="-"/>
+      <w:lvlJc w:val="left"/>
+      <w:pPr>
+        <w:ind w:left="720" w:hanging="360"/>
+      </w:pPr>
+      <w:rPr>
+        <w:rFonts w:ascii="Times New Roman" w:eastAsiaTheme="minorEastAsia" w:hAnsi="Times New Roman" w:cs="Times New Roman" w:hint="default"/>
+      </w:rPr>
+    </w:lvl>
+    <w:lvl w:ilvl="1" w:tplc="0C090003" w:tentative="1">
+      <w:start w:val="1"/>
+      <w:numFmt w:val="bullet"/>
+      <w:lvlText w:val="o"/>
+      <w:lvlJc w:val="left"/>
+      <w:pPr>
+        <w:ind w:left="1440" w:hanging="360"/>
+      </w:pPr>
+      <w:rPr>
+        <w:rFonts w:ascii="Courier New" w:hAnsi="Courier New" w:cs="Courier New" w:hint="default"/>
+      </w:rPr>
+    </w:lvl>
+    <w:lvl w:ilvl="2" w:tplc="0C090005" w:tentative="1">
+      <w:start w:val="1"/>
+      <w:numFmt w:val="bullet"/>
+      <w:lvlText w:val=""/>
+      <w:lvlJc w:val="left"/>
+      <w:pPr>
+        <w:ind w:left="2160" w:hanging="360"/>
+      </w:pPr>
+      <w:rPr>
+        <w:rFonts w:ascii="Wingdings" w:hAnsi="Wingdings" w:hint="default"/>
+      </w:rPr>
+    </w:lvl>
+    <w:lvl w:ilvl="3" w:tplc="0C090001" w:tentative="1">
+      <w:start w:val="1"/>
+      <w:numFmt w:val="bullet"/>
+      <w:lvlText w:val=""/>
+      <w:lvlJc w:val="left"/>
+      <w:pPr>
+        <w:ind w:left="2880" w:hanging="360"/>
+      </w:pPr>
+      <w:rPr>
+        <w:rFonts w:ascii="Symbol" w:hAnsi="Symbol" w:hint="default"/>
+      </w:rPr>
+    </w:lvl>
+    <w:lvl w:ilvl="4" w:tplc="0C090003" w:tentative="1">
+      <w:start w:val="1"/>
+      <w:numFmt w:val="bullet"/>
+      <w:lvlText w:val="o"/>
+      <w:lvlJc w:val="left"/>
+      <w:pPr>
+        <w:ind w:left="3600" w:hanging="360"/>
+      </w:pPr>
+      <w:rPr>
+        <w:rFonts w:ascii="Courier New" w:hAnsi="Courier New" w:cs="Courier New" w:hint="default"/>
+      </w:rPr>
+    </w:lvl>
+    <w:lvl w:ilvl="5" w:tplc="0C090005" w:tentative="1">
+      <w:start w:val="1"/>
+      <w:numFmt w:val="bullet"/>
+      <w:lvlText w:val=""/>
+      <w:lvlJc w:val="left"/>
+      <w:pPr>
+        <w:ind w:left="4320" w:hanging="360"/>
+      </w:pPr>
+      <w:rPr>
+        <w:rFonts w:ascii="Wingdings" w:hAnsi="Wingdings" w:hint="default"/>
+      </w:rPr>
+    </w:lvl>
+    <w:lvl w:ilvl="6" w:tplc="0C090001" w:tentative="1">
+      <w:start w:val="1"/>
+      <w:numFmt w:val="bullet"/>
+      <w:lvlText w:val=""/>
+      <w:lvlJc w:val="left"/>
+      <w:pPr>
+        <w:ind w:left="5040" w:hanging="360"/>
+      </w:pPr>
+      <w:rPr>
+        <w:rFonts w:ascii="Symbol" w:hAnsi="Symbol" w:hint="default"/>
+      </w:rPr>
+    </w:lvl>
+    <w:lvl w:ilvl="7" w:tplc="0C090003" w:tentative="1">
+      <w:start w:val="1"/>
+      <w:numFmt w:val="bullet"/>
+      <w:lvlText w:val="o"/>
+      <w:lvlJc w:val="left"/>
+      <w:pPr>
+        <w:ind w:left="5760" w:hanging="360"/>
+      </w:pPr>
+      <w:rPr>
+        <w:rFonts w:ascii="Courier New" w:hAnsi="Courier New" w:cs="Courier New" w:hint="default"/>
+      </w:rPr>
+    </w:lvl>
+    <w:lvl w:ilvl="8" w:tplc="0C090005" w:tentative="1">
+      <w:start w:val="1"/>
+      <w:numFmt w:val="bullet"/>
+      <w:lvlText w:val=""/>
+      <w:lvlJc w:val="left"/>
+      <w:pPr>
+        <w:ind w:left="6480" w:hanging="360"/>
+      </w:pPr>
+      <w:rPr>
+        <w:rFonts w:ascii="Wingdings" w:hAnsi="Wingdings" w:hint="default"/>
+      </w:rPr>
+    </w:lvl>
+  </w:abstractNum>
+  <w:abstractNum w:abstractNumId="3" w15:restartNumberingAfterBreak="0">
     <w:nsid w:val="17FC442A"/>
     <w:multiLevelType w:val="hybridMultilevel"/>
     <w:tmpl w:val="7F4618F8"/>
@@ -13136,7 +14324,7 @@
       </w:rPr>
     </w:lvl>
   </w:abstractNum>
-  <w:abstractNum w:abstractNumId="3" w15:restartNumberingAfterBreak="0">
+  <w:abstractNum w:abstractNumId="4" w15:restartNumberingAfterBreak="0">
     <w:nsid w:val="1D480EA9"/>
     <w:multiLevelType w:val="hybridMultilevel"/>
     <w:tmpl w:val="16F29310"/>
@@ -13249,7 +14437,7 @@
       </w:rPr>
     </w:lvl>
   </w:abstractNum>
-  <w:abstractNum w:abstractNumId="4" w15:restartNumberingAfterBreak="0">
+  <w:abstractNum w:abstractNumId="5" w15:restartNumberingAfterBreak="0">
     <w:nsid w:val="1D5570F1"/>
     <w:multiLevelType w:val="hybridMultilevel"/>
     <w:tmpl w:val="683AE012"/>
@@ -13362,7 +14550,7 @@
       </w:rPr>
     </w:lvl>
   </w:abstractNum>
-  <w:abstractNum w:abstractNumId="5" w15:restartNumberingAfterBreak="0">
+  <w:abstractNum w:abstractNumId="6" w15:restartNumberingAfterBreak="0">
     <w:nsid w:val="1E293803"/>
     <w:multiLevelType w:val="hybridMultilevel"/>
     <w:tmpl w:val="02D4CAC8"/>
@@ -13475,7 +14663,7 @@
       </w:rPr>
     </w:lvl>
   </w:abstractNum>
-  <w:abstractNum w:abstractNumId="6" w15:restartNumberingAfterBreak="0">
+  <w:abstractNum w:abstractNumId="7" w15:restartNumberingAfterBreak="0">
     <w:nsid w:val="29317623"/>
     <w:multiLevelType w:val="hybridMultilevel"/>
     <w:tmpl w:val="C2328D0C"/>
@@ -13588,7 +14776,7 @@
       </w:rPr>
     </w:lvl>
   </w:abstractNum>
-  <w:abstractNum w:abstractNumId="7" w15:restartNumberingAfterBreak="0">
+  <w:abstractNum w:abstractNumId="8" w15:restartNumberingAfterBreak="0">
     <w:nsid w:val="2AE30484"/>
     <w:multiLevelType w:val="hybridMultilevel"/>
     <w:tmpl w:val="743220D4"/>
@@ -13701,7 +14889,7 @@
       </w:rPr>
     </w:lvl>
   </w:abstractNum>
-  <w:abstractNum w:abstractNumId="8" w15:restartNumberingAfterBreak="0">
+  <w:abstractNum w:abstractNumId="9" w15:restartNumberingAfterBreak="0">
     <w:nsid w:val="2C7B1A5A"/>
     <w:multiLevelType w:val="hybridMultilevel"/>
     <w:tmpl w:val="64CAF8B2"/>
@@ -13814,7 +15002,7 @@
       </w:rPr>
     </w:lvl>
   </w:abstractNum>
-  <w:abstractNum w:abstractNumId="9" w15:restartNumberingAfterBreak="0">
+  <w:abstractNum w:abstractNumId="10" w15:restartNumberingAfterBreak="0">
     <w:nsid w:val="2DE60986"/>
     <w:multiLevelType w:val="hybridMultilevel"/>
     <w:tmpl w:val="079E717A"/>
@@ -13927,7 +15115,7 @@
       </w:rPr>
     </w:lvl>
   </w:abstractNum>
-  <w:abstractNum w:abstractNumId="10" w15:restartNumberingAfterBreak="0">
+  <w:abstractNum w:abstractNumId="11" w15:restartNumberingAfterBreak="0">
     <w:nsid w:val="30BC4DF7"/>
     <w:multiLevelType w:val="hybridMultilevel"/>
     <w:tmpl w:val="CDBAFB38"/>
@@ -14040,7 +15228,7 @@
       </w:rPr>
     </w:lvl>
   </w:abstractNum>
-  <w:abstractNum w:abstractNumId="11" w15:restartNumberingAfterBreak="0">
+  <w:abstractNum w:abstractNumId="12" w15:restartNumberingAfterBreak="0">
     <w:nsid w:val="33A203DF"/>
     <w:multiLevelType w:val="hybridMultilevel"/>
     <w:tmpl w:val="7C847B06"/>
@@ -14153,7 +15341,7 @@
       </w:rPr>
     </w:lvl>
   </w:abstractNum>
-  <w:abstractNum w:abstractNumId="12" w15:restartNumberingAfterBreak="0">
+  <w:abstractNum w:abstractNumId="13" w15:restartNumberingAfterBreak="0">
     <w:nsid w:val="36756652"/>
     <w:multiLevelType w:val="multilevel"/>
     <w:tmpl w:val="23C0E49A"/>
@@ -14266,7 +15454,7 @@
       </w:rPr>
     </w:lvl>
   </w:abstractNum>
-  <w:abstractNum w:abstractNumId="13" w15:restartNumberingAfterBreak="0">
+  <w:abstractNum w:abstractNumId="14" w15:restartNumberingAfterBreak="0">
     <w:nsid w:val="396A5AF2"/>
     <w:multiLevelType w:val="hybridMultilevel"/>
     <w:tmpl w:val="931E858E"/>
@@ -14379,7 +15567,7 @@
       </w:rPr>
     </w:lvl>
   </w:abstractNum>
-  <w:abstractNum w:abstractNumId="14" w15:restartNumberingAfterBreak="0">
+  <w:abstractNum w:abstractNumId="15" w15:restartNumberingAfterBreak="0">
     <w:nsid w:val="39FB06EC"/>
     <w:multiLevelType w:val="hybridMultilevel"/>
     <w:tmpl w:val="7A164492"/>
@@ -14492,7 +15680,7 @@
       </w:rPr>
     </w:lvl>
   </w:abstractNum>
-  <w:abstractNum w:abstractNumId="15" w15:restartNumberingAfterBreak="0">
+  <w:abstractNum w:abstractNumId="16" w15:restartNumberingAfterBreak="0">
     <w:nsid w:val="3C2E6F8C"/>
     <w:multiLevelType w:val="hybridMultilevel"/>
     <w:tmpl w:val="6FC41F28"/>
@@ -14605,7 +15793,7 @@
       </w:rPr>
     </w:lvl>
   </w:abstractNum>
-  <w:abstractNum w:abstractNumId="16" w15:restartNumberingAfterBreak="0">
+  <w:abstractNum w:abstractNumId="17" w15:restartNumberingAfterBreak="0">
     <w:nsid w:val="3F863344"/>
     <w:multiLevelType w:val="hybridMultilevel"/>
     <w:tmpl w:val="F21C9B1E"/>
@@ -14718,7 +15906,7 @@
       </w:rPr>
     </w:lvl>
   </w:abstractNum>
-  <w:abstractNum w:abstractNumId="17" w15:restartNumberingAfterBreak="0">
+  <w:abstractNum w:abstractNumId="18" w15:restartNumberingAfterBreak="0">
     <w:nsid w:val="3FD76AF1"/>
     <w:multiLevelType w:val="hybridMultilevel"/>
     <w:tmpl w:val="EF5C5804"/>
@@ -14831,7 +16019,7 @@
       </w:rPr>
     </w:lvl>
   </w:abstractNum>
-  <w:abstractNum w:abstractNumId="18" w15:restartNumberingAfterBreak="0">
+  <w:abstractNum w:abstractNumId="19" w15:restartNumberingAfterBreak="0">
     <w:nsid w:val="44692269"/>
     <w:multiLevelType w:val="hybridMultilevel"/>
     <w:tmpl w:val="9138B3C4"/>
@@ -14944,7 +16132,7 @@
       </w:rPr>
     </w:lvl>
   </w:abstractNum>
-  <w:abstractNum w:abstractNumId="19" w15:restartNumberingAfterBreak="0">
+  <w:abstractNum w:abstractNumId="20" w15:restartNumberingAfterBreak="0">
     <w:nsid w:val="4B826DDA"/>
     <w:multiLevelType w:val="hybridMultilevel"/>
     <w:tmpl w:val="3BE41832"/>
@@ -15057,7 +16245,7 @@
       </w:rPr>
     </w:lvl>
   </w:abstractNum>
-  <w:abstractNum w:abstractNumId="20" w15:restartNumberingAfterBreak="0">
+  <w:abstractNum w:abstractNumId="21" w15:restartNumberingAfterBreak="0">
     <w:nsid w:val="4E567BC6"/>
     <w:multiLevelType w:val="hybridMultilevel"/>
     <w:tmpl w:val="3CC22852"/>
@@ -15170,7 +16358,7 @@
       </w:rPr>
     </w:lvl>
   </w:abstractNum>
-  <w:abstractNum w:abstractNumId="21" w15:restartNumberingAfterBreak="0">
+  <w:abstractNum w:abstractNumId="22" w15:restartNumberingAfterBreak="0">
     <w:nsid w:val="4F650E8C"/>
     <w:multiLevelType w:val="hybridMultilevel"/>
     <w:tmpl w:val="74D0BDA2"/>
@@ -15283,7 +16471,120 @@
       </w:rPr>
     </w:lvl>
   </w:abstractNum>
-  <w:abstractNum w:abstractNumId="22" w15:restartNumberingAfterBreak="0">
+  <w:abstractNum w:abstractNumId="23" w15:restartNumberingAfterBreak="0">
+    <w:nsid w:val="515E3C2F"/>
+    <w:multiLevelType w:val="hybridMultilevel"/>
+    <w:tmpl w:val="3C9A339A"/>
+    <w:lvl w:ilvl="0" w:tplc="0C090005">
+      <w:start w:val="1"/>
+      <w:numFmt w:val="bullet"/>
+      <w:lvlText w:val=""/>
+      <w:lvlJc w:val="left"/>
+      <w:pPr>
+        <w:ind w:left="720" w:hanging="360"/>
+      </w:pPr>
+      <w:rPr>
+        <w:rFonts w:ascii="Wingdings" w:hAnsi="Wingdings" w:hint="default"/>
+      </w:rPr>
+    </w:lvl>
+    <w:lvl w:ilvl="1" w:tplc="0C090003" w:tentative="1">
+      <w:start w:val="1"/>
+      <w:numFmt w:val="bullet"/>
+      <w:lvlText w:val="o"/>
+      <w:lvlJc w:val="left"/>
+      <w:pPr>
+        <w:ind w:left="1440" w:hanging="360"/>
+      </w:pPr>
+      <w:rPr>
+        <w:rFonts w:ascii="Courier New" w:hAnsi="Courier New" w:cs="Courier New" w:hint="default"/>
+      </w:rPr>
+    </w:lvl>
+    <w:lvl w:ilvl="2" w:tplc="0C090005" w:tentative="1">
+      <w:start w:val="1"/>
+      <w:numFmt w:val="bullet"/>
+      <w:lvlText w:val=""/>
+      <w:lvlJc w:val="left"/>
+      <w:pPr>
+        <w:ind w:left="2160" w:hanging="360"/>
+      </w:pPr>
+      <w:rPr>
+        <w:rFonts w:ascii="Wingdings" w:hAnsi="Wingdings" w:hint="default"/>
+      </w:rPr>
+    </w:lvl>
+    <w:lvl w:ilvl="3" w:tplc="0C090001" w:tentative="1">
+      <w:start w:val="1"/>
+      <w:numFmt w:val="bullet"/>
+      <w:lvlText w:val=""/>
+      <w:lvlJc w:val="left"/>
+      <w:pPr>
+        <w:ind w:left="2880" w:hanging="360"/>
+      </w:pPr>
+      <w:rPr>
+        <w:rFonts w:ascii="Symbol" w:hAnsi="Symbol" w:hint="default"/>
+      </w:rPr>
+    </w:lvl>
+    <w:lvl w:ilvl="4" w:tplc="0C090003" w:tentative="1">
+      <w:start w:val="1"/>
+      <w:numFmt w:val="bullet"/>
+      <w:lvlText w:val="o"/>
+      <w:lvlJc w:val="left"/>
+      <w:pPr>
+        <w:ind w:left="3600" w:hanging="360"/>
+      </w:pPr>
+      <w:rPr>
+        <w:rFonts w:ascii="Courier New" w:hAnsi="Courier New" w:cs="Courier New" w:hint="default"/>
+      </w:rPr>
+    </w:lvl>
+    <w:lvl w:ilvl="5" w:tplc="0C090005" w:tentative="1">
+      <w:start w:val="1"/>
+      <w:numFmt w:val="bullet"/>
+      <w:lvlText w:val=""/>
+      <w:lvlJc w:val="left"/>
+      <w:pPr>
+        <w:ind w:left="4320" w:hanging="360"/>
+      </w:pPr>
+      <w:rPr>
+        <w:rFonts w:ascii="Wingdings" w:hAnsi="Wingdings" w:hint="default"/>
+      </w:rPr>
+    </w:lvl>
+    <w:lvl w:ilvl="6" w:tplc="0C090001" w:tentative="1">
+      <w:start w:val="1"/>
+      <w:numFmt w:val="bullet"/>
+      <w:lvlText w:val=""/>
+      <w:lvlJc w:val="left"/>
+      <w:pPr>
+        <w:ind w:left="5040" w:hanging="360"/>
+      </w:pPr>
+      <w:rPr>
+        <w:rFonts w:ascii="Symbol" w:hAnsi="Symbol" w:hint="default"/>
+      </w:rPr>
+    </w:lvl>
+    <w:lvl w:ilvl="7" w:tplc="0C090003" w:tentative="1">
+      <w:start w:val="1"/>
+      <w:numFmt w:val="bullet"/>
+      <w:lvlText w:val="o"/>
+      <w:lvlJc w:val="left"/>
+      <w:pPr>
+        <w:ind w:left="5760" w:hanging="360"/>
+      </w:pPr>
+      <w:rPr>
+        <w:rFonts w:ascii="Courier New" w:hAnsi="Courier New" w:cs="Courier New" w:hint="default"/>
+      </w:rPr>
+    </w:lvl>
+    <w:lvl w:ilvl="8" w:tplc="0C090005" w:tentative="1">
+      <w:start w:val="1"/>
+      <w:numFmt w:val="bullet"/>
+      <w:lvlText w:val=""/>
+      <w:lvlJc w:val="left"/>
+      <w:pPr>
+        <w:ind w:left="6480" w:hanging="360"/>
+      </w:pPr>
+      <w:rPr>
+        <w:rFonts w:ascii="Wingdings" w:hAnsi="Wingdings" w:hint="default"/>
+      </w:rPr>
+    </w:lvl>
+  </w:abstractNum>
+  <w:abstractNum w:abstractNumId="24" w15:restartNumberingAfterBreak="0">
     <w:nsid w:val="519D4159"/>
     <w:multiLevelType w:val="hybridMultilevel"/>
     <w:tmpl w:val="5A169232"/>
@@ -15396,7 +16697,7 @@
       </w:rPr>
     </w:lvl>
   </w:abstractNum>
-  <w:abstractNum w:abstractNumId="23" w15:restartNumberingAfterBreak="0">
+  <w:abstractNum w:abstractNumId="25" w15:restartNumberingAfterBreak="0">
     <w:nsid w:val="521A0495"/>
     <w:multiLevelType w:val="hybridMultilevel"/>
     <w:tmpl w:val="1CE6248A"/>
@@ -15509,7 +16810,7 @@
       </w:rPr>
     </w:lvl>
   </w:abstractNum>
-  <w:abstractNum w:abstractNumId="24" w15:restartNumberingAfterBreak="0">
+  <w:abstractNum w:abstractNumId="26" w15:restartNumberingAfterBreak="0">
     <w:nsid w:val="557822CF"/>
     <w:multiLevelType w:val="hybridMultilevel"/>
     <w:tmpl w:val="C242F692"/>
@@ -15622,7 +16923,120 @@
       </w:rPr>
     </w:lvl>
   </w:abstractNum>
-  <w:abstractNum w:abstractNumId="25" w15:restartNumberingAfterBreak="0">
+  <w:abstractNum w:abstractNumId="27" w15:restartNumberingAfterBreak="0">
+    <w:nsid w:val="5B836A2C"/>
+    <w:multiLevelType w:val="hybridMultilevel"/>
+    <w:tmpl w:val="3E5E0F66"/>
+    <w:lvl w:ilvl="0" w:tplc="37EE1B36">
+      <w:start w:val="12"/>
+      <w:numFmt w:val="bullet"/>
+      <w:lvlText w:val="-"/>
+      <w:lvlJc w:val="left"/>
+      <w:pPr>
+        <w:ind w:left="720" w:hanging="360"/>
+      </w:pPr>
+      <w:rPr>
+        <w:rFonts w:ascii="Times New Roman" w:eastAsiaTheme="minorEastAsia" w:hAnsi="Times New Roman" w:cs="Times New Roman" w:hint="default"/>
+      </w:rPr>
+    </w:lvl>
+    <w:lvl w:ilvl="1" w:tplc="0C090003" w:tentative="1">
+      <w:start w:val="1"/>
+      <w:numFmt w:val="bullet"/>
+      <w:lvlText w:val="o"/>
+      <w:lvlJc w:val="left"/>
+      <w:pPr>
+        <w:ind w:left="1440" w:hanging="360"/>
+      </w:pPr>
+      <w:rPr>
+        <w:rFonts w:ascii="Courier New" w:hAnsi="Courier New" w:cs="Courier New" w:hint="default"/>
+      </w:rPr>
+    </w:lvl>
+    <w:lvl w:ilvl="2" w:tplc="0C090005" w:tentative="1">
+      <w:start w:val="1"/>
+      <w:numFmt w:val="bullet"/>
+      <w:lvlText w:val=""/>
+      <w:lvlJc w:val="left"/>
+      <w:pPr>
+        <w:ind w:left="2160" w:hanging="360"/>
+      </w:pPr>
+      <w:rPr>
+        <w:rFonts w:ascii="Wingdings" w:hAnsi="Wingdings" w:hint="default"/>
+      </w:rPr>
+    </w:lvl>
+    <w:lvl w:ilvl="3" w:tplc="0C090001" w:tentative="1">
+      <w:start w:val="1"/>
+      <w:numFmt w:val="bullet"/>
+      <w:lvlText w:val=""/>
+      <w:lvlJc w:val="left"/>
+      <w:pPr>
+        <w:ind w:left="2880" w:hanging="360"/>
+      </w:pPr>
+      <w:rPr>
+        <w:rFonts w:ascii="Symbol" w:hAnsi="Symbol" w:hint="default"/>
+      </w:rPr>
+    </w:lvl>
+    <w:lvl w:ilvl="4" w:tplc="0C090003" w:tentative="1">
+      <w:start w:val="1"/>
+      <w:numFmt w:val="bullet"/>
+      <w:lvlText w:val="o"/>
+      <w:lvlJc w:val="left"/>
+      <w:pPr>
+        <w:ind w:left="3600" w:hanging="360"/>
+      </w:pPr>
+      <w:rPr>
+        <w:rFonts w:ascii="Courier New" w:hAnsi="Courier New" w:cs="Courier New" w:hint="default"/>
+      </w:rPr>
+    </w:lvl>
+    <w:lvl w:ilvl="5" w:tplc="0C090005" w:tentative="1">
+      <w:start w:val="1"/>
+      <w:numFmt w:val="bullet"/>
+      <w:lvlText w:val=""/>
+      <w:lvlJc w:val="left"/>
+      <w:pPr>
+        <w:ind w:left="4320" w:hanging="360"/>
+      </w:pPr>
+      <w:rPr>
+        <w:rFonts w:ascii="Wingdings" w:hAnsi="Wingdings" w:hint="default"/>
+      </w:rPr>
+    </w:lvl>
+    <w:lvl w:ilvl="6" w:tplc="0C090001" w:tentative="1">
+      <w:start w:val="1"/>
+      <w:numFmt w:val="bullet"/>
+      <w:lvlText w:val=""/>
+      <w:lvlJc w:val="left"/>
+      <w:pPr>
+        <w:ind w:left="5040" w:hanging="360"/>
+      </w:pPr>
+      <w:rPr>
+        <w:rFonts w:ascii="Symbol" w:hAnsi="Symbol" w:hint="default"/>
+      </w:rPr>
+    </w:lvl>
+    <w:lvl w:ilvl="7" w:tplc="0C090003" w:tentative="1">
+      <w:start w:val="1"/>
+      <w:numFmt w:val="bullet"/>
+      <w:lvlText w:val="o"/>
+      <w:lvlJc w:val="left"/>
+      <w:pPr>
+        <w:ind w:left="5760" w:hanging="360"/>
+      </w:pPr>
+      <w:rPr>
+        <w:rFonts w:ascii="Courier New" w:hAnsi="Courier New" w:cs="Courier New" w:hint="default"/>
+      </w:rPr>
+    </w:lvl>
+    <w:lvl w:ilvl="8" w:tplc="0C090005" w:tentative="1">
+      <w:start w:val="1"/>
+      <w:numFmt w:val="bullet"/>
+      <w:lvlText w:val=""/>
+      <w:lvlJc w:val="left"/>
+      <w:pPr>
+        <w:ind w:left="6480" w:hanging="360"/>
+      </w:pPr>
+      <w:rPr>
+        <w:rFonts w:ascii="Wingdings" w:hAnsi="Wingdings" w:hint="default"/>
+      </w:rPr>
+    </w:lvl>
+  </w:abstractNum>
+  <w:abstractNum w:abstractNumId="28" w15:restartNumberingAfterBreak="0">
     <w:nsid w:val="5BA105C6"/>
     <w:multiLevelType w:val="hybridMultilevel"/>
     <w:tmpl w:val="3B2A0C94"/>
@@ -15735,7 +17149,7 @@
       </w:rPr>
     </w:lvl>
   </w:abstractNum>
-  <w:abstractNum w:abstractNumId="26" w15:restartNumberingAfterBreak="0">
+  <w:abstractNum w:abstractNumId="29" w15:restartNumberingAfterBreak="0">
     <w:nsid w:val="5CD22E80"/>
     <w:multiLevelType w:val="hybridMultilevel"/>
     <w:tmpl w:val="244C00EC"/>
@@ -15821,7 +17235,7 @@
       </w:pPr>
     </w:lvl>
   </w:abstractNum>
-  <w:abstractNum w:abstractNumId="27" w15:restartNumberingAfterBreak="0">
+  <w:abstractNum w:abstractNumId="30" w15:restartNumberingAfterBreak="0">
     <w:nsid w:val="5FCA1B70"/>
     <w:multiLevelType w:val="hybridMultilevel"/>
     <w:tmpl w:val="B06A81FC"/>
@@ -15934,7 +17348,7 @@
       </w:rPr>
     </w:lvl>
   </w:abstractNum>
-  <w:abstractNum w:abstractNumId="28" w15:restartNumberingAfterBreak="0">
+  <w:abstractNum w:abstractNumId="31" w15:restartNumberingAfterBreak="0">
     <w:nsid w:val="67A865F3"/>
     <w:multiLevelType w:val="hybridMultilevel"/>
     <w:tmpl w:val="5FFE023E"/>
@@ -16047,7 +17461,206 @@
       </w:rPr>
     </w:lvl>
   </w:abstractNum>
-  <w:abstractNum w:abstractNumId="29" w15:restartNumberingAfterBreak="0">
+  <w:abstractNum w:abstractNumId="32" w15:restartNumberingAfterBreak="0">
+    <w:nsid w:val="69541274"/>
+    <w:multiLevelType w:val="hybridMultilevel"/>
+    <w:tmpl w:val="54EEAAE0"/>
+    <w:lvl w:ilvl="0" w:tplc="0C090011">
+      <w:start w:val="1"/>
+      <w:numFmt w:val="decimal"/>
+      <w:lvlText w:val="%1)"/>
+      <w:lvlJc w:val="left"/>
+      <w:pPr>
+        <w:ind w:left="720" w:hanging="360"/>
+      </w:pPr>
+    </w:lvl>
+    <w:lvl w:ilvl="1" w:tplc="0C090019" w:tentative="1">
+      <w:start w:val="1"/>
+      <w:numFmt w:val="lowerLetter"/>
+      <w:lvlText w:val="%2."/>
+      <w:lvlJc w:val="left"/>
+      <w:pPr>
+        <w:ind w:left="1440" w:hanging="360"/>
+      </w:pPr>
+    </w:lvl>
+    <w:lvl w:ilvl="2" w:tplc="0C09001B" w:tentative="1">
+      <w:start w:val="1"/>
+      <w:numFmt w:val="lowerRoman"/>
+      <w:lvlText w:val="%3."/>
+      <w:lvlJc w:val="right"/>
+      <w:pPr>
+        <w:ind w:left="2160" w:hanging="180"/>
+      </w:pPr>
+    </w:lvl>
+    <w:lvl w:ilvl="3" w:tplc="0C09000F" w:tentative="1">
+      <w:start w:val="1"/>
+      <w:numFmt w:val="decimal"/>
+      <w:lvlText w:val="%4."/>
+      <w:lvlJc w:val="left"/>
+      <w:pPr>
+        <w:ind w:left="2880" w:hanging="360"/>
+      </w:pPr>
+    </w:lvl>
+    <w:lvl w:ilvl="4" w:tplc="0C090019" w:tentative="1">
+      <w:start w:val="1"/>
+      <w:numFmt w:val="lowerLetter"/>
+      <w:lvlText w:val="%5."/>
+      <w:lvlJc w:val="left"/>
+      <w:pPr>
+        <w:ind w:left="3600" w:hanging="360"/>
+      </w:pPr>
+    </w:lvl>
+    <w:lvl w:ilvl="5" w:tplc="0C09001B" w:tentative="1">
+      <w:start w:val="1"/>
+      <w:numFmt w:val="lowerRoman"/>
+      <w:lvlText w:val="%6."/>
+      <w:lvlJc w:val="right"/>
+      <w:pPr>
+        <w:ind w:left="4320" w:hanging="180"/>
+      </w:pPr>
+    </w:lvl>
+    <w:lvl w:ilvl="6" w:tplc="0C09000F" w:tentative="1">
+      <w:start w:val="1"/>
+      <w:numFmt w:val="decimal"/>
+      <w:lvlText w:val="%7."/>
+      <w:lvlJc w:val="left"/>
+      <w:pPr>
+        <w:ind w:left="5040" w:hanging="360"/>
+      </w:pPr>
+    </w:lvl>
+    <w:lvl w:ilvl="7" w:tplc="0C090019" w:tentative="1">
+      <w:start w:val="1"/>
+      <w:numFmt w:val="lowerLetter"/>
+      <w:lvlText w:val="%8."/>
+      <w:lvlJc w:val="left"/>
+      <w:pPr>
+        <w:ind w:left="5760" w:hanging="360"/>
+      </w:pPr>
+    </w:lvl>
+    <w:lvl w:ilvl="8" w:tplc="0C09001B" w:tentative="1">
+      <w:start w:val="1"/>
+      <w:numFmt w:val="lowerRoman"/>
+      <w:lvlText w:val="%9."/>
+      <w:lvlJc w:val="right"/>
+      <w:pPr>
+        <w:ind w:left="6480" w:hanging="180"/>
+      </w:pPr>
+    </w:lvl>
+  </w:abstractNum>
+  <w:abstractNum w:abstractNumId="33" w15:restartNumberingAfterBreak="0">
+    <w:nsid w:val="6A423FF3"/>
+    <w:multiLevelType w:val="hybridMultilevel"/>
+    <w:tmpl w:val="17B035DE"/>
+    <w:lvl w:ilvl="0" w:tplc="0C090001">
+      <w:start w:val="1"/>
+      <w:numFmt w:val="bullet"/>
+      <w:lvlText w:val=""/>
+      <w:lvlJc w:val="left"/>
+      <w:pPr>
+        <w:ind w:left="720" w:hanging="360"/>
+      </w:pPr>
+      <w:rPr>
+        <w:rFonts w:ascii="Symbol" w:hAnsi="Symbol" w:hint="default"/>
+      </w:rPr>
+    </w:lvl>
+    <w:lvl w:ilvl="1" w:tplc="0C090003" w:tentative="1">
+      <w:start w:val="1"/>
+      <w:numFmt w:val="bullet"/>
+      <w:lvlText w:val="o"/>
+      <w:lvlJc w:val="left"/>
+      <w:pPr>
+        <w:ind w:left="1440" w:hanging="360"/>
+      </w:pPr>
+      <w:rPr>
+        <w:rFonts w:ascii="Courier New" w:hAnsi="Courier New" w:cs="Courier New" w:hint="default"/>
+      </w:rPr>
+    </w:lvl>
+    <w:lvl w:ilvl="2" w:tplc="0C090005" w:tentative="1">
+      <w:start w:val="1"/>
+      <w:numFmt w:val="bullet"/>
+      <w:lvlText w:val=""/>
+      <w:lvlJc w:val="left"/>
+      <w:pPr>
+        <w:ind w:left="2160" w:hanging="360"/>
+      </w:pPr>
+      <w:rPr>
+        <w:rFonts w:ascii="Wingdings" w:hAnsi="Wingdings" w:hint="default"/>
+      </w:rPr>
+    </w:lvl>
+    <w:lvl w:ilvl="3" w:tplc="0C090001" w:tentative="1">
+      <w:start w:val="1"/>
+      <w:numFmt w:val="bullet"/>
+      <w:lvlText w:val=""/>
+      <w:lvlJc w:val="left"/>
+      <w:pPr>
+        <w:ind w:left="2880" w:hanging="360"/>
+      </w:pPr>
+      <w:rPr>
+        <w:rFonts w:ascii="Symbol" w:hAnsi="Symbol" w:hint="default"/>
+      </w:rPr>
+    </w:lvl>
+    <w:lvl w:ilvl="4" w:tplc="0C090003" w:tentative="1">
+      <w:start w:val="1"/>
+      <w:numFmt w:val="bullet"/>
+      <w:lvlText w:val="o"/>
+      <w:lvlJc w:val="left"/>
+      <w:pPr>
+        <w:ind w:left="3600" w:hanging="360"/>
+      </w:pPr>
+      <w:rPr>
+        <w:rFonts w:ascii="Courier New" w:hAnsi="Courier New" w:cs="Courier New" w:hint="default"/>
+      </w:rPr>
+    </w:lvl>
+    <w:lvl w:ilvl="5" w:tplc="0C090005" w:tentative="1">
+      <w:start w:val="1"/>
+      <w:numFmt w:val="bullet"/>
+      <w:lvlText w:val=""/>
+      <w:lvlJc w:val="left"/>
+      <w:pPr>
+        <w:ind w:left="4320" w:hanging="360"/>
+      </w:pPr>
+      <w:rPr>
+        <w:rFonts w:ascii="Wingdings" w:hAnsi="Wingdings" w:hint="default"/>
+      </w:rPr>
+    </w:lvl>
+    <w:lvl w:ilvl="6" w:tplc="0C090001" w:tentative="1">
+      <w:start w:val="1"/>
+      <w:numFmt w:val="bullet"/>
+      <w:lvlText w:val=""/>
+      <w:lvlJc w:val="left"/>
+      <w:pPr>
+        <w:ind w:left="5040" w:hanging="360"/>
+      </w:pPr>
+      <w:rPr>
+        <w:rFonts w:ascii="Symbol" w:hAnsi="Symbol" w:hint="default"/>
+      </w:rPr>
+    </w:lvl>
+    <w:lvl w:ilvl="7" w:tplc="0C090003" w:tentative="1">
+      <w:start w:val="1"/>
+      <w:numFmt w:val="bullet"/>
+      <w:lvlText w:val="o"/>
+      <w:lvlJc w:val="left"/>
+      <w:pPr>
+        <w:ind w:left="5760" w:hanging="360"/>
+      </w:pPr>
+      <w:rPr>
+        <w:rFonts w:ascii="Courier New" w:hAnsi="Courier New" w:cs="Courier New" w:hint="default"/>
+      </w:rPr>
+    </w:lvl>
+    <w:lvl w:ilvl="8" w:tplc="0C090005" w:tentative="1">
+      <w:start w:val="1"/>
+      <w:numFmt w:val="bullet"/>
+      <w:lvlText w:val=""/>
+      <w:lvlJc w:val="left"/>
+      <w:pPr>
+        <w:ind w:left="6480" w:hanging="360"/>
+      </w:pPr>
+      <w:rPr>
+        <w:rFonts w:ascii="Wingdings" w:hAnsi="Wingdings" w:hint="default"/>
+      </w:rPr>
+    </w:lvl>
+  </w:abstractNum>
+  <w:abstractNum w:abstractNumId="34" w15:restartNumberingAfterBreak="0">
     <w:nsid w:val="718D7AEA"/>
     <w:multiLevelType w:val="hybridMultilevel"/>
     <w:tmpl w:val="4FD28A2E"/>
@@ -16133,7 +17746,120 @@
       </w:pPr>
     </w:lvl>
   </w:abstractNum>
-  <w:abstractNum w:abstractNumId="30" w15:restartNumberingAfterBreak="0">
+  <w:abstractNum w:abstractNumId="35" w15:restartNumberingAfterBreak="0">
+    <w:nsid w:val="72DA78C7"/>
+    <w:multiLevelType w:val="hybridMultilevel"/>
+    <w:tmpl w:val="540CD26C"/>
+    <w:lvl w:ilvl="0" w:tplc="8FC87A82">
+      <w:start w:val="4"/>
+      <w:numFmt w:val="bullet"/>
+      <w:lvlText w:val=""/>
+      <w:lvlJc w:val="left"/>
+      <w:pPr>
+        <w:ind w:left="720" w:hanging="360"/>
+      </w:pPr>
+      <w:rPr>
+        <w:rFonts w:ascii="Wingdings" w:eastAsiaTheme="minorEastAsia" w:hAnsi="Wingdings" w:cs="Times New Roman" w:hint="default"/>
+      </w:rPr>
+    </w:lvl>
+    <w:lvl w:ilvl="1" w:tplc="0C090003" w:tentative="1">
+      <w:start w:val="1"/>
+      <w:numFmt w:val="bullet"/>
+      <w:lvlText w:val="o"/>
+      <w:lvlJc w:val="left"/>
+      <w:pPr>
+        <w:ind w:left="1440" w:hanging="360"/>
+      </w:pPr>
+      <w:rPr>
+        <w:rFonts w:ascii="Courier New" w:hAnsi="Courier New" w:cs="Courier New" w:hint="default"/>
+      </w:rPr>
+    </w:lvl>
+    <w:lvl w:ilvl="2" w:tplc="0C090005" w:tentative="1">
+      <w:start w:val="1"/>
+      <w:numFmt w:val="bullet"/>
+      <w:lvlText w:val=""/>
+      <w:lvlJc w:val="left"/>
+      <w:pPr>
+        <w:ind w:left="2160" w:hanging="360"/>
+      </w:pPr>
+      <w:rPr>
+        <w:rFonts w:ascii="Wingdings" w:hAnsi="Wingdings" w:hint="default"/>
+      </w:rPr>
+    </w:lvl>
+    <w:lvl w:ilvl="3" w:tplc="0C090001" w:tentative="1">
+      <w:start w:val="1"/>
+      <w:numFmt w:val="bullet"/>
+      <w:lvlText w:val=""/>
+      <w:lvlJc w:val="left"/>
+      <w:pPr>
+        <w:ind w:left="2880" w:hanging="360"/>
+      </w:pPr>
+      <w:rPr>
+        <w:rFonts w:ascii="Symbol" w:hAnsi="Symbol" w:hint="default"/>
+      </w:rPr>
+    </w:lvl>
+    <w:lvl w:ilvl="4" w:tplc="0C090003" w:tentative="1">
+      <w:start w:val="1"/>
+      <w:numFmt w:val="bullet"/>
+      <w:lvlText w:val="o"/>
+      <w:lvlJc w:val="left"/>
+      <w:pPr>
+        <w:ind w:left="3600" w:hanging="360"/>
+      </w:pPr>
+      <w:rPr>
+        <w:rFonts w:ascii="Courier New" w:hAnsi="Courier New" w:cs="Courier New" w:hint="default"/>
+      </w:rPr>
+    </w:lvl>
+    <w:lvl w:ilvl="5" w:tplc="0C090005" w:tentative="1">
+      <w:start w:val="1"/>
+      <w:numFmt w:val="bullet"/>
+      <w:lvlText w:val=""/>
+      <w:lvlJc w:val="left"/>
+      <w:pPr>
+        <w:ind w:left="4320" w:hanging="360"/>
+      </w:pPr>
+      <w:rPr>
+        <w:rFonts w:ascii="Wingdings" w:hAnsi="Wingdings" w:hint="default"/>
+      </w:rPr>
+    </w:lvl>
+    <w:lvl w:ilvl="6" w:tplc="0C090001" w:tentative="1">
+      <w:start w:val="1"/>
+      <w:numFmt w:val="bullet"/>
+      <w:lvlText w:val=""/>
+      <w:lvlJc w:val="left"/>
+      <w:pPr>
+        <w:ind w:left="5040" w:hanging="360"/>
+      </w:pPr>
+      <w:rPr>
+        <w:rFonts w:ascii="Symbol" w:hAnsi="Symbol" w:hint="default"/>
+      </w:rPr>
+    </w:lvl>
+    <w:lvl w:ilvl="7" w:tplc="0C090003" w:tentative="1">
+      <w:start w:val="1"/>
+      <w:numFmt w:val="bullet"/>
+      <w:lvlText w:val="o"/>
+      <w:lvlJc w:val="left"/>
+      <w:pPr>
+        <w:ind w:left="5760" w:hanging="360"/>
+      </w:pPr>
+      <w:rPr>
+        <w:rFonts w:ascii="Courier New" w:hAnsi="Courier New" w:cs="Courier New" w:hint="default"/>
+      </w:rPr>
+    </w:lvl>
+    <w:lvl w:ilvl="8" w:tplc="0C090005" w:tentative="1">
+      <w:start w:val="1"/>
+      <w:numFmt w:val="bullet"/>
+      <w:lvlText w:val=""/>
+      <w:lvlJc w:val="left"/>
+      <w:pPr>
+        <w:ind w:left="6480" w:hanging="360"/>
+      </w:pPr>
+      <w:rPr>
+        <w:rFonts w:ascii="Wingdings" w:hAnsi="Wingdings" w:hint="default"/>
+      </w:rPr>
+    </w:lvl>
+  </w:abstractNum>
+  <w:abstractNum w:abstractNumId="36" w15:restartNumberingAfterBreak="0">
     <w:nsid w:val="7394572C"/>
     <w:multiLevelType w:val="hybridMultilevel"/>
     <w:tmpl w:val="F332666A"/>
@@ -16246,7 +17972,7 @@
       </w:rPr>
     </w:lvl>
   </w:abstractNum>
-  <w:abstractNum w:abstractNumId="31" w15:restartNumberingAfterBreak="0">
+  <w:abstractNum w:abstractNumId="37" w15:restartNumberingAfterBreak="0">
     <w:nsid w:val="744724A2"/>
     <w:multiLevelType w:val="hybridMultilevel"/>
     <w:tmpl w:val="455EBDE6"/>
@@ -16332,7 +18058,7 @@
       </w:pPr>
     </w:lvl>
   </w:abstractNum>
-  <w:abstractNum w:abstractNumId="32" w15:restartNumberingAfterBreak="0">
+  <w:abstractNum w:abstractNumId="38" w15:restartNumberingAfterBreak="0">
     <w:nsid w:val="74BE6451"/>
     <w:multiLevelType w:val="hybridMultilevel"/>
     <w:tmpl w:val="7D34C0B2"/>
@@ -16418,7 +18144,7 @@
       </w:pPr>
     </w:lvl>
   </w:abstractNum>
-  <w:abstractNum w:abstractNumId="33" w15:restartNumberingAfterBreak="0">
+  <w:abstractNum w:abstractNumId="39" w15:restartNumberingAfterBreak="0">
     <w:nsid w:val="755927E8"/>
     <w:multiLevelType w:val="multilevel"/>
     <w:tmpl w:val="37AAD04A"/>
@@ -16531,7 +18257,7 @@
       </w:pPr>
     </w:lvl>
   </w:abstractNum>
-  <w:abstractNum w:abstractNumId="34" w15:restartNumberingAfterBreak="0">
+  <w:abstractNum w:abstractNumId="40" w15:restartNumberingAfterBreak="0">
     <w:nsid w:val="76044680"/>
     <w:multiLevelType w:val="hybridMultilevel"/>
     <w:tmpl w:val="9BE88D02"/>
@@ -16644,7 +18370,7 @@
       </w:rPr>
     </w:lvl>
   </w:abstractNum>
-  <w:abstractNum w:abstractNumId="35" w15:restartNumberingAfterBreak="0">
+  <w:abstractNum w:abstractNumId="41" w15:restartNumberingAfterBreak="0">
     <w:nsid w:val="76520491"/>
     <w:multiLevelType w:val="hybridMultilevel"/>
     <w:tmpl w:val="DDD86AEA"/>
@@ -16757,7 +18483,7 @@
       </w:rPr>
     </w:lvl>
   </w:abstractNum>
-  <w:abstractNum w:abstractNumId="36" w15:restartNumberingAfterBreak="0">
+  <w:abstractNum w:abstractNumId="42" w15:restartNumberingAfterBreak="0">
     <w:nsid w:val="79591059"/>
     <w:multiLevelType w:val="hybridMultilevel"/>
     <w:tmpl w:val="84F093C2"/>
@@ -16870,7 +18596,7 @@
       </w:rPr>
     </w:lvl>
   </w:abstractNum>
-  <w:abstractNum w:abstractNumId="37" w15:restartNumberingAfterBreak="0">
+  <w:abstractNum w:abstractNumId="43" w15:restartNumberingAfterBreak="0">
     <w:nsid w:val="79E46393"/>
     <w:multiLevelType w:val="hybridMultilevel"/>
     <w:tmpl w:val="C70EEDBA"/>
@@ -16983,7 +18709,7 @@
       </w:rPr>
     </w:lvl>
   </w:abstractNum>
-  <w:abstractNum w:abstractNumId="38" w15:restartNumberingAfterBreak="0">
+  <w:abstractNum w:abstractNumId="44" w15:restartNumberingAfterBreak="0">
     <w:nsid w:val="7D0622AE"/>
     <w:multiLevelType w:val="hybridMultilevel"/>
     <w:tmpl w:val="5FA8274A"/>
@@ -17097,121 +18823,139 @@
     </w:lvl>
   </w:abstractNum>
   <w:num w:numId="1" w16cid:durableId="773013680">
+    <w:abstractNumId w:val="22"/>
+  </w:num>
+  <w:num w:numId="2" w16cid:durableId="814680043">
+    <w:abstractNumId w:val="31"/>
+  </w:num>
+  <w:num w:numId="3" w16cid:durableId="424154716">
+    <w:abstractNumId w:val="43"/>
+  </w:num>
+  <w:num w:numId="4" w16cid:durableId="1878003493">
+    <w:abstractNumId w:val="11"/>
+  </w:num>
+  <w:num w:numId="5" w16cid:durableId="543057871">
+    <w:abstractNumId w:val="19"/>
+  </w:num>
+  <w:num w:numId="6" w16cid:durableId="462584137">
+    <w:abstractNumId w:val="7"/>
+  </w:num>
+  <w:num w:numId="7" w16cid:durableId="734934688">
+    <w:abstractNumId w:val="20"/>
+  </w:num>
+  <w:num w:numId="8" w16cid:durableId="192572170">
+    <w:abstractNumId w:val="10"/>
+  </w:num>
+  <w:num w:numId="9" w16cid:durableId="478308317">
+    <w:abstractNumId w:val="26"/>
+  </w:num>
+  <w:num w:numId="10" w16cid:durableId="326055659">
+    <w:abstractNumId w:val="5"/>
+  </w:num>
+  <w:num w:numId="11" w16cid:durableId="1633290208">
     <w:abstractNumId w:val="21"/>
   </w:num>
-  <w:num w:numId="2" w16cid:durableId="814680043">
-    <w:abstractNumId w:val="28"/>
-  </w:num>
-  <w:num w:numId="3" w16cid:durableId="424154716">
-    <w:abstractNumId w:val="37"/>
-  </w:num>
-  <w:num w:numId="4" w16cid:durableId="1878003493">
-    <w:abstractNumId w:val="10"/>
-  </w:num>
-  <w:num w:numId="5" w16cid:durableId="543057871">
-    <w:abstractNumId w:val="18"/>
-  </w:num>
-  <w:num w:numId="6" w16cid:durableId="462584137">
-    <w:abstractNumId w:val="6"/>
-  </w:num>
-  <w:num w:numId="7" w16cid:durableId="734934688">
-    <w:abstractNumId w:val="19"/>
-  </w:num>
-  <w:num w:numId="8" w16cid:durableId="192572170">
+  <w:num w:numId="12" w16cid:durableId="1770158749">
     <w:abstractNumId w:val="9"/>
   </w:num>
-  <w:num w:numId="9" w16cid:durableId="478308317">
-    <w:abstractNumId w:val="24"/>
-  </w:num>
-  <w:num w:numId="10" w16cid:durableId="326055659">
-    <w:abstractNumId w:val="4"/>
-  </w:num>
-  <w:num w:numId="11" w16cid:durableId="1633290208">
-    <w:abstractNumId w:val="20"/>
-  </w:num>
-  <w:num w:numId="12" w16cid:durableId="1770158749">
-    <w:abstractNumId w:val="8"/>
-  </w:num>
   <w:num w:numId="13" w16cid:durableId="626930560">
-    <w:abstractNumId w:val="36"/>
+    <w:abstractNumId w:val="42"/>
   </w:num>
   <w:num w:numId="14" w16cid:durableId="1810054641">
     <w:abstractNumId w:val="0"/>
   </w:num>
   <w:num w:numId="15" w16cid:durableId="1896508949">
+    <w:abstractNumId w:val="36"/>
+  </w:num>
+  <w:num w:numId="16" w16cid:durableId="1137139102">
+    <w:abstractNumId w:val="25"/>
+  </w:num>
+  <w:num w:numId="17" w16cid:durableId="1272589092">
+    <w:abstractNumId w:val="13"/>
+  </w:num>
+  <w:num w:numId="18" w16cid:durableId="1803158837">
+    <w:abstractNumId w:val="38"/>
+  </w:num>
+  <w:num w:numId="19" w16cid:durableId="1736853617">
     <w:abstractNumId w:val="30"/>
   </w:num>
-  <w:num w:numId="16" w16cid:durableId="1137139102">
-    <w:abstractNumId w:val="23"/>
-  </w:num>
-  <w:num w:numId="17" w16cid:durableId="1272589092">
-    <w:abstractNumId w:val="12"/>
-  </w:num>
-  <w:num w:numId="18" w16cid:durableId="1803158837">
-    <w:abstractNumId w:val="32"/>
-  </w:num>
-  <w:num w:numId="19" w16cid:durableId="1736853617">
-    <w:abstractNumId w:val="27"/>
-  </w:num>
   <w:num w:numId="20" w16cid:durableId="675380061">
-    <w:abstractNumId w:val="35"/>
+    <w:abstractNumId w:val="41"/>
   </w:num>
   <w:num w:numId="21" w16cid:durableId="2066293465">
-    <w:abstractNumId w:val="3"/>
+    <w:abstractNumId w:val="4"/>
   </w:num>
   <w:num w:numId="22" w16cid:durableId="2145812074">
     <w:abstractNumId w:val="1"/>
   </w:num>
   <w:num w:numId="23" w16cid:durableId="1930888546">
-    <w:abstractNumId w:val="5"/>
+    <w:abstractNumId w:val="6"/>
   </w:num>
   <w:num w:numId="24" w16cid:durableId="988290140">
+    <w:abstractNumId w:val="16"/>
+  </w:num>
+  <w:num w:numId="25" w16cid:durableId="1633637192">
+    <w:abstractNumId w:val="17"/>
+  </w:num>
+  <w:num w:numId="26" w16cid:durableId="1780762300">
+    <w:abstractNumId w:val="24"/>
+  </w:num>
+  <w:num w:numId="27" w16cid:durableId="205334151">
     <w:abstractNumId w:val="15"/>
   </w:num>
-  <w:num w:numId="25" w16cid:durableId="1633637192">
-    <w:abstractNumId w:val="16"/>
+  <w:num w:numId="28" w16cid:durableId="606961371">
+    <w:abstractNumId w:val="28"/>
   </w:num>
-  <w:num w:numId="26" w16cid:durableId="1780762300">
-    <w:abstractNumId w:val="22"/>
-  </w:num>
-  <w:num w:numId="27" w16cid:durableId="205334151">
+  <w:num w:numId="29" w16cid:durableId="1789546492">
     <w:abstractNumId w:val="14"/>
   </w:num>
-  <w:num w:numId="28" w16cid:durableId="606961371">
-    <w:abstractNumId w:val="25"/>
-  </w:num>
-  <w:num w:numId="29" w16cid:durableId="1789546492">
-    <w:abstractNumId w:val="13"/>
-  </w:num>
   <w:num w:numId="30" w16cid:durableId="1974286246">
-    <w:abstractNumId w:val="7"/>
+    <w:abstractNumId w:val="8"/>
   </w:num>
   <w:num w:numId="31" w16cid:durableId="2037808863">
+    <w:abstractNumId w:val="40"/>
+  </w:num>
+  <w:num w:numId="32" w16cid:durableId="292253406">
+    <w:abstractNumId w:val="3"/>
+  </w:num>
+  <w:num w:numId="33" w16cid:durableId="761998320">
+    <w:abstractNumId w:val="18"/>
+  </w:num>
+  <w:num w:numId="34" w16cid:durableId="341009692">
+    <w:abstractNumId w:val="12"/>
+  </w:num>
+  <w:num w:numId="35" w16cid:durableId="356349788">
+    <w:abstractNumId w:val="29"/>
+  </w:num>
+  <w:num w:numId="36" w16cid:durableId="1217935703">
     <w:abstractNumId w:val="34"/>
   </w:num>
-  <w:num w:numId="32" w16cid:durableId="292253406">
+  <w:num w:numId="37" w16cid:durableId="112287699">
+    <w:abstractNumId w:val="37"/>
+  </w:num>
+  <w:num w:numId="38" w16cid:durableId="1647468029">
+    <w:abstractNumId w:val="44"/>
+  </w:num>
+  <w:num w:numId="39" w16cid:durableId="389578079">
+    <w:abstractNumId w:val="39"/>
+  </w:num>
+  <w:num w:numId="40" w16cid:durableId="733283876">
+    <w:abstractNumId w:val="35"/>
+  </w:num>
+  <w:num w:numId="41" w16cid:durableId="1209218680">
+    <w:abstractNumId w:val="32"/>
+  </w:num>
+  <w:num w:numId="42" w16cid:durableId="1819806327">
+    <w:abstractNumId w:val="27"/>
+  </w:num>
+  <w:num w:numId="43" w16cid:durableId="1222640111">
+    <w:abstractNumId w:val="33"/>
+  </w:num>
+  <w:num w:numId="44" w16cid:durableId="1797217401">
     <w:abstractNumId w:val="2"/>
   </w:num>
-  <w:num w:numId="33" w16cid:durableId="761998320">
-    <w:abstractNumId w:val="17"/>
-  </w:num>
-  <w:num w:numId="34" w16cid:durableId="341009692">
-    <w:abstractNumId w:val="11"/>
-  </w:num>
-  <w:num w:numId="35" w16cid:durableId="356349788">
-    <w:abstractNumId w:val="26"/>
-  </w:num>
-  <w:num w:numId="36" w16cid:durableId="1217935703">
-    <w:abstractNumId w:val="29"/>
-  </w:num>
-  <w:num w:numId="37" w16cid:durableId="112287699">
-    <w:abstractNumId w:val="31"/>
-  </w:num>
-  <w:num w:numId="38" w16cid:durableId="1647468029">
-    <w:abstractNumId w:val="38"/>
-  </w:num>
-  <w:num w:numId="39" w16cid:durableId="389578079">
-    <w:abstractNumId w:val="33"/>
+  <w:num w:numId="45" w16cid:durableId="856844440">
+    <w:abstractNumId w:val="23"/>
   </w:num>
 </w:numbering>
 </file>
@@ -17829,6 +19573,7 @@
   <w:style w:type="character" w:default="1" w:styleId="DefaultParagraphFont">
     <w:name w:val="Default Paragraph Font"/>
     <w:uiPriority w:val="1"/>
+    <w:semiHidden/>
     <w:unhideWhenUsed/>
   </w:style>
   <w:style w:type="table" w:default="1" w:styleId="TableNormal">
